--- a/Parameter Setting.docx
+++ b/Parameter Setting.docx
@@ -19,9 +19,9 @@
           <w:noProof/>
         </w:rPr>
         <w:drawing>
-          <wp:inline distT="0" distB="0" distL="0" distR="0" wp14:anchorId="6418D666" wp14:editId="75E96375">
+          <wp:inline distT="0" distB="0" distL="0" distR="0" wp14:anchorId="568CCF95" wp14:editId="19FF3B62">
             <wp:extent cx="5731510" cy="2466340"/>
-            <wp:effectExtent l="0" t="0" r="2540" b="0"/>
+            <wp:effectExtent l="0" t="0" r="0" b="0"/>
             <wp:docPr id="815503333" name="圖片 1"/>
             <wp:cNvGraphicFramePr>
               <a:graphicFrameLocks xmlns:a="http://schemas.openxmlformats.org/drawingml/2006/main" noChangeAspect="1"/>
@@ -34,7 +34,7 @@
                     <pic:cNvPicPr/>
                   </pic:nvPicPr>
                   <pic:blipFill>
-                    <a:blip r:embed="rId8"/>
+                    <a:blip r:embed="rId4"/>
                     <a:stretch>
                       <a:fillRect/>
                     </a:stretch>
@@ -72,9 +72,9 @@
           <w:noProof/>
         </w:rPr>
         <w:drawing>
-          <wp:inline distT="0" distB="0" distL="0" distR="0" wp14:anchorId="0096F119" wp14:editId="63921CF7">
+          <wp:inline distT="0" distB="0" distL="0" distR="0" wp14:anchorId="7C88C1EC" wp14:editId="5224503B">
             <wp:extent cx="5731510" cy="2882265"/>
-            <wp:effectExtent l="0" t="0" r="2540" b="0"/>
+            <wp:effectExtent l="0" t="0" r="0" b="0"/>
             <wp:docPr id="1286317538" name="圖片 1"/>
             <wp:cNvGraphicFramePr>
               <a:graphicFrameLocks xmlns:a="http://schemas.openxmlformats.org/drawingml/2006/main" noChangeAspect="1"/>
@@ -87,7 +87,7 @@
                     <pic:cNvPicPr/>
                   </pic:nvPicPr>
                   <pic:blipFill>
-                    <a:blip r:embed="rId9"/>
+                    <a:blip r:embed="rId5"/>
                     <a:stretch>
                       <a:fillRect/>
                     </a:stretch>
@@ -466,27 +466,34 @@
     </w:p>
     <w:tbl>
       <w:tblPr>
-        <w:tblStyle w:val="af4"/>
-        <w:tblW w:w="8364" w:type="dxa"/>
-        <w:tblBorders>
-          <w:top w:val="none" w:sz="0" w:space="0" w:color="auto"/>
-          <w:left w:val="none" w:sz="0" w:space="0" w:color="auto"/>
-          <w:bottom w:val="none" w:sz="0" w:space="0" w:color="auto"/>
-          <w:right w:val="none" w:sz="0" w:space="0" w:color="auto"/>
-          <w:insideH w:val="none" w:sz="0" w:space="0" w:color="auto"/>
-          <w:insideV w:val="none" w:sz="0" w:space="0" w:color="auto"/>
-        </w:tblBorders>
+        <w:tblStyle w:val="TableStyle"/>
+        <w:tblW w:w="9781" w:type="dxa"/>
+        <w:tblInd w:w="0" w:type="dxa"/>
+        <w:tblCellMar>
+          <w:top w:w="0" w:type="dxa"/>
+          <w:left w:w="0" w:type="dxa"/>
+          <w:bottom w:w="0" w:type="dxa"/>
+          <w:right w:w="0" w:type="dxa"/>
+        </w:tblCellMar>
         <w:tblLook w:val="04A0" w:firstRow="1" w:lastRow="0" w:firstColumn="1" w:lastColumn="0" w:noHBand="0" w:noVBand="1"/>
       </w:tblPr>
       <w:tblGrid>
-        <w:gridCol w:w="1239"/>
-        <w:gridCol w:w="2817"/>
-        <w:gridCol w:w="4308"/>
+        <w:gridCol w:w="1084"/>
+        <w:gridCol w:w="3311"/>
+        <w:gridCol w:w="5386"/>
       </w:tblGrid>
       <w:tr>
-        <w:tc>
-          <w:tcPr>
-            <w:tcW w:w="3949" w:type="dxa"/>
+        <w:tblPrEx>
+          <w:tblCellMar>
+            <w:top w:w="0" w:type="dxa"/>
+            <w:left w:w="0" w:type="dxa"/>
+            <w:bottom w:w="0" w:type="dxa"/>
+            <w:right w:w="0" w:type="dxa"/>
+          </w:tblCellMar>
+        </w:tblPrEx>
+        <w:tc>
+          <w:tcPr>
+            <w:tcW w:w="4395" w:type="dxa"/>
             <w:gridSpan w:val="2"/>
             <w:vAlign w:val="center"/>
           </w:tcPr>
@@ -510,7 +517,7 @@
         </w:tc>
         <w:tc>
           <w:tcPr>
-            <w:tcW w:w="4415" w:type="dxa"/>
+            <w:tcW w:w="5386" w:type="dxa"/>
           </w:tcPr>
           <w:p>
             <w:pPr>
@@ -524,9 +531,17 @@
         </w:tc>
       </w:tr>
       <w:tr>
-        <w:tc>
-          <w:tcPr>
-            <w:tcW w:w="1096" w:type="dxa"/>
+        <w:tblPrEx>
+          <w:tblCellMar>
+            <w:top w:w="0" w:type="dxa"/>
+            <w:left w:w="0" w:type="dxa"/>
+            <w:bottom w:w="0" w:type="dxa"/>
+            <w:right w:w="0" w:type="dxa"/>
+          </w:tblCellMar>
+        </w:tblPrEx>
+        <w:tc>
+          <w:tcPr>
+            <w:tcW w:w="1084" w:type="dxa"/>
             <w:vAlign w:val="center"/>
           </w:tcPr>
           <w:p>
@@ -549,7 +564,7 @@
         </w:tc>
         <w:tc>
           <w:tcPr>
-            <w:tcW w:w="2853" w:type="dxa"/>
+            <w:tcW w:w="3311" w:type="dxa"/>
             <w:vAlign w:val="center"/>
           </w:tcPr>
           <w:p>
@@ -582,27 +597,35 @@
         </w:tc>
         <w:tc>
           <w:tcPr>
-            <w:tcW w:w="4415" w:type="dxa"/>
-          </w:tcPr>
-          <w:p>
-            <w:pPr>
-              <w:rPr>
-                <w:rFonts w:eastAsiaTheme="minorEastAsia"/>
-              </w:rPr>
-            </w:pPr>
-            <w:r>
-              <w:rPr>
-                <w:rFonts w:eastAsiaTheme="minorEastAsia" w:hint="eastAsia"/>
-              </w:rPr>
-              <w:t>10</w:t>
+            <w:tcW w:w="5386" w:type="dxa"/>
+          </w:tcPr>
+          <w:p>
+            <w:pPr>
+              <w:rPr>
+                <w:rFonts w:eastAsiaTheme="minorEastAsia"/>
+              </w:rPr>
+            </w:pPr>
+            <w:r>
+              <w:rPr>
+                <w:rFonts w:eastAsiaTheme="minorEastAsia" w:hint="eastAsia"/>
+              </w:rPr>
+              <w:t>129</w:t>
             </w:r>
           </w:p>
         </w:tc>
       </w:tr>
       <w:tr>
-        <w:tc>
-          <w:tcPr>
-            <w:tcW w:w="1096" w:type="dxa"/>
+        <w:tblPrEx>
+          <w:tblCellMar>
+            <w:top w:w="0" w:type="dxa"/>
+            <w:left w:w="0" w:type="dxa"/>
+            <w:bottom w:w="0" w:type="dxa"/>
+            <w:right w:w="0" w:type="dxa"/>
+          </w:tblCellMar>
+        </w:tblPrEx>
+        <w:tc>
+          <w:tcPr>
+            <w:tcW w:w="1084" w:type="dxa"/>
             <w:vAlign w:val="center"/>
           </w:tcPr>
           <w:p>
@@ -625,7 +648,7 @@
         </w:tc>
         <w:tc>
           <w:tcPr>
-            <w:tcW w:w="2853" w:type="dxa"/>
+            <w:tcW w:w="3311" w:type="dxa"/>
             <w:vAlign w:val="center"/>
           </w:tcPr>
           <w:p>
@@ -638,7 +661,21 @@
               <w:rPr>
                 <w:rFonts w:eastAsiaTheme="minorEastAsia"/>
               </w:rPr>
-              <w:t xml:space="preserve">Set of candidate CCP locations, indexed by </w:t>
+              <w:t xml:space="preserve">Set of </w:t>
+            </w:r>
+            <w:proofErr w:type="gramStart"/>
+            <w:r>
+              <w:rPr>
+                <w:rFonts w:eastAsiaTheme="minorEastAsia"/>
+              </w:rPr>
+              <w:t>candidate</w:t>
+            </w:r>
+            <w:proofErr w:type="gramEnd"/>
+            <w:r>
+              <w:rPr>
+                <w:rFonts w:eastAsiaTheme="minorEastAsia"/>
+              </w:rPr>
+              <w:t xml:space="preserve"> CCP locations, indexed by </w:t>
             </w:r>
             <m:oMath>
               <m:r>
@@ -658,27 +695,35 @@
         </w:tc>
         <w:tc>
           <w:tcPr>
-            <w:tcW w:w="4415" w:type="dxa"/>
-          </w:tcPr>
-          <w:p>
-            <w:pPr>
-              <w:rPr>
-                <w:rFonts w:eastAsiaTheme="minorEastAsia"/>
-              </w:rPr>
-            </w:pPr>
-            <w:r>
-              <w:rPr>
-                <w:rFonts w:eastAsiaTheme="minorEastAsia" w:hint="eastAsia"/>
-              </w:rPr>
-              <w:t>5</w:t>
+            <w:tcW w:w="5386" w:type="dxa"/>
+          </w:tcPr>
+          <w:p>
+            <w:pPr>
+              <w:rPr>
+                <w:rFonts w:eastAsiaTheme="minorEastAsia"/>
+              </w:rPr>
+            </w:pPr>
+            <w:r>
+              <w:rPr>
+                <w:rFonts w:eastAsiaTheme="minorEastAsia" w:hint="eastAsia"/>
+              </w:rPr>
+              <w:t>10</w:t>
             </w:r>
           </w:p>
         </w:tc>
       </w:tr>
       <w:tr>
-        <w:tc>
-          <w:tcPr>
-            <w:tcW w:w="1096" w:type="dxa"/>
+        <w:tblPrEx>
+          <w:tblCellMar>
+            <w:top w:w="0" w:type="dxa"/>
+            <w:left w:w="0" w:type="dxa"/>
+            <w:bottom w:w="0" w:type="dxa"/>
+            <w:right w:w="0" w:type="dxa"/>
+          </w:tblCellMar>
+        </w:tblPrEx>
+        <w:tc>
+          <w:tcPr>
+            <w:tcW w:w="1084" w:type="dxa"/>
             <w:vAlign w:val="center"/>
           </w:tcPr>
           <w:p>
@@ -701,7 +746,7 @@
         </w:tc>
         <w:tc>
           <w:tcPr>
-            <w:tcW w:w="2853" w:type="dxa"/>
+            <w:tcW w:w="3311" w:type="dxa"/>
             <w:vAlign w:val="center"/>
           </w:tcPr>
           <w:p>
@@ -737,7 +782,7 @@
         </w:tc>
         <w:tc>
           <w:tcPr>
-            <w:tcW w:w="4415" w:type="dxa"/>
+            <w:tcW w:w="5386" w:type="dxa"/>
           </w:tcPr>
           <w:p>
             <w:pPr>
@@ -752,15 +797,23 @@
               <w:rPr>
                 <w:rFonts w:eastAsiaTheme="minorEastAsia" w:hint="eastAsia"/>
               </w:rPr>
-              <w:t>4</w:t>
+              <w:t>16</w:t>
             </w:r>
           </w:p>
         </w:tc>
       </w:tr>
       <w:tr>
-        <w:tc>
-          <w:tcPr>
-            <w:tcW w:w="1096" w:type="dxa"/>
+        <w:tblPrEx>
+          <w:tblCellMar>
+            <w:top w:w="0" w:type="dxa"/>
+            <w:left w:w="0" w:type="dxa"/>
+            <w:bottom w:w="0" w:type="dxa"/>
+            <w:right w:w="0" w:type="dxa"/>
+          </w:tblCellMar>
+        </w:tblPrEx>
+        <w:tc>
+          <w:tcPr>
+            <w:tcW w:w="1084" w:type="dxa"/>
             <w:vAlign w:val="center"/>
           </w:tcPr>
           <w:p>
@@ -783,7 +836,7 @@
         </w:tc>
         <w:tc>
           <w:tcPr>
-            <w:tcW w:w="2853" w:type="dxa"/>
+            <w:tcW w:w="3311" w:type="dxa"/>
             <w:vAlign w:val="center"/>
           </w:tcPr>
           <w:p>
@@ -796,7 +849,14 @@
               <w:rPr>
                 <w:rFonts w:eastAsiaTheme="minorEastAsia"/>
               </w:rPr>
-              <w:t xml:space="preserve">Set of casualty severity levels, indexed by </w:t>
+              <w:t xml:space="preserve">Set of casualty severity levels, </w:t>
+            </w:r>
+            <w:r>
+              <w:rPr>
+                <w:rFonts w:eastAsiaTheme="minorEastAsia"/>
+              </w:rPr>
+              <w:lastRenderedPageBreak/>
+              <w:t xml:space="preserve">indexed by </w:t>
             </w:r>
             <m:oMath>
               <m:r>
@@ -810,20 +870,13 @@
               <w:rPr>
                 <w:rFonts w:eastAsiaTheme="minorEastAsia"/>
               </w:rPr>
-              <w:t xml:space="preserve">. </w:t>
-            </w:r>
-            <w:r>
-              <w:rPr>
-                <w:rFonts w:eastAsiaTheme="minorEastAsia"/>
-              </w:rPr>
-              <w:lastRenderedPageBreak/>
-              <w:t>Specifically, it includes minor, moderate, and severe levels.</w:t>
-            </w:r>
-          </w:p>
-        </w:tc>
-        <w:tc>
-          <w:tcPr>
-            <w:tcW w:w="4415" w:type="dxa"/>
+              <w:t>. Specifically, it includes minor, moderate, and severe levels.</w:t>
+            </w:r>
+          </w:p>
+        </w:tc>
+        <w:tc>
+          <w:tcPr>
+            <w:tcW w:w="5386" w:type="dxa"/>
           </w:tcPr>
           <w:p>
             <w:pPr>
@@ -835,24 +888,27 @@
         </w:tc>
       </w:tr>
       <w:tr>
-        <w:tc>
-          <w:tcPr>
-            <w:tcW w:w="1096" w:type="dxa"/>
+        <w:tblPrEx>
+          <w:tblCellMar>
+            <w:top w:w="0" w:type="dxa"/>
+            <w:left w:w="0" w:type="dxa"/>
+            <w:bottom w:w="0" w:type="dxa"/>
+            <w:right w:w="0" w:type="dxa"/>
+          </w:tblCellMar>
+        </w:tblPrEx>
+        <w:tc>
+          <w:tcPr>
+            <w:tcW w:w="1084" w:type="dxa"/>
             <w:vAlign w:val="center"/>
           </w:tcPr>
           <w:p>
-            <w:pPr>
-              <w:rPr>
-                <w:rFonts w:eastAsia="新細明體"/>
-              </w:rPr>
-            </w:pPr>
             <m:oMathPara>
               <m:oMath>
                 <m:sSup>
                   <m:sSupPr>
                     <m:ctrlPr>
                       <w:rPr>
-                        <w:rFonts w:ascii="Cambria Math" w:eastAsia="新細明體" w:hAnsi="Cambria Math"/>
+                        <w:rFonts w:ascii="Cambria Math" w:hAnsi="Cambria Math"/>
                         <w:i/>
                       </w:rPr>
                     </m:ctrlPr>
@@ -860,7 +916,7 @@
                   <m:e>
                     <m:r>
                       <w:rPr>
-                        <w:rFonts w:ascii="Cambria Math" w:eastAsia="新細明體" w:hAnsi="Cambria Math"/>
+                        <w:rFonts w:ascii="Cambria Math" w:hAnsi="Cambria Math"/>
                       </w:rPr>
                       <m:t>L</m:t>
                     </m:r>
@@ -868,7 +924,7 @@
                   <m:sup>
                     <m:r>
                       <w:rPr>
-                        <w:rFonts w:ascii="Cambria Math" w:eastAsia="新細明體" w:hAnsi="Cambria Math"/>
+                        <w:rFonts w:ascii="Cambria Math" w:hAnsi="Cambria Math"/>
                       </w:rPr>
                       <m:t>Amb</m:t>
                     </m:r>
@@ -880,7 +936,7 @@
         </w:tc>
         <w:tc>
           <w:tcPr>
-            <w:tcW w:w="2853" w:type="dxa"/>
+            <w:tcW w:w="3311" w:type="dxa"/>
             <w:vAlign w:val="center"/>
           </w:tcPr>
           <w:p>
@@ -906,7 +962,7 @@
                 <m:sSupPr>
                   <m:ctrlPr>
                     <w:rPr>
-                      <w:rFonts w:ascii="Cambria Math" w:eastAsia="新細明體" w:hAnsi="Cambria Math"/>
+                      <w:rFonts w:ascii="Cambria Math" w:hAnsi="Cambria Math"/>
                       <w:i/>
                     </w:rPr>
                   </m:ctrlPr>
@@ -914,7 +970,7 @@
                 <m:e>
                   <m:r>
                     <w:rPr>
-                      <w:rFonts w:ascii="Cambria Math" w:eastAsia="新細明體" w:hAnsi="Cambria Math"/>
+                      <w:rFonts w:ascii="Cambria Math" w:hAnsi="Cambria Math"/>
                     </w:rPr>
                     <m:t>L</m:t>
                   </m:r>
@@ -922,7 +978,7 @@
                 <m:sup>
                   <m:r>
                     <w:rPr>
-                      <w:rFonts w:ascii="Cambria Math" w:eastAsia="新細明體" w:hAnsi="Cambria Math"/>
+                      <w:rFonts w:ascii="Cambria Math" w:hAnsi="Cambria Math"/>
                     </w:rPr>
                     <m:t>Amb</m:t>
                   </m:r>
@@ -930,9 +986,15 @@
               </m:sSup>
               <m:r>
                 <w:rPr>
-                  <w:rFonts w:ascii="Cambria Math" w:eastAsia="新細明體" w:hAnsi="Cambria Math"/>
-                </w:rPr>
-                <m:t>⊆L</m:t>
+                  <w:rFonts w:ascii="Cambria Math" w:hAnsi="Cambria Math"/>
+                </w:rPr>
+                <m:t>⊆</m:t>
+              </m:r>
+              <m:r>
+                <w:rPr>
+                  <w:rFonts w:ascii="Cambria Math" w:hAnsi="Cambria Math"/>
+                </w:rPr>
+                <m:t>L</m:t>
               </m:r>
             </m:oMath>
             <w:r>
@@ -945,7 +1007,7 @@
         </w:tc>
         <w:tc>
           <w:tcPr>
-            <w:tcW w:w="4415" w:type="dxa"/>
+            <w:tcW w:w="5386" w:type="dxa"/>
           </w:tcPr>
           <w:p>
             <w:pPr>
@@ -957,9 +1019,17 @@
         </w:tc>
       </w:tr>
       <w:tr>
-        <w:tc>
-          <w:tcPr>
-            <w:tcW w:w="1096" w:type="dxa"/>
+        <w:tblPrEx>
+          <w:tblCellMar>
+            <w:top w:w="0" w:type="dxa"/>
+            <w:left w:w="0" w:type="dxa"/>
+            <w:bottom w:w="0" w:type="dxa"/>
+            <w:right w:w="0" w:type="dxa"/>
+          </w:tblCellMar>
+        </w:tblPrEx>
+        <w:tc>
+          <w:tcPr>
+            <w:tcW w:w="1084" w:type="dxa"/>
             <w:vAlign w:val="center"/>
           </w:tcPr>
           <w:p>
@@ -982,7 +1052,7 @@
         </w:tc>
         <w:tc>
           <w:tcPr>
-            <w:tcW w:w="2853" w:type="dxa"/>
+            <w:tcW w:w="3311" w:type="dxa"/>
             <w:vAlign w:val="center"/>
           </w:tcPr>
           <w:p>
@@ -1015,34 +1085,43 @@
         </w:tc>
         <w:tc>
           <w:tcPr>
-            <w:tcW w:w="4415" w:type="dxa"/>
-          </w:tcPr>
-          <w:p>
-            <w:pPr>
-              <w:rPr>
-                <w:rFonts w:eastAsiaTheme="minorEastAsia"/>
-              </w:rPr>
-            </w:pPr>
+            <w:tcW w:w="5386" w:type="dxa"/>
+          </w:tcPr>
+          <w:p>
+            <w:pPr>
+              <w:rPr>
+                <w:rFonts w:eastAsiaTheme="minorEastAsia"/>
+              </w:rPr>
+            </w:pPr>
+            <w:r>
+              <w:rPr>
+                <w:rFonts w:eastAsiaTheme="minorEastAsia"/>
+              </w:rPr>
+              <w:t>8</w:t>
+            </w:r>
           </w:p>
         </w:tc>
       </w:tr>
       <w:tr>
-        <w:tc>
-          <w:tcPr>
-            <w:tcW w:w="1096" w:type="dxa"/>
+        <w:tblPrEx>
+          <w:tblCellMar>
+            <w:top w:w="0" w:type="dxa"/>
+            <w:left w:w="0" w:type="dxa"/>
+            <w:bottom w:w="0" w:type="dxa"/>
+            <w:right w:w="0" w:type="dxa"/>
+          </w:tblCellMar>
+        </w:tblPrEx>
+        <w:tc>
+          <w:tcPr>
+            <w:tcW w:w="1084" w:type="dxa"/>
             <w:vAlign w:val="center"/>
           </w:tcPr>
           <w:p>
-            <w:pPr>
-              <w:rPr>
-                <w:rFonts w:eastAsia="新細明體"/>
-              </w:rPr>
-            </w:pPr>
             <m:oMathPara>
               <m:oMath>
                 <m:r>
                   <w:rPr>
-                    <w:rFonts w:ascii="Cambria Math" w:eastAsia="新細明體" w:hAnsi="Cambria Math"/>
+                    <w:rFonts w:ascii="Cambria Math" w:hAnsi="Cambria Math"/>
                   </w:rPr>
                   <m:t>S</m:t>
                 </m:r>
@@ -1052,7 +1131,7 @@
         </w:tc>
         <w:tc>
           <w:tcPr>
-            <w:tcW w:w="2853" w:type="dxa"/>
+            <w:tcW w:w="3311" w:type="dxa"/>
             <w:vAlign w:val="center"/>
           </w:tcPr>
           <w:p>
@@ -1085,44 +1164,51 @@
         </w:tc>
         <w:tc>
           <w:tcPr>
-            <w:tcW w:w="4415" w:type="dxa"/>
-          </w:tcPr>
-          <w:p>
-            <w:pPr>
-              <w:rPr>
-                <w:rFonts w:eastAsiaTheme="minorEastAsia"/>
-              </w:rPr>
-            </w:pPr>
+            <w:tcW w:w="5386" w:type="dxa"/>
+          </w:tcPr>
+          <w:p>
+            <w:pPr>
+              <w:rPr>
+                <w:rFonts w:eastAsiaTheme="minorEastAsia"/>
+              </w:rPr>
+            </w:pPr>
+            <w:r>
+              <w:rPr>
+                <w:rFonts w:eastAsiaTheme="minorEastAsia"/>
+              </w:rPr>
+              <w:t>5</w:t>
+            </w:r>
           </w:p>
         </w:tc>
       </w:tr>
       <w:tr>
-        <w:tc>
-          <w:tcPr>
-            <w:tcW w:w="3949" w:type="dxa"/>
+        <w:tblPrEx>
+          <w:tblCellMar>
+            <w:top w:w="0" w:type="dxa"/>
+            <w:left w:w="0" w:type="dxa"/>
+            <w:bottom w:w="0" w:type="dxa"/>
+            <w:right w:w="0" w:type="dxa"/>
+          </w:tblCellMar>
+        </w:tblPrEx>
+        <w:tc>
+          <w:tcPr>
+            <w:tcW w:w="4395" w:type="dxa"/>
             <w:gridSpan w:val="2"/>
             <w:vAlign w:val="center"/>
           </w:tcPr>
           <w:p>
             <w:pPr>
-              <w:widowControl/>
-              <w:rPr>
-                <w:rFonts w:eastAsia="新細明體"/>
+              <w:rPr>
                 <w:b/>
                 <w:bCs/>
                 <w:color w:val="1F1F1F"/>
-                <w:kern w:val="0"/>
-                <w14:ligatures w14:val="none"/>
-              </w:rPr>
-            </w:pPr>
-            <w:r>
-              <w:rPr>
-                <w:rFonts w:eastAsia="新細明體"/>
+              </w:rPr>
+            </w:pPr>
+            <w:r>
+              <w:rPr>
                 <w:b/>
                 <w:bCs/>
                 <w:color w:val="1F1F1F"/>
-                <w:kern w:val="0"/>
-                <w14:ligatures w14:val="none"/>
               </w:rPr>
               <w:t>First-Stage Deterministic Parameters:</w:t>
             </w:r>
@@ -1130,38 +1216,38 @@
         </w:tc>
         <w:tc>
           <w:tcPr>
-            <w:tcW w:w="4415" w:type="dxa"/>
-          </w:tcPr>
-          <w:p>
-            <w:pPr>
-              <w:widowControl/>
-              <w:rPr>
-                <w:rFonts w:eastAsia="新細明體"/>
+            <w:tcW w:w="5386" w:type="dxa"/>
+          </w:tcPr>
+          <w:p>
+            <w:pPr>
+              <w:rPr>
                 <w:b/>
                 <w:bCs/>
                 <w:color w:val="1F1F1F"/>
-                <w:kern w:val="0"/>
-                <w14:ligatures w14:val="none"/>
               </w:rPr>
             </w:pPr>
           </w:p>
         </w:tc>
       </w:tr>
       <w:tr>
-        <w:tc>
-          <w:tcPr>
-            <w:tcW w:w="1096" w:type="dxa"/>
+        <w:tblPrEx>
+          <w:tblCellMar>
+            <w:top w:w="0" w:type="dxa"/>
+            <w:left w:w="0" w:type="dxa"/>
+            <w:bottom w:w="0" w:type="dxa"/>
+            <w:right w:w="0" w:type="dxa"/>
+          </w:tblCellMar>
+        </w:tblPrEx>
+        <w:tc>
+          <w:tcPr>
+            <w:tcW w:w="1084" w:type="dxa"/>
             <w:vAlign w:val="center"/>
             <w:hideMark/>
           </w:tcPr>
           <w:p>
             <w:pPr>
-              <w:widowControl/>
-              <w:rPr>
-                <w:rFonts w:eastAsia="新細明體"/>
+              <w:rPr>
                 <w:color w:val="1F1F1F"/>
-                <w:kern w:val="0"/>
-                <w14:ligatures w14:val="none"/>
               </w:rPr>
             </w:pPr>
             <m:oMathPara>
@@ -1170,23 +1256,19 @@
                   <m:sSubPr>
                     <m:ctrlPr>
                       <w:rPr>
-                        <w:rFonts w:ascii="Cambria Math" w:eastAsia="新細明體" w:hAnsi="Cambria Math"/>
+                        <w:rFonts w:ascii="Cambria Math" w:hAnsi="Cambria Math"/>
                         <w:i/>
                         <w:color w:val="1F1F1F"/>
-                        <w:kern w:val="0"/>
                         <w:bdr w:val="none" w:sz="0" w:space="0" w:color="auto" w:frame="1"/>
-                        <w14:ligatures w14:val="none"/>
                       </w:rPr>
                     </m:ctrlPr>
                   </m:sSubPr>
                   <m:e>
                     <m:r>
                       <w:rPr>
-                        <w:rFonts w:ascii="Cambria Math" w:eastAsia="新細明體" w:hAnsi="Cambria Math"/>
+                        <w:rFonts w:ascii="Cambria Math" w:hAnsi="Cambria Math"/>
                         <w:color w:val="1F1F1F"/>
-                        <w:kern w:val="0"/>
                         <w:bdr w:val="none" w:sz="0" w:space="0" w:color="auto" w:frame="1"/>
-                        <w14:ligatures w14:val="none"/>
                       </w:rPr>
                       <m:t>f</m:t>
                     </m:r>
@@ -1194,11 +1276,9 @@
                   <m:sub>
                     <m:r>
                       <w:rPr>
-                        <w:rFonts w:ascii="Cambria Math" w:eastAsia="新細明體" w:hAnsi="Cambria Math"/>
+                        <w:rFonts w:ascii="Cambria Math" w:hAnsi="Cambria Math"/>
                         <w:color w:val="1F1F1F"/>
-                        <w:kern w:val="0"/>
                         <w:bdr w:val="none" w:sz="0" w:space="0" w:color="auto" w:frame="1"/>
-                        <w14:ligatures w14:val="none"/>
                       </w:rPr>
                       <m:t>j</m:t>
                     </m:r>
@@ -1210,49 +1290,61 @@
         </w:tc>
         <w:tc>
           <w:tcPr>
-            <w:tcW w:w="2853" w:type="dxa"/>
+            <w:tcW w:w="3311" w:type="dxa"/>
             <w:vAlign w:val="center"/>
             <w:hideMark/>
           </w:tcPr>
           <w:p>
             <w:pPr>
-              <w:widowControl/>
-              <w:rPr>
-                <w:rFonts w:eastAsia="新細明體"/>
+              <w:rPr>
                 <w:color w:val="1F1F1F"/>
-                <w:kern w:val="0"/>
-                <w14:ligatures w14:val="none"/>
-              </w:rPr>
-            </w:pPr>
-            <w:r>
-              <w:rPr>
-                <w:rFonts w:eastAsia="新細明體"/>
+              </w:rPr>
+            </w:pPr>
+            <w:r>
+              <w:rPr>
                 <w:color w:val="1F1F1F"/>
-                <w:kern w:val="0"/>
                 <w:bdr w:val="none" w:sz="0" w:space="0" w:color="auto" w:frame="1"/>
-                <w14:ligatures w14:val="none"/>
               </w:rPr>
               <w:t xml:space="preserve">Fixed cost of opening CCP j, </w:t>
             </w:r>
             <m:oMath>
               <m:r>
                 <w:rPr>
-                  <w:rFonts w:ascii="Cambria Math" w:eastAsia="新細明體" w:hAnsi="Cambria Math"/>
+                  <w:rFonts w:ascii="Cambria Math" w:hAnsi="Cambria Math"/>
                   <w:color w:val="1F1F1F"/>
-                  <w:kern w:val="0"/>
                   <w:bdr w:val="none" w:sz="0" w:space="0" w:color="auto" w:frame="1"/>
-                  <w14:ligatures w14:val="none"/>
-                </w:rPr>
-                <m:t>∀j ∈J</m:t>
+                </w:rPr>
+                <m:t>∀</m:t>
+              </m:r>
+              <m:r>
+                <w:rPr>
+                  <w:rFonts w:ascii="Cambria Math" w:hAnsi="Cambria Math"/>
+                  <w:color w:val="1F1F1F"/>
+                  <w:bdr w:val="none" w:sz="0" w:space="0" w:color="auto" w:frame="1"/>
+                </w:rPr>
+                <m:t>j</m:t>
+              </m:r>
+              <m:r>
+                <w:rPr>
+                  <w:rFonts w:ascii="Cambria Math" w:hAnsi="Cambria Math"/>
+                  <w:color w:val="1F1F1F"/>
+                  <w:bdr w:val="none" w:sz="0" w:space="0" w:color="auto" w:frame="1"/>
+                </w:rPr>
+                <m:t xml:space="preserve"> ∈</m:t>
+              </m:r>
+              <m:r>
+                <w:rPr>
+                  <w:rFonts w:ascii="Cambria Math" w:hAnsi="Cambria Math"/>
+                  <w:color w:val="1F1F1F"/>
+                  <w:bdr w:val="none" w:sz="0" w:space="0" w:color="auto" w:frame="1"/>
+                </w:rPr>
+                <m:t>J</m:t>
               </m:r>
             </m:oMath>
             <w:r>
               <w:rPr>
-                <w:rFonts w:eastAsia="新細明體"/>
                 <w:color w:val="1F1F1F"/>
-                <w:kern w:val="0"/>
                 <w:bdr w:val="none" w:sz="0" w:space="0" w:color="auto" w:frame="1"/>
-                <w14:ligatures w14:val="none"/>
               </w:rPr>
               <w:t xml:space="preserve"> .</w:t>
             </w:r>
@@ -1260,84 +1352,52 @@
         </w:tc>
         <w:tc>
           <w:tcPr>
-            <w:tcW w:w="4415" w:type="dxa"/>
-          </w:tcPr>
-          <w:p>
-            <w:pPr>
-              <w:widowControl/>
-              <w:rPr>
-                <w:rFonts w:eastAsia="新細明體"/>
+            <w:tcW w:w="5386" w:type="dxa"/>
+          </w:tcPr>
+          <w:p>
+            <w:pPr>
+              <w:rPr>
                 <w:color w:val="1F1F1F"/>
-                <w:kern w:val="0"/>
                 <w:bdr w:val="none" w:sz="0" w:space="0" w:color="auto" w:frame="1"/>
-                <w14:ligatures w14:val="none"/>
-              </w:rPr>
-            </w:pPr>
-            <w:r>
-              <w:rPr>
-                <w:rFonts w:eastAsia="新細明體" w:hint="eastAsia"/>
+              </w:rPr>
+            </w:pPr>
+            <w:r>
+              <w:rPr>
+                <w:rFonts w:hint="eastAsia"/>
                 <w:color w:val="1F1F1F"/>
-                <w:kern w:val="0"/>
                 <w:bdr w:val="none" w:sz="0" w:space="0" w:color="auto" w:frame="1"/>
-                <w14:ligatures w14:val="none"/>
-              </w:rPr>
-              <w:t>3</w:t>
-            </w:r>
-            <w:r>
-              <w:rPr>
-                <w:rFonts w:eastAsia="新細明體" w:hint="eastAsia"/>
-                <w:color w:val="1F1F1F"/>
-                <w:kern w:val="0"/>
-                <w:bdr w:val="none" w:sz="0" w:space="0" w:color="auto" w:frame="1"/>
-                <w14:ligatures w14:val="none"/>
-              </w:rPr>
-              <w:t>,</w:t>
-            </w:r>
-            <w:r>
-              <w:rPr>
-                <w:rFonts w:eastAsia="新細明體" w:hint="eastAsia"/>
-                <w:color w:val="1F1F1F"/>
-                <w:kern w:val="0"/>
-                <w:bdr w:val="none" w:sz="0" w:space="0" w:color="auto" w:frame="1"/>
-                <w14:ligatures w14:val="none"/>
-              </w:rPr>
-              <w:t>0</w:t>
-            </w:r>
-            <w:r>
-              <w:rPr>
-                <w:rFonts w:eastAsia="新細明體" w:hint="eastAsia"/>
-                <w:color w:val="1F1F1F"/>
-                <w:kern w:val="0"/>
-                <w:bdr w:val="none" w:sz="0" w:space="0" w:color="auto" w:frame="1"/>
-                <w14:ligatures w14:val="none"/>
-              </w:rPr>
-              <w:t>00,000</w:t>
+              </w:rPr>
+              <w:t>1,500,000</w:t>
             </w:r>
           </w:p>
         </w:tc>
       </w:tr>
       <w:tr>
-        <w:tc>
-          <w:tcPr>
-            <w:tcW w:w="1096" w:type="dxa"/>
+        <w:tblPrEx>
+          <w:tblCellMar>
+            <w:top w:w="0" w:type="dxa"/>
+            <w:left w:w="0" w:type="dxa"/>
+            <w:bottom w:w="0" w:type="dxa"/>
+            <w:right w:w="0" w:type="dxa"/>
+          </w:tblCellMar>
+        </w:tblPrEx>
+        <w:tc>
+          <w:tcPr>
+            <w:tcW w:w="1084" w:type="dxa"/>
             <w:vAlign w:val="center"/>
             <w:hideMark/>
           </w:tcPr>
           <w:p>
             <w:pPr>
-              <w:widowControl/>
-              <w:rPr>
-                <w:rFonts w:eastAsia="新細明體"/>
+              <w:rPr>
                 <w:color w:val="1F1F1F"/>
-                <w:kern w:val="0"/>
-                <w14:ligatures w14:val="none"/>
               </w:rPr>
             </w:pPr>
             <m:oMathPara>
               <m:oMath>
                 <m:r>
                   <w:rPr>
-                    <w:rFonts w:ascii="Cambria Math" w:eastAsia="新細明體" w:hAnsi="Cambria Math"/>
+                    <w:rFonts w:ascii="Cambria Math" w:hAnsi="Cambria Math"/>
                     <w:color w:val="1F1F1F"/>
                   </w:rPr>
                   <m:t>cv</m:t>
@@ -1348,27 +1408,20 @@
         </w:tc>
         <w:tc>
           <w:tcPr>
-            <w:tcW w:w="2853" w:type="dxa"/>
+            <w:tcW w:w="3311" w:type="dxa"/>
             <w:vAlign w:val="center"/>
             <w:hideMark/>
           </w:tcPr>
           <w:p>
             <w:pPr>
-              <w:widowControl/>
-              <w:rPr>
-                <w:rFonts w:eastAsia="新細明體"/>
+              <w:rPr>
                 <w:color w:val="1F1F1F"/>
-                <w:kern w:val="0"/>
-                <w14:ligatures w14:val="none"/>
-              </w:rPr>
-            </w:pPr>
-            <w:r>
-              <w:rPr>
-                <w:rFonts w:eastAsia="新細明體"/>
+              </w:rPr>
+            </w:pPr>
+            <w:r>
+              <w:rPr>
                 <w:color w:val="1F1F1F"/>
-                <w:kern w:val="0"/>
                 <w:bdr w:val="none" w:sz="0" w:space="0" w:color="auto" w:frame="1"/>
-                <w14:ligatures w14:val="none"/>
               </w:rPr>
               <w:t>Unit cost of assigning one medical staff member to a CCP.</w:t>
             </w:r>
@@ -1376,26 +1429,19 @@
         </w:tc>
         <w:tc>
           <w:tcPr>
-            <w:tcW w:w="4415" w:type="dxa"/>
-          </w:tcPr>
-          <w:p>
-            <w:pPr>
-              <w:widowControl/>
-              <w:rPr>
-                <w:rFonts w:eastAsia="新細明體"/>
+            <w:tcW w:w="5386" w:type="dxa"/>
+          </w:tcPr>
+          <w:p>
+            <w:pPr>
+              <w:rPr>
                 <w:color w:val="1F1F1F"/>
-                <w:kern w:val="0"/>
                 <w:bdr w:val="none" w:sz="0" w:space="0" w:color="auto" w:frame="1"/>
-                <w14:ligatures w14:val="none"/>
-              </w:rPr>
-            </w:pPr>
-            <w:r>
-              <w:rPr>
-                <w:rFonts w:eastAsia="新細明體"/>
+              </w:rPr>
+            </w:pPr>
+            <w:r>
+              <w:rPr>
                 <w:color w:val="1F1F1F"/>
-                <w:kern w:val="0"/>
                 <w:bdr w:val="none" w:sz="0" w:space="0" w:color="auto" w:frame="1"/>
-                <w14:ligatures w14:val="none"/>
               </w:rPr>
               <w:t>10,000</w:t>
             </w:r>
@@ -1403,27 +1449,31 @@
         </w:tc>
       </w:tr>
       <w:tr>
-        <w:tc>
-          <w:tcPr>
-            <w:tcW w:w="1096" w:type="dxa"/>
+        <w:tblPrEx>
+          <w:tblCellMar>
+            <w:top w:w="0" w:type="dxa"/>
+            <w:left w:w="0" w:type="dxa"/>
+            <w:bottom w:w="0" w:type="dxa"/>
+            <w:right w:w="0" w:type="dxa"/>
+          </w:tblCellMar>
+        </w:tblPrEx>
+        <w:tc>
+          <w:tcPr>
+            <w:tcW w:w="1084" w:type="dxa"/>
             <w:vAlign w:val="center"/>
             <w:hideMark/>
           </w:tcPr>
           <w:p>
             <w:pPr>
-              <w:widowControl/>
-              <w:rPr>
-                <w:rFonts w:eastAsia="新細明體"/>
+              <w:rPr>
                 <w:color w:val="1F1F1F"/>
-                <w:kern w:val="0"/>
-                <w14:ligatures w14:val="none"/>
               </w:rPr>
             </w:pPr>
             <m:oMathPara>
               <m:oMath>
                 <m:r>
                   <w:rPr>
-                    <w:rFonts w:ascii="Cambria Math" w:eastAsia="新細明體" w:hAnsi="Cambria Math"/>
+                    <w:rFonts w:ascii="Cambria Math" w:hAnsi="Cambria Math"/>
                     <w:color w:val="1F1F1F"/>
                   </w:rPr>
                   <m:t>ca</m:t>
@@ -1434,27 +1484,20 @@
         </w:tc>
         <w:tc>
           <w:tcPr>
-            <w:tcW w:w="2853" w:type="dxa"/>
+            <w:tcW w:w="3311" w:type="dxa"/>
             <w:vAlign w:val="center"/>
             <w:hideMark/>
           </w:tcPr>
           <w:p>
             <w:pPr>
-              <w:widowControl/>
-              <w:rPr>
-                <w:rFonts w:eastAsia="新細明體"/>
+              <w:rPr>
                 <w:color w:val="1F1F1F"/>
-                <w:kern w:val="0"/>
-                <w14:ligatures w14:val="none"/>
-              </w:rPr>
-            </w:pPr>
-            <w:r>
-              <w:rPr>
-                <w:rFonts w:eastAsia="新細明體"/>
+              </w:rPr>
+            </w:pPr>
+            <w:r>
+              <w:rPr>
                 <w:color w:val="1F1F1F"/>
-                <w:kern w:val="0"/>
                 <w:bdr w:val="none" w:sz="0" w:space="0" w:color="auto" w:frame="1"/>
-                <w14:ligatures w14:val="none"/>
               </w:rPr>
               <w:t>Unit cost of assigning one CCP ambulance to a CCP.</w:t>
             </w:r>
@@ -1462,26 +1505,20 @@
         </w:tc>
         <w:tc>
           <w:tcPr>
-            <w:tcW w:w="4415" w:type="dxa"/>
-          </w:tcPr>
-          <w:p>
-            <w:pPr>
-              <w:widowControl/>
-              <w:rPr>
-                <w:rFonts w:eastAsia="新細明體"/>
+            <w:tcW w:w="5386" w:type="dxa"/>
+          </w:tcPr>
+          <w:p>
+            <w:pPr>
+              <w:rPr>
                 <w:color w:val="1F1F1F"/>
-                <w:kern w:val="0"/>
                 <w:bdr w:val="none" w:sz="0" w:space="0" w:color="auto" w:frame="1"/>
-                <w14:ligatures w14:val="none"/>
-              </w:rPr>
-            </w:pPr>
-            <w:r>
-              <w:rPr>
-                <w:rFonts w:eastAsia="新細明體" w:hint="eastAsia"/>
+              </w:rPr>
+            </w:pPr>
+            <w:r>
+              <w:rPr>
+                <w:rFonts w:hint="eastAsia"/>
                 <w:color w:val="1F1F1F"/>
-                <w:kern w:val="0"/>
                 <w:bdr w:val="none" w:sz="0" w:space="0" w:color="auto" w:frame="1"/>
-                <w14:ligatures w14:val="none"/>
               </w:rPr>
               <w:t>8000</w:t>
             </w:r>
@@ -1489,27 +1526,31 @@
         </w:tc>
       </w:tr>
       <w:tr>
-        <w:tc>
-          <w:tcPr>
-            <w:tcW w:w="1096" w:type="dxa"/>
+        <w:tblPrEx>
+          <w:tblCellMar>
+            <w:top w:w="0" w:type="dxa"/>
+            <w:left w:w="0" w:type="dxa"/>
+            <w:bottom w:w="0" w:type="dxa"/>
+            <w:right w:w="0" w:type="dxa"/>
+          </w:tblCellMar>
+        </w:tblPrEx>
+        <w:tc>
+          <w:tcPr>
+            <w:tcW w:w="1084" w:type="dxa"/>
             <w:vAlign w:val="center"/>
             <w:hideMark/>
           </w:tcPr>
           <w:p>
             <w:pPr>
-              <w:widowControl/>
-              <w:rPr>
-                <w:rFonts w:eastAsia="新細明體"/>
+              <w:rPr>
                 <w:color w:val="1F1F1F"/>
-                <w:kern w:val="0"/>
-                <w14:ligatures w14:val="none"/>
               </w:rPr>
             </w:pPr>
             <m:oMathPara>
               <m:oMath>
                 <m:r>
                   <w:rPr>
-                    <w:rFonts w:ascii="Cambria Math" w:eastAsia="新細明體" w:hAnsi="Cambria Math"/>
+                    <w:rFonts w:ascii="Cambria Math" w:hAnsi="Cambria Math"/>
                     <w:color w:val="1F1F1F"/>
                   </w:rPr>
                   <m:t>c</m:t>
@@ -1518,7 +1559,7 @@
                   <m:sSubPr>
                     <m:ctrlPr>
                       <w:rPr>
-                        <w:rFonts w:ascii="Cambria Math" w:eastAsia="新細明體" w:hAnsi="Cambria Math"/>
+                        <w:rFonts w:ascii="Cambria Math" w:hAnsi="Cambria Math"/>
                         <w:color w:val="1F1F1F"/>
                       </w:rPr>
                     </m:ctrlPr>
@@ -1526,7 +1567,7 @@
                   <m:e>
                     <m:r>
                       <w:rPr>
-                        <w:rFonts w:ascii="Cambria Math" w:eastAsia="新細明體" w:hAnsi="Cambria Math"/>
+                        <w:rFonts w:ascii="Cambria Math" w:hAnsi="Cambria Math"/>
                         <w:color w:val="1F1F1F"/>
                       </w:rPr>
                       <m:t>y</m:t>
@@ -1535,10 +1576,17 @@
                   <m:sub>
                     <m:r>
                       <w:rPr>
-                        <w:rFonts w:ascii="Cambria Math" w:eastAsia="新細明體" w:hAnsi="Cambria Math"/>
+                        <w:rFonts w:ascii="Cambria Math" w:hAnsi="Cambria Math"/>
                         <w:color w:val="1F1F1F"/>
                       </w:rPr>
-                      <m:t>hj</m:t>
+                      <m:t>h</m:t>
+                    </m:r>
+                    <m:r>
+                      <w:rPr>
+                        <w:rFonts w:ascii="Cambria Math" w:hAnsi="Cambria Math"/>
+                        <w:color w:val="1F1F1F"/>
+                      </w:rPr>
+                      <m:t>j</m:t>
                     </m:r>
                   </m:sub>
                 </m:sSub>
@@ -1548,109 +1596,114 @@
         </w:tc>
         <w:tc>
           <w:tcPr>
-            <w:tcW w:w="2853" w:type="dxa"/>
+            <w:tcW w:w="3311" w:type="dxa"/>
             <w:vAlign w:val="center"/>
             <w:hideMark/>
           </w:tcPr>
           <w:p>
             <w:pPr>
-              <w:widowControl/>
-              <w:rPr>
-                <w:rFonts w:eastAsia="新細明體"/>
+              <w:rPr>
                 <w:color w:val="1F1F1F"/>
-                <w:kern w:val="0"/>
-                <w14:ligatures w14:val="none"/>
-              </w:rPr>
-            </w:pPr>
-            <w:r>
-              <w:rPr>
-                <w:rFonts w:eastAsia="新細明體"/>
+              </w:rPr>
+            </w:pPr>
+            <w:r>
+              <w:rPr>
                 <w:color w:val="1F1F1F"/>
-                <w:kern w:val="0"/>
                 <w:bdr w:val="none" w:sz="0" w:space="0" w:color="auto" w:frame="1"/>
-                <w14:ligatures w14:val="none"/>
               </w:rPr>
               <w:t xml:space="preserve">Unit cost of allocating one unit of medical supplies from hospital </w:t>
             </w:r>
             <m:oMath>
               <m:r>
                 <w:rPr>
-                  <w:rFonts w:ascii="Cambria Math" w:eastAsia="新細明體" w:hAnsi="Cambria Math"/>
+                  <w:rFonts w:ascii="Cambria Math" w:hAnsi="Cambria Math"/>
                   <w:color w:val="1F1F1F"/>
-                  <w:kern w:val="0"/>
                   <w:bdr w:val="none" w:sz="0" w:space="0" w:color="auto" w:frame="1"/>
-                  <w14:ligatures w14:val="none"/>
                 </w:rPr>
                 <m:t>h</m:t>
               </m:r>
             </m:oMath>
             <w:r>
               <w:rPr>
-                <w:rFonts w:eastAsia="新細明體"/>
                 <w:color w:val="1F1F1F"/>
-                <w:kern w:val="0"/>
                 <w:bdr w:val="none" w:sz="0" w:space="0" w:color="auto" w:frame="1"/>
-                <w14:ligatures w14:val="none"/>
               </w:rPr>
               <w:t xml:space="preserve"> to CCP </w:t>
             </w:r>
             <m:oMath>
               <m:r>
                 <w:rPr>
-                  <w:rFonts w:ascii="Cambria Math" w:eastAsia="新細明體" w:hAnsi="Cambria Math"/>
+                  <w:rFonts w:ascii="Cambria Math" w:hAnsi="Cambria Math"/>
                   <w:color w:val="1F1F1F"/>
-                  <w:kern w:val="0"/>
                   <w:bdr w:val="none" w:sz="0" w:space="0" w:color="auto" w:frame="1"/>
-                  <w14:ligatures w14:val="none"/>
                 </w:rPr>
                 <m:t>j</m:t>
               </m:r>
             </m:oMath>
             <w:r>
               <w:rPr>
-                <w:rFonts w:eastAsia="新細明體"/>
                 <w:color w:val="1F1F1F"/>
-                <w:kern w:val="0"/>
                 <w:bdr w:val="none" w:sz="0" w:space="0" w:color="auto" w:frame="1"/>
-                <w14:ligatures w14:val="none"/>
               </w:rPr>
               <w:t xml:space="preserve">, </w:t>
             </w:r>
             <m:oMath>
               <m:r>
                 <w:rPr>
-                  <w:rFonts w:ascii="Cambria Math" w:eastAsia="新細明體" w:hAnsi="Cambria Math"/>
+                  <w:rFonts w:ascii="Cambria Math" w:hAnsi="Cambria Math"/>
                   <w:color w:val="1F1F1F"/>
                 </w:rPr>
-                <m:t>∀j∈J</m:t>
+                <m:t>∀</m:t>
+              </m:r>
+              <m:r>
+                <w:rPr>
+                  <w:rFonts w:ascii="Cambria Math" w:hAnsi="Cambria Math"/>
+                  <w:color w:val="1F1F1F"/>
+                </w:rPr>
+                <m:t>j</m:t>
+              </m:r>
+              <m:r>
+                <w:rPr>
+                  <w:rFonts w:ascii="Cambria Math" w:hAnsi="Cambria Math"/>
+                  <w:color w:val="1F1F1F"/>
+                </w:rPr>
+                <m:t>∈</m:t>
+              </m:r>
+              <m:r>
+                <w:rPr>
+                  <w:rFonts w:ascii="Cambria Math" w:hAnsi="Cambria Math"/>
+                  <w:color w:val="1F1F1F"/>
+                </w:rPr>
+                <m:t>J</m:t>
               </m:r>
             </m:oMath>
             <w:r>
               <w:rPr>
-                <w:rFonts w:eastAsia="新細明體"/>
                 <w:color w:val="1F1F1F"/>
-                <w:kern w:val="0"/>
                 <w:bdr w:val="none" w:sz="0" w:space="0" w:color="auto" w:frame="1"/>
-                <w14:ligatures w14:val="none"/>
               </w:rPr>
               <w:t xml:space="preserve">, </w:t>
             </w:r>
             <m:oMath>
               <m:r>
                 <w:rPr>
-                  <w:rFonts w:ascii="Cambria Math" w:eastAsia="新細明體" w:hAnsi="Cambria Math"/>
+                  <w:rFonts w:ascii="Cambria Math" w:hAnsi="Cambria Math"/>
                   <w:color w:val="1F1F1F"/>
                 </w:rPr>
-                <m:t>∀h∈H</m:t>
+                <m:t>∀h∈</m:t>
+              </m:r>
+              <m:r>
+                <w:rPr>
+                  <w:rFonts w:ascii="Cambria Math" w:hAnsi="Cambria Math"/>
+                  <w:color w:val="1F1F1F"/>
+                </w:rPr>
+                <m:t>H</m:t>
               </m:r>
             </m:oMath>
             <w:r>
               <w:rPr>
-                <w:rFonts w:eastAsia="新細明體"/>
                 <w:color w:val="1F1F1F"/>
-                <w:kern w:val="0"/>
                 <w:bdr w:val="none" w:sz="0" w:space="0" w:color="auto" w:frame="1"/>
-                <w14:ligatures w14:val="none"/>
               </w:rPr>
               <w:t>.</w:t>
             </w:r>
@@ -1658,26 +1711,20 @@
         </w:tc>
         <w:tc>
           <w:tcPr>
-            <w:tcW w:w="4415" w:type="dxa"/>
-          </w:tcPr>
-          <w:p>
-            <w:pPr>
-              <w:widowControl/>
-              <w:rPr>
-                <w:rFonts w:eastAsia="新細明體"/>
+            <w:tcW w:w="5386" w:type="dxa"/>
+          </w:tcPr>
+          <w:p>
+            <w:pPr>
+              <w:rPr>
                 <w:color w:val="1F1F1F"/>
-                <w:kern w:val="0"/>
                 <w:bdr w:val="none" w:sz="0" w:space="0" w:color="auto" w:frame="1"/>
-                <w14:ligatures w14:val="none"/>
-              </w:rPr>
-            </w:pPr>
-            <w:r>
-              <w:rPr>
-                <w:rFonts w:eastAsia="新細明體" w:hint="eastAsia"/>
+              </w:rPr>
+            </w:pPr>
+            <w:r>
+              <w:rPr>
+                <w:rFonts w:hint="eastAsia"/>
                 <w:color w:val="1F1F1F"/>
-                <w:kern w:val="0"/>
                 <w:bdr w:val="none" w:sz="0" w:space="0" w:color="auto" w:frame="1"/>
-                <w14:ligatures w14:val="none"/>
               </w:rPr>
               <w:t>1800</w:t>
             </w:r>
@@ -1685,27 +1732,31 @@
         </w:tc>
       </w:tr>
       <w:tr>
-        <w:tc>
-          <w:tcPr>
-            <w:tcW w:w="1096" w:type="dxa"/>
+        <w:tblPrEx>
+          <w:tblCellMar>
+            <w:top w:w="0" w:type="dxa"/>
+            <w:left w:w="0" w:type="dxa"/>
+            <w:bottom w:w="0" w:type="dxa"/>
+            <w:right w:w="0" w:type="dxa"/>
+          </w:tblCellMar>
+        </w:tblPrEx>
+        <w:tc>
+          <w:tcPr>
+            <w:tcW w:w="1084" w:type="dxa"/>
             <w:vAlign w:val="center"/>
             <w:hideMark/>
           </w:tcPr>
           <w:p>
             <w:pPr>
-              <w:widowControl/>
-              <w:rPr>
-                <w:rFonts w:eastAsia="新細明體"/>
+              <w:rPr>
                 <w:color w:val="1F1F1F"/>
-                <w:kern w:val="0"/>
-                <w14:ligatures w14:val="none"/>
               </w:rPr>
             </w:pPr>
             <m:oMathPara>
               <m:oMath>
                 <m:r>
                   <w:rPr>
-                    <w:rFonts w:ascii="Cambria Math" w:eastAsia="新細明體" w:hAnsi="Cambria Math"/>
+                    <w:rFonts w:ascii="Cambria Math" w:hAnsi="Cambria Math"/>
                     <w:color w:val="1F1F1F"/>
                   </w:rPr>
                   <m:t>nv</m:t>
@@ -1716,27 +1767,20 @@
         </w:tc>
         <w:tc>
           <w:tcPr>
-            <w:tcW w:w="2853" w:type="dxa"/>
+            <w:tcW w:w="3311" w:type="dxa"/>
             <w:vAlign w:val="center"/>
             <w:hideMark/>
           </w:tcPr>
           <w:p>
             <w:pPr>
-              <w:widowControl/>
-              <w:rPr>
-                <w:rFonts w:eastAsia="新細明體"/>
+              <w:rPr>
                 <w:color w:val="1F1F1F"/>
-                <w:kern w:val="0"/>
-                <w14:ligatures w14:val="none"/>
-              </w:rPr>
-            </w:pPr>
-            <w:r>
-              <w:rPr>
-                <w:rFonts w:eastAsia="新細明體"/>
+              </w:rPr>
+            </w:pPr>
+            <w:r>
+              <w:rPr>
                 <w:color w:val="1F1F1F"/>
-                <w:kern w:val="0"/>
                 <w:bdr w:val="none" w:sz="0" w:space="0" w:color="auto" w:frame="1"/>
-                <w14:ligatures w14:val="none"/>
               </w:rPr>
               <w:t>Total number of available medical staff members.</w:t>
             </w:r>
@@ -1744,54 +1788,52 @@
         </w:tc>
         <w:tc>
           <w:tcPr>
-            <w:tcW w:w="4415" w:type="dxa"/>
-          </w:tcPr>
-          <w:p>
-            <w:pPr>
-              <w:widowControl/>
-              <w:rPr>
-                <w:rFonts w:eastAsia="新細明體" w:hint="eastAsia"/>
+            <w:tcW w:w="5386" w:type="dxa"/>
+          </w:tcPr>
+          <w:p>
+            <w:pPr>
+              <w:rPr>
                 <w:color w:val="1F1F1F"/>
-                <w:kern w:val="0"/>
                 <w:bdr w:val="none" w:sz="0" w:space="0" w:color="auto" w:frame="1"/>
-                <w14:ligatures w14:val="none"/>
-              </w:rPr>
-            </w:pPr>
-            <w:r>
-              <w:rPr>
-                <w:rFonts w:eastAsia="新細明體" w:hint="eastAsia"/>
+              </w:rPr>
+            </w:pPr>
+            <w:r>
+              <w:rPr>
+                <w:rFonts w:hint="eastAsia"/>
                 <w:color w:val="1F1F1F"/>
-                <w:kern w:val="0"/>
                 <w:bdr w:val="none" w:sz="0" w:space="0" w:color="auto" w:frame="1"/>
-                <w14:ligatures w14:val="none"/>
-              </w:rPr>
-              <w:t>30</w:t>
+              </w:rPr>
+              <w:t>550</w:t>
             </w:r>
           </w:p>
         </w:tc>
       </w:tr>
       <w:tr>
-        <w:tc>
-          <w:tcPr>
-            <w:tcW w:w="1096" w:type="dxa"/>
+        <w:tblPrEx>
+          <w:tblCellMar>
+            <w:top w:w="0" w:type="dxa"/>
+            <w:left w:w="0" w:type="dxa"/>
+            <w:bottom w:w="0" w:type="dxa"/>
+            <w:right w:w="0" w:type="dxa"/>
+          </w:tblCellMar>
+        </w:tblPrEx>
+        <w:tc>
+          <w:tcPr>
+            <w:tcW w:w="1084" w:type="dxa"/>
             <w:vAlign w:val="center"/>
             <w:hideMark/>
           </w:tcPr>
           <w:p>
             <w:pPr>
-              <w:widowControl/>
-              <w:rPr>
-                <w:rFonts w:eastAsia="新細明體"/>
+              <w:rPr>
                 <w:color w:val="1F1F1F"/>
-                <w:kern w:val="0"/>
-                <w14:ligatures w14:val="none"/>
               </w:rPr>
             </w:pPr>
             <m:oMathPara>
               <m:oMath>
                 <m:r>
                   <w:rPr>
-                    <w:rFonts w:ascii="Cambria Math" w:eastAsia="新細明體" w:hAnsi="Cambria Math"/>
+                    <w:rFonts w:ascii="Cambria Math" w:hAnsi="Cambria Math"/>
                     <w:color w:val="1F1F1F"/>
                   </w:rPr>
                   <m:t>na</m:t>
@@ -1802,27 +1844,20 @@
         </w:tc>
         <w:tc>
           <w:tcPr>
-            <w:tcW w:w="2853" w:type="dxa"/>
+            <w:tcW w:w="3311" w:type="dxa"/>
             <w:vAlign w:val="center"/>
             <w:hideMark/>
           </w:tcPr>
           <w:p>
             <w:pPr>
-              <w:widowControl/>
-              <w:rPr>
-                <w:rFonts w:eastAsia="新細明體"/>
+              <w:rPr>
                 <w:color w:val="1F1F1F"/>
-                <w:kern w:val="0"/>
-                <w14:ligatures w14:val="none"/>
-              </w:rPr>
-            </w:pPr>
-            <w:r>
-              <w:rPr>
-                <w:rFonts w:eastAsia="新細明體"/>
+              </w:rPr>
+            </w:pPr>
+            <w:r>
+              <w:rPr>
                 <w:color w:val="1F1F1F"/>
-                <w:kern w:val="0"/>
                 <w:bdr w:val="none" w:sz="0" w:space="0" w:color="auto" w:frame="1"/>
-                <w14:ligatures w14:val="none"/>
               </w:rPr>
               <w:t>Total number of available CCP ambulances.</w:t>
             </w:r>
@@ -1830,47 +1865,45 @@
         </w:tc>
         <w:tc>
           <w:tcPr>
-            <w:tcW w:w="4415" w:type="dxa"/>
-          </w:tcPr>
-          <w:p>
-            <w:pPr>
-              <w:widowControl/>
-              <w:rPr>
-                <w:rFonts w:eastAsia="新細明體"/>
+            <w:tcW w:w="5386" w:type="dxa"/>
+          </w:tcPr>
+          <w:p>
+            <w:pPr>
+              <w:rPr>
                 <w:color w:val="1F1F1F"/>
-                <w:kern w:val="0"/>
                 <w:bdr w:val="none" w:sz="0" w:space="0" w:color="auto" w:frame="1"/>
-                <w14:ligatures w14:val="none"/>
-              </w:rPr>
-            </w:pPr>
-            <w:r>
-              <w:rPr>
-                <w:rFonts w:eastAsia="新細明體" w:hint="eastAsia"/>
+              </w:rPr>
+            </w:pPr>
+            <w:r>
+              <w:rPr>
+                <w:rFonts w:hint="eastAsia"/>
                 <w:color w:val="1F1F1F"/>
-                <w:kern w:val="0"/>
                 <w:bdr w:val="none" w:sz="0" w:space="0" w:color="auto" w:frame="1"/>
-                <w14:ligatures w14:val="none"/>
-              </w:rPr>
-              <w:t>12</w:t>
+              </w:rPr>
+              <w:t>132</w:t>
             </w:r>
           </w:p>
         </w:tc>
       </w:tr>
       <w:tr>
-        <w:tc>
-          <w:tcPr>
-            <w:tcW w:w="1096" w:type="dxa"/>
+        <w:tblPrEx>
+          <w:tblCellMar>
+            <w:top w:w="0" w:type="dxa"/>
+            <w:left w:w="0" w:type="dxa"/>
+            <w:bottom w:w="0" w:type="dxa"/>
+            <w:right w:w="0" w:type="dxa"/>
+          </w:tblCellMar>
+        </w:tblPrEx>
+        <w:tc>
+          <w:tcPr>
+            <w:tcW w:w="1084" w:type="dxa"/>
             <w:vAlign w:val="center"/>
             <w:hideMark/>
           </w:tcPr>
           <w:p>
             <w:pPr>
-              <w:widowControl/>
-              <w:rPr>
-                <w:rFonts w:eastAsia="新細明體"/>
+              <w:rPr>
                 <w:color w:val="1F1F1F"/>
-                <w:kern w:val="0"/>
-                <w14:ligatures w14:val="none"/>
               </w:rPr>
             </w:pPr>
             <m:oMathPara>
@@ -1879,7 +1912,7 @@
                   <m:sSubPr>
                     <m:ctrlPr>
                       <w:rPr>
-                        <w:rFonts w:ascii="Cambria Math" w:eastAsia="新細明體" w:hAnsi="Cambria Math"/>
+                        <w:rFonts w:ascii="Cambria Math" w:hAnsi="Cambria Math"/>
                         <w:color w:val="1F1F1F"/>
                       </w:rPr>
                     </m:ctrlPr>
@@ -1890,7 +1923,7 @@
                         <m:chr m:val="̅"/>
                         <m:ctrlPr>
                           <w:rPr>
-                            <w:rFonts w:ascii="Cambria Math" w:eastAsia="新細明體" w:hAnsi="Cambria Math"/>
+                            <w:rFonts w:ascii="Cambria Math" w:hAnsi="Cambria Math"/>
                             <w:color w:val="1F1F1F"/>
                           </w:rPr>
                         </m:ctrlPr>
@@ -1898,7 +1931,7 @@
                       <m:e>
                         <m:r>
                           <w:rPr>
-                            <w:rFonts w:ascii="Cambria Math" w:eastAsia="新細明體" w:hAnsi="Cambria Math"/>
+                            <w:rFonts w:ascii="Cambria Math" w:hAnsi="Cambria Math"/>
                             <w:color w:val="1F1F1F"/>
                           </w:rPr>
                           <m:t>s</m:t>
@@ -1909,7 +1942,7 @@
                   <m:sub>
                     <m:r>
                       <w:rPr>
-                        <w:rFonts w:ascii="Cambria Math" w:eastAsia="新細明體" w:hAnsi="Cambria Math"/>
+                        <w:rFonts w:ascii="Cambria Math" w:hAnsi="Cambria Math"/>
                         <w:color w:val="1F1F1F"/>
                       </w:rPr>
                       <m:t>h</m:t>
@@ -1922,68 +1955,76 @@
         </w:tc>
         <w:tc>
           <w:tcPr>
-            <w:tcW w:w="2853" w:type="dxa"/>
+            <w:tcW w:w="3311" w:type="dxa"/>
             <w:vAlign w:val="center"/>
             <w:hideMark/>
           </w:tcPr>
           <w:p>
             <w:pPr>
-              <w:widowControl/>
-              <w:rPr>
-                <w:rFonts w:eastAsia="新細明體"/>
+              <w:rPr>
                 <w:color w:val="1F1F1F"/>
-                <w:kern w:val="0"/>
-                <w14:ligatures w14:val="none"/>
-              </w:rPr>
-            </w:pPr>
-            <w:r>
-              <w:rPr>
-                <w:rFonts w:eastAsia="新細明體"/>
+              </w:rPr>
+            </w:pPr>
+            <w:r>
+              <w:rPr>
                 <w:color w:val="1F1F1F"/>
-                <w:kern w:val="0"/>
                 <w:bdr w:val="none" w:sz="0" w:space="0" w:color="auto" w:frame="1"/>
-                <w14:ligatures w14:val="none"/>
-              </w:rPr>
-              <w:t xml:space="preserve">Maximum amount of medical supplies that hospital </w:t>
+              </w:rPr>
+              <w:t xml:space="preserve">Maximum </w:t>
+            </w:r>
+            <w:proofErr w:type="gramStart"/>
+            <w:r>
+              <w:rPr>
+                <w:color w:val="1F1F1F"/>
+                <w:bdr w:val="none" w:sz="0" w:space="0" w:color="auto" w:frame="1"/>
+              </w:rPr>
+              <w:t>amount</w:t>
+            </w:r>
+            <w:proofErr w:type="gramEnd"/>
+            <w:r>
+              <w:rPr>
+                <w:color w:val="1F1F1F"/>
+                <w:bdr w:val="none" w:sz="0" w:space="0" w:color="auto" w:frame="1"/>
+              </w:rPr>
+              <w:t xml:space="preserve"> of medical supplies that hospital </w:t>
             </w:r>
             <m:oMath>
               <m:r>
                 <w:rPr>
-                  <w:rFonts w:ascii="Cambria Math" w:eastAsia="新細明體" w:hAnsi="Cambria Math"/>
+                  <w:rFonts w:ascii="Cambria Math" w:hAnsi="Cambria Math"/>
                   <w:color w:val="1F1F1F"/>
-                  <w:kern w:val="0"/>
                   <w:bdr w:val="none" w:sz="0" w:space="0" w:color="auto" w:frame="1"/>
-                  <w14:ligatures w14:val="none"/>
                 </w:rPr>
                 <m:t>h</m:t>
               </m:r>
             </m:oMath>
             <w:r>
               <w:rPr>
-                <w:rFonts w:eastAsia="新細明體"/>
                 <w:color w:val="1F1F1F"/>
-                <w:kern w:val="0"/>
                 <w:bdr w:val="none" w:sz="0" w:space="0" w:color="auto" w:frame="1"/>
-                <w14:ligatures w14:val="none"/>
               </w:rPr>
               <w:t xml:space="preserve"> can provide, </w:t>
             </w:r>
             <m:oMath>
               <m:r>
                 <w:rPr>
-                  <w:rFonts w:ascii="Cambria Math" w:eastAsia="新細明體" w:hAnsi="Cambria Math"/>
+                  <w:rFonts w:ascii="Cambria Math" w:hAnsi="Cambria Math"/>
                   <w:color w:val="1F1F1F"/>
                 </w:rPr>
-                <m:t>∀h∈H</m:t>
+                <m:t>∀h∈</m:t>
+              </m:r>
+              <m:r>
+                <w:rPr>
+                  <w:rFonts w:ascii="Cambria Math" w:hAnsi="Cambria Math"/>
+                  <w:color w:val="1F1F1F"/>
+                </w:rPr>
+                <m:t>H</m:t>
               </m:r>
             </m:oMath>
             <w:r>
               <w:rPr>
-                <w:rFonts w:eastAsia="新細明體"/>
                 <w:color w:val="1F1F1F"/>
-                <w:kern w:val="0"/>
                 <w:bdr w:val="none" w:sz="0" w:space="0" w:color="auto" w:frame="1"/>
-                <w14:ligatures w14:val="none"/>
               </w:rPr>
               <w:t>.</w:t>
             </w:r>
@@ -1991,47 +2032,45 @@
         </w:tc>
         <w:tc>
           <w:tcPr>
-            <w:tcW w:w="4415" w:type="dxa"/>
-          </w:tcPr>
-          <w:p>
-            <w:pPr>
-              <w:widowControl/>
-              <w:rPr>
-                <w:rFonts w:eastAsia="新細明體"/>
+            <w:tcW w:w="5386" w:type="dxa"/>
+          </w:tcPr>
+          <w:p>
+            <w:pPr>
+              <w:rPr>
                 <w:color w:val="1F1F1F"/>
-                <w:kern w:val="0"/>
                 <w:bdr w:val="none" w:sz="0" w:space="0" w:color="auto" w:frame="1"/>
-                <w14:ligatures w14:val="none"/>
-              </w:rPr>
-            </w:pPr>
-            <w:r>
-              <w:rPr>
-                <w:rFonts w:eastAsia="新細明體" w:hint="eastAsia"/>
+              </w:rPr>
+            </w:pPr>
+            <w:r>
+              <w:rPr>
+                <w:rFonts w:hint="eastAsia"/>
                 <w:color w:val="1F1F1F"/>
-                <w:kern w:val="0"/>
                 <w:bdr w:val="none" w:sz="0" w:space="0" w:color="auto" w:frame="1"/>
-                <w14:ligatures w14:val="none"/>
-              </w:rPr>
-              <w:t>350</w:t>
+              </w:rPr>
+              <w:t>600</w:t>
             </w:r>
           </w:p>
         </w:tc>
       </w:tr>
       <w:tr>
-        <w:tc>
-          <w:tcPr>
-            <w:tcW w:w="1096" w:type="dxa"/>
+        <w:tblPrEx>
+          <w:tblCellMar>
+            <w:top w:w="0" w:type="dxa"/>
+            <w:left w:w="0" w:type="dxa"/>
+            <w:bottom w:w="0" w:type="dxa"/>
+            <w:right w:w="0" w:type="dxa"/>
+          </w:tblCellMar>
+        </w:tblPrEx>
+        <w:tc>
+          <w:tcPr>
+            <w:tcW w:w="1084" w:type="dxa"/>
             <w:vAlign w:val="center"/>
             <w:hideMark/>
           </w:tcPr>
           <w:p>
             <w:pPr>
-              <w:widowControl/>
-              <w:rPr>
-                <w:rFonts w:eastAsia="新細明體"/>
+              <w:rPr>
                 <w:color w:val="1F1F1F"/>
-                <w:kern w:val="0"/>
-                <w14:ligatures w14:val="none"/>
               </w:rPr>
             </w:pPr>
             <m:oMathPara>
@@ -2041,12 +2080,10 @@
                     <m:chr m:val="̅"/>
                     <m:ctrlPr>
                       <w:rPr>
-                        <w:rFonts w:ascii="Cambria Math" w:eastAsia="新細明體" w:hAnsi="Cambria Math"/>
+                        <w:rFonts w:ascii="Cambria Math" w:hAnsi="Cambria Math"/>
                         <w:i/>
                         <w:color w:val="1F1F1F"/>
-                        <w:kern w:val="0"/>
                         <w:bdr w:val="none" w:sz="0" w:space="0" w:color="auto" w:frame="1"/>
-                        <w14:ligatures w14:val="none"/>
                       </w:rPr>
                     </m:ctrlPr>
                   </m:accPr>
@@ -2055,23 +2092,19 @@
                       <m:sSubPr>
                         <m:ctrlPr>
                           <w:rPr>
-                            <w:rFonts w:ascii="Cambria Math" w:eastAsia="新細明體" w:hAnsi="Cambria Math"/>
+                            <w:rFonts w:ascii="Cambria Math" w:hAnsi="Cambria Math"/>
                             <w:i/>
                             <w:color w:val="1F1F1F"/>
-                            <w:kern w:val="0"/>
                             <w:bdr w:val="none" w:sz="0" w:space="0" w:color="auto" w:frame="1"/>
-                            <w14:ligatures w14:val="none"/>
                           </w:rPr>
                         </m:ctrlPr>
                       </m:sSubPr>
                       <m:e>
                         <m:r>
                           <w:rPr>
-                            <w:rFonts w:ascii="Cambria Math" w:eastAsia="新細明體" w:hAnsi="Cambria Math"/>
+                            <w:rFonts w:ascii="Cambria Math" w:hAnsi="Cambria Math"/>
                             <w:color w:val="1F1F1F"/>
-                            <w:kern w:val="0"/>
                             <w:bdr w:val="none" w:sz="0" w:space="0" w:color="auto" w:frame="1"/>
-                            <w14:ligatures w14:val="none"/>
                           </w:rPr>
                           <m:t>v</m:t>
                         </m:r>
@@ -2079,11 +2112,9 @@
                       <m:sub>
                         <m:r>
                           <w:rPr>
-                            <w:rFonts w:ascii="Cambria Math" w:eastAsia="新細明體" w:hAnsi="Cambria Math"/>
+                            <w:rFonts w:ascii="Cambria Math" w:hAnsi="Cambria Math"/>
                             <w:color w:val="1F1F1F"/>
-                            <w:kern w:val="0"/>
                             <w:bdr w:val="none" w:sz="0" w:space="0" w:color="auto" w:frame="1"/>
-                            <w14:ligatures w14:val="none"/>
                           </w:rPr>
                           <m:t>j</m:t>
                         </m:r>
@@ -2097,68 +2128,74 @@
         </w:tc>
         <w:tc>
           <w:tcPr>
-            <w:tcW w:w="2853" w:type="dxa"/>
+            <w:tcW w:w="3311" w:type="dxa"/>
             <w:vAlign w:val="center"/>
             <w:hideMark/>
           </w:tcPr>
           <w:p>
             <w:pPr>
-              <w:widowControl/>
-              <w:rPr>
-                <w:rFonts w:eastAsia="新細明體"/>
+              <w:rPr>
                 <w:color w:val="1F1F1F"/>
-                <w:kern w:val="0"/>
-                <w14:ligatures w14:val="none"/>
-              </w:rPr>
-            </w:pPr>
-            <w:r>
-              <w:rPr>
-                <w:rFonts w:eastAsia="新細明體"/>
+              </w:rPr>
+            </w:pPr>
+            <w:r>
+              <w:rPr>
                 <w:color w:val="1F1F1F"/>
-                <w:kern w:val="0"/>
                 <w:bdr w:val="none" w:sz="0" w:space="0" w:color="auto" w:frame="1"/>
-                <w14:ligatures w14:val="none"/>
               </w:rPr>
               <w:t xml:space="preserve">Maximum number of medical staff members that can be assigned to CCP </w:t>
             </w:r>
             <m:oMath>
               <m:r>
                 <w:rPr>
-                  <w:rFonts w:ascii="Cambria Math" w:eastAsia="新細明體" w:hAnsi="Cambria Math"/>
+                  <w:rFonts w:ascii="Cambria Math" w:hAnsi="Cambria Math"/>
                   <w:color w:val="1F1F1F"/>
-                  <w:kern w:val="0"/>
                   <w:bdr w:val="none" w:sz="0" w:space="0" w:color="auto" w:frame="1"/>
-                  <w14:ligatures w14:val="none"/>
                 </w:rPr>
                 <m:t>j</m:t>
               </m:r>
             </m:oMath>
             <w:r>
               <w:rPr>
-                <w:rFonts w:eastAsia="新細明體"/>
                 <w:color w:val="1F1F1F"/>
-                <w:kern w:val="0"/>
                 <w:bdr w:val="none" w:sz="0" w:space="0" w:color="auto" w:frame="1"/>
-                <w14:ligatures w14:val="none"/>
               </w:rPr>
               <w:t xml:space="preserve">, </w:t>
             </w:r>
             <m:oMath>
               <m:r>
                 <w:rPr>
-                  <w:rFonts w:ascii="Cambria Math" w:eastAsia="新細明體" w:hAnsi="Cambria Math"/>
+                  <w:rFonts w:ascii="Cambria Math" w:hAnsi="Cambria Math"/>
                   <w:color w:val="1F1F1F"/>
                 </w:rPr>
-                <m:t>∀j∈J</m:t>
+                <m:t>∀</m:t>
+              </m:r>
+              <m:r>
+                <w:rPr>
+                  <w:rFonts w:ascii="Cambria Math" w:hAnsi="Cambria Math"/>
+                  <w:color w:val="1F1F1F"/>
+                </w:rPr>
+                <m:t>j</m:t>
+              </m:r>
+              <m:r>
+                <w:rPr>
+                  <w:rFonts w:ascii="Cambria Math" w:hAnsi="Cambria Math"/>
+                  <w:color w:val="1F1F1F"/>
+                </w:rPr>
+                <m:t>∈</m:t>
+              </m:r>
+              <m:r>
+                <w:rPr>
+                  <w:rFonts w:ascii="Cambria Math" w:hAnsi="Cambria Math"/>
+                  <w:color w:val="1F1F1F"/>
+                </w:rPr>
+                <m:t>J</m:t>
               </m:r>
             </m:oMath>
             <w:r>
               <w:rPr>
-                <w:rFonts w:eastAsia="新細明體"/>
                 <w:color w:val="1F1F1F"/>
-                <w:kern w:val="0"/>
                 <w:bdr w:val="none" w:sz="0" w:space="0" w:color="auto" w:frame="1"/>
-                <w14:ligatures w14:val="none"/>
               </w:rPr>
               <w:t>.</w:t>
             </w:r>
@@ -2166,47 +2203,45 @@
         </w:tc>
         <w:tc>
           <w:tcPr>
-            <w:tcW w:w="4415" w:type="dxa"/>
-          </w:tcPr>
-          <w:p>
-            <w:pPr>
-              <w:widowControl/>
-              <w:rPr>
-                <w:rFonts w:eastAsia="新細明體" w:hint="eastAsia"/>
+            <w:tcW w:w="5386" w:type="dxa"/>
+          </w:tcPr>
+          <w:p>
+            <w:pPr>
+              <w:rPr>
                 <w:color w:val="1F1F1F"/>
-                <w:kern w:val="0"/>
                 <w:bdr w:val="none" w:sz="0" w:space="0" w:color="auto" w:frame="1"/>
-                <w14:ligatures w14:val="none"/>
-              </w:rPr>
-            </w:pPr>
-            <w:r>
-              <w:rPr>
-                <w:rFonts w:eastAsia="新細明體" w:hint="eastAsia"/>
+              </w:rPr>
+            </w:pPr>
+            <w:r>
+              <w:rPr>
+                <w:rFonts w:hint="eastAsia"/>
                 <w:color w:val="1F1F1F"/>
-                <w:kern w:val="0"/>
                 <w:bdr w:val="none" w:sz="0" w:space="0" w:color="auto" w:frame="1"/>
-                <w14:ligatures w14:val="none"/>
-              </w:rPr>
-              <w:t>18</w:t>
+              </w:rPr>
+              <w:t>104</w:t>
             </w:r>
           </w:p>
         </w:tc>
       </w:tr>
       <w:tr>
-        <w:tc>
-          <w:tcPr>
-            <w:tcW w:w="1096" w:type="dxa"/>
+        <w:tblPrEx>
+          <w:tblCellMar>
+            <w:top w:w="0" w:type="dxa"/>
+            <w:left w:w="0" w:type="dxa"/>
+            <w:bottom w:w="0" w:type="dxa"/>
+            <w:right w:w="0" w:type="dxa"/>
+          </w:tblCellMar>
+        </w:tblPrEx>
+        <w:tc>
+          <w:tcPr>
+            <w:tcW w:w="1084" w:type="dxa"/>
             <w:vAlign w:val="center"/>
             <w:hideMark/>
           </w:tcPr>
           <w:p>
             <w:pPr>
-              <w:widowControl/>
-              <w:rPr>
-                <w:rFonts w:eastAsia="新細明體"/>
+              <w:rPr>
                 <w:color w:val="1F1F1F"/>
-                <w:kern w:val="0"/>
-                <w14:ligatures w14:val="none"/>
               </w:rPr>
             </w:pPr>
             <m:oMathPara>
@@ -2215,7 +2250,7 @@
                   <m:sSubPr>
                     <m:ctrlPr>
                       <w:rPr>
-                        <w:rFonts w:ascii="Cambria Math" w:eastAsia="新細明體" w:hAnsi="Cambria Math"/>
+                        <w:rFonts w:ascii="Cambria Math" w:hAnsi="Cambria Math"/>
                         <w:color w:val="1F1F1F"/>
                       </w:rPr>
                     </m:ctrlPr>
@@ -2226,7 +2261,7 @@
                         <m:chr m:val="̅"/>
                         <m:ctrlPr>
                           <w:rPr>
-                            <w:rFonts w:ascii="Cambria Math" w:eastAsia="新細明體" w:hAnsi="Cambria Math"/>
+                            <w:rFonts w:ascii="Cambria Math" w:hAnsi="Cambria Math"/>
                             <w:color w:val="1F1F1F"/>
                           </w:rPr>
                         </m:ctrlPr>
@@ -2234,7 +2269,7 @@
                       <m:e>
                         <m:r>
                           <w:rPr>
-                            <w:rFonts w:ascii="Cambria Math" w:eastAsia="新細明體" w:hAnsi="Cambria Math"/>
+                            <w:rFonts w:ascii="Cambria Math" w:hAnsi="Cambria Math"/>
                             <w:color w:val="1F1F1F"/>
                           </w:rPr>
                           <m:t>u</m:t>
@@ -2245,7 +2280,7 @@
                   <m:sub>
                     <m:r>
                       <w:rPr>
-                        <w:rFonts w:ascii="Cambria Math" w:eastAsia="新細明體" w:hAnsi="Cambria Math"/>
+                        <w:rFonts w:ascii="Cambria Math" w:hAnsi="Cambria Math"/>
                         <w:color w:val="1F1F1F"/>
                       </w:rPr>
                       <m:t>j</m:t>
@@ -2258,69 +2293,75 @@
         </w:tc>
         <w:tc>
           <w:tcPr>
-            <w:tcW w:w="2853" w:type="dxa"/>
+            <w:tcW w:w="3311" w:type="dxa"/>
             <w:vAlign w:val="center"/>
             <w:hideMark/>
           </w:tcPr>
           <w:p>
             <w:pPr>
-              <w:widowControl/>
-              <w:rPr>
-                <w:rFonts w:eastAsia="新細明體"/>
+              <w:rPr>
                 <w:color w:val="1F1F1F"/>
-                <w:kern w:val="0"/>
                 <w:bdr w:val="none" w:sz="0" w:space="0" w:color="auto" w:frame="1"/>
-                <w14:ligatures w14:val="none"/>
-              </w:rPr>
-            </w:pPr>
-            <w:r>
-              <w:rPr>
-                <w:rFonts w:eastAsia="新細明體"/>
+              </w:rPr>
+            </w:pPr>
+            <w:r>
+              <w:rPr>
                 <w:color w:val="1F1F1F"/>
-                <w:kern w:val="0"/>
                 <w:bdr w:val="none" w:sz="0" w:space="0" w:color="auto" w:frame="1"/>
-                <w14:ligatures w14:val="none"/>
               </w:rPr>
               <w:t xml:space="preserve">Maximum number of CCP ambulances that can be assigned to CCP </w:t>
             </w:r>
             <m:oMath>
               <m:r>
                 <w:rPr>
-                  <w:rFonts w:ascii="Cambria Math" w:eastAsia="新細明體" w:hAnsi="Cambria Math"/>
+                  <w:rFonts w:ascii="Cambria Math" w:hAnsi="Cambria Math"/>
                   <w:color w:val="1F1F1F"/>
-                  <w:kern w:val="0"/>
                   <w:bdr w:val="none" w:sz="0" w:space="0" w:color="auto" w:frame="1"/>
-                  <w14:ligatures w14:val="none"/>
                 </w:rPr>
                 <m:t>j</m:t>
               </m:r>
             </m:oMath>
             <w:r>
               <w:rPr>
-                <w:rFonts w:eastAsia="新細明體"/>
                 <w:color w:val="1F1F1F"/>
-                <w:kern w:val="0"/>
                 <w:bdr w:val="none" w:sz="0" w:space="0" w:color="auto" w:frame="1"/>
-                <w14:ligatures w14:val="none"/>
               </w:rPr>
               <w:t xml:space="preserve">, </w:t>
             </w:r>
             <m:oMath>
               <m:r>
                 <w:rPr>
-                  <w:rFonts w:ascii="Cambria Math" w:eastAsia="新細明體" w:hAnsi="Cambria Math"/>
+                  <w:rFonts w:ascii="Cambria Math" w:hAnsi="Cambria Math"/>
                   <w:color w:val="1F1F1F"/>
                 </w:rPr>
-                <m:t>∀j∈J</m:t>
+                <m:t>∀</m:t>
+              </m:r>
+              <m:r>
+                <w:rPr>
+                  <w:rFonts w:ascii="Cambria Math" w:hAnsi="Cambria Math"/>
+                  <w:color w:val="1F1F1F"/>
+                </w:rPr>
+                <m:t>j</m:t>
+              </m:r>
+              <m:r>
+                <w:rPr>
+                  <w:rFonts w:ascii="Cambria Math" w:hAnsi="Cambria Math"/>
+                  <w:color w:val="1F1F1F"/>
+                </w:rPr>
+                <m:t>∈</m:t>
+              </m:r>
+              <m:r>
+                <w:rPr>
+                  <w:rFonts w:ascii="Cambria Math" w:hAnsi="Cambria Math"/>
+                  <w:color w:val="1F1F1F"/>
+                </w:rPr>
+                <m:t>J</m:t>
               </m:r>
             </m:oMath>
             <w:r>
               <w:rPr>
-                <w:rFonts w:eastAsia="新細明體"/>
                 <w:color w:val="1F1F1F"/>
-                <w:kern w:val="0"/>
                 <w:bdr w:val="none" w:sz="0" w:space="0" w:color="auto" w:frame="1"/>
-                <w14:ligatures w14:val="none"/>
               </w:rPr>
               <w:t>.</w:t>
             </w:r>
@@ -2328,47 +2369,45 @@
         </w:tc>
         <w:tc>
           <w:tcPr>
-            <w:tcW w:w="4415" w:type="dxa"/>
-          </w:tcPr>
-          <w:p>
-            <w:pPr>
-              <w:widowControl/>
-              <w:rPr>
-                <w:rFonts w:eastAsia="新細明體"/>
+            <w:tcW w:w="5386" w:type="dxa"/>
+          </w:tcPr>
+          <w:p>
+            <w:pPr>
+              <w:rPr>
                 <w:color w:val="1F1F1F"/>
-                <w:kern w:val="0"/>
                 <w:bdr w:val="none" w:sz="0" w:space="0" w:color="auto" w:frame="1"/>
-                <w14:ligatures w14:val="none"/>
-              </w:rPr>
-            </w:pPr>
-            <w:r>
-              <w:rPr>
-                <w:rFonts w:eastAsia="新細明體" w:hint="eastAsia"/>
+              </w:rPr>
+            </w:pPr>
+            <w:r>
+              <w:rPr>
+                <w:rFonts w:hint="eastAsia"/>
                 <w:color w:val="1F1F1F"/>
-                <w:kern w:val="0"/>
                 <w:bdr w:val="none" w:sz="0" w:space="0" w:color="auto" w:frame="1"/>
-                <w14:ligatures w14:val="none"/>
-              </w:rPr>
-              <w:t>3</w:t>
+              </w:rPr>
+              <w:t>18</w:t>
             </w:r>
           </w:p>
         </w:tc>
       </w:tr>
       <w:tr>
-        <w:tc>
-          <w:tcPr>
-            <w:tcW w:w="1096" w:type="dxa"/>
+        <w:tblPrEx>
+          <w:tblCellMar>
+            <w:top w:w="0" w:type="dxa"/>
+            <w:left w:w="0" w:type="dxa"/>
+            <w:bottom w:w="0" w:type="dxa"/>
+            <w:right w:w="0" w:type="dxa"/>
+          </w:tblCellMar>
+        </w:tblPrEx>
+        <w:tc>
+          <w:tcPr>
+            <w:tcW w:w="1084" w:type="dxa"/>
             <w:vAlign w:val="center"/>
             <w:hideMark/>
           </w:tcPr>
           <w:p>
             <w:pPr>
-              <w:widowControl/>
-              <w:rPr>
-                <w:rFonts w:eastAsia="新細明體"/>
+              <w:rPr>
                 <w:color w:val="1F1F1F"/>
-                <w:kern w:val="0"/>
-                <w14:ligatures w14:val="none"/>
               </w:rPr>
             </w:pPr>
             <m:oMathPara>
@@ -2377,7 +2416,7 @@
                   <m:sSubPr>
                     <m:ctrlPr>
                       <w:rPr>
-                        <w:rFonts w:ascii="Cambria Math" w:eastAsia="新細明體" w:hAnsi="Cambria Math"/>
+                        <w:rFonts w:ascii="Cambria Math" w:hAnsi="Cambria Math"/>
                         <w:color w:val="1F1F1F"/>
                       </w:rPr>
                     </m:ctrlPr>
@@ -2388,7 +2427,7 @@
                         <m:chr m:val="̅"/>
                         <m:ctrlPr>
                           <w:rPr>
-                            <w:rFonts w:ascii="Cambria Math" w:eastAsia="新細明體" w:hAnsi="Cambria Math"/>
+                            <w:rFonts w:ascii="Cambria Math" w:hAnsi="Cambria Math"/>
                             <w:color w:val="1F1F1F"/>
                           </w:rPr>
                         </m:ctrlPr>
@@ -2396,7 +2435,7 @@
                       <m:e>
                         <m:r>
                           <w:rPr>
-                            <w:rFonts w:ascii="Cambria Math" w:eastAsia="新細明體" w:hAnsi="Cambria Math"/>
+                            <w:rFonts w:ascii="Cambria Math" w:hAnsi="Cambria Math"/>
                             <w:color w:val="1F1F1F"/>
                           </w:rPr>
                           <m:t>y</m:t>
@@ -2407,7 +2446,7 @@
                   <m:sub>
                     <m:r>
                       <w:rPr>
-                        <w:rFonts w:ascii="Cambria Math" w:eastAsia="新細明體" w:hAnsi="Cambria Math"/>
+                        <w:rFonts w:ascii="Cambria Math" w:hAnsi="Cambria Math"/>
                         <w:color w:val="1F1F1F"/>
                       </w:rPr>
                       <m:t>j</m:t>
@@ -2420,39 +2459,46 @@
         </w:tc>
         <w:tc>
           <w:tcPr>
-            <w:tcW w:w="2853" w:type="dxa"/>
+            <w:tcW w:w="3311" w:type="dxa"/>
             <w:vAlign w:val="center"/>
             <w:hideMark/>
           </w:tcPr>
           <w:p>
             <w:pPr>
-              <w:widowControl/>
-              <w:rPr>
-                <w:rFonts w:eastAsia="新細明體"/>
+              <w:rPr>
                 <w:color w:val="1F1F1F"/>
-                <w:kern w:val="0"/>
                 <w:bdr w:val="none" w:sz="0" w:space="0" w:color="auto" w:frame="1"/>
-                <w14:ligatures w14:val="none"/>
-              </w:rPr>
-            </w:pPr>
-            <w:r>
-              <w:rPr>
-                <w:rFonts w:eastAsia="新細明體"/>
+              </w:rPr>
+            </w:pPr>
+            <w:r>
+              <w:rPr>
                 <w:color w:val="1F1F1F"/>
-                <w:kern w:val="0"/>
                 <w:bdr w:val="none" w:sz="0" w:space="0" w:color="auto" w:frame="1"/>
-                <w14:ligatures w14:val="none"/>
-              </w:rPr>
-              <w:t xml:space="preserve">Maximum amount of medical supplies that can be assigned to CCP </w:t>
+              </w:rPr>
+              <w:t xml:space="preserve">Maximum </w:t>
+            </w:r>
+            <w:proofErr w:type="gramStart"/>
+            <w:r>
+              <w:rPr>
+                <w:color w:val="1F1F1F"/>
+                <w:bdr w:val="none" w:sz="0" w:space="0" w:color="auto" w:frame="1"/>
+              </w:rPr>
+              <w:t>amount</w:t>
+            </w:r>
+            <w:proofErr w:type="gramEnd"/>
+            <w:r>
+              <w:rPr>
+                <w:color w:val="1F1F1F"/>
+                <w:bdr w:val="none" w:sz="0" w:space="0" w:color="auto" w:frame="1"/>
+              </w:rPr>
+              <w:t xml:space="preserve"> of medical supplies that can be assigned to CCP </w:t>
             </w:r>
             <m:oMath>
               <m:r>
                 <w:rPr>
-                  <w:rFonts w:ascii="Cambria Math" w:eastAsia="新細明體" w:hAnsi="Cambria Math"/>
+                  <w:rFonts w:ascii="Cambria Math" w:hAnsi="Cambria Math"/>
                   <w:color w:val="1F1F1F"/>
-                  <w:kern w:val="0"/>
                   <w:bdr w:val="none" w:sz="0" w:space="0" w:color="auto" w:frame="1"/>
-                  <w14:ligatures w14:val="none"/>
                 </w:rPr>
                 <m:t>j</m:t>
               </m:r>
@@ -2460,40 +2506,51 @@
           </w:p>
           <w:p>
             <w:pPr>
-              <w:widowControl/>
-              <w:rPr>
-                <w:rFonts w:eastAsia="新細明體"/>
+              <w:rPr>
                 <w:color w:val="1F1F1F"/>
-                <w:kern w:val="0"/>
-                <w14:ligatures w14:val="none"/>
-              </w:rPr>
-            </w:pPr>
-            <w:r>
-              <w:rPr>
-                <w:rFonts w:eastAsia="新細明體"/>
+              </w:rPr>
+            </w:pPr>
+            <w:r>
+              <w:rPr>
                 <w:color w:val="1F1F1F"/>
-                <w:kern w:val="0"/>
                 <w:bdr w:val="none" w:sz="0" w:space="0" w:color="auto" w:frame="1"/>
-                <w14:ligatures w14:val="none"/>
               </w:rPr>
               <w:t xml:space="preserve">, </w:t>
             </w:r>
             <m:oMath>
               <m:r>
                 <w:rPr>
-                  <w:rFonts w:ascii="Cambria Math" w:eastAsia="新細明體" w:hAnsi="Cambria Math"/>
+                  <w:rFonts w:ascii="Cambria Math" w:hAnsi="Cambria Math"/>
                   <w:color w:val="1F1F1F"/>
                 </w:rPr>
-                <m:t>∀j∈J</m:t>
+                <m:t>∀</m:t>
+              </m:r>
+              <m:r>
+                <w:rPr>
+                  <w:rFonts w:ascii="Cambria Math" w:hAnsi="Cambria Math"/>
+                  <w:color w:val="1F1F1F"/>
+                </w:rPr>
+                <m:t>j</m:t>
+              </m:r>
+              <m:r>
+                <w:rPr>
+                  <w:rFonts w:ascii="Cambria Math" w:hAnsi="Cambria Math"/>
+                  <w:color w:val="1F1F1F"/>
+                </w:rPr>
+                <m:t>∈</m:t>
+              </m:r>
+              <m:r>
+                <w:rPr>
+                  <w:rFonts w:ascii="Cambria Math" w:hAnsi="Cambria Math"/>
+                  <w:color w:val="1F1F1F"/>
+                </w:rPr>
+                <m:t>J</m:t>
               </m:r>
             </m:oMath>
             <w:r>
               <w:rPr>
-                <w:rFonts w:eastAsia="新細明體"/>
                 <w:color w:val="1F1F1F"/>
-                <w:kern w:val="0"/>
                 <w:bdr w:val="none" w:sz="0" w:space="0" w:color="auto" w:frame="1"/>
-                <w14:ligatures w14:val="none"/>
               </w:rPr>
               <w:t>.</w:t>
             </w:r>
@@ -2501,39 +2558,41 @@
         </w:tc>
         <w:tc>
           <w:tcPr>
-            <w:tcW w:w="4415" w:type="dxa"/>
-          </w:tcPr>
-          <w:p>
-            <w:pPr>
-              <w:widowControl/>
-              <w:rPr>
-                <w:rFonts w:eastAsia="新細明體"/>
+            <w:tcW w:w="5386" w:type="dxa"/>
+          </w:tcPr>
+          <w:p>
+            <w:pPr>
+              <w:rPr>
                 <w:color w:val="1F1F1F"/>
-                <w:kern w:val="0"/>
                 <w:bdr w:val="none" w:sz="0" w:space="0" w:color="auto" w:frame="1"/>
-                <w14:ligatures w14:val="none"/>
-              </w:rPr>
-            </w:pPr>
-            <w:r>
-              <w:rPr>
-                <w:rFonts w:eastAsia="新細明體" w:hint="eastAsia"/>
+              </w:rPr>
+            </w:pPr>
+            <w:r>
+              <w:rPr>
+                <w:rFonts w:hint="eastAsia"/>
                 <w:color w:val="1F1F1F"/>
-                <w:kern w:val="0"/>
                 <w:bdr w:val="none" w:sz="0" w:space="0" w:color="auto" w:frame="1"/>
-                <w14:ligatures w14:val="none"/>
-              </w:rPr>
-              <w:t>300</w:t>
+              </w:rPr>
+              <w:t>2000</w:t>
             </w:r>
           </w:p>
         </w:tc>
       </w:tr>
       <w:tr>
+        <w:tblPrEx>
+          <w:tblCellMar>
+            <w:top w:w="0" w:type="dxa"/>
+            <w:left w:w="0" w:type="dxa"/>
+            <w:bottom w:w="0" w:type="dxa"/>
+            <w:right w:w="0" w:type="dxa"/>
+          </w:tblCellMar>
+        </w:tblPrEx>
         <w:trPr>
           <w:trHeight w:val="441"/>
         </w:trPr>
         <w:tc>
           <w:tcPr>
-            <w:tcW w:w="3949" w:type="dxa"/>
+            <w:tcW w:w="4395" w:type="dxa"/>
             <w:gridSpan w:val="2"/>
             <w:hideMark/>
           </w:tcPr>
@@ -2556,7 +2615,7 @@
         </w:tc>
         <w:tc>
           <w:tcPr>
-            <w:tcW w:w="4415" w:type="dxa"/>
+            <w:tcW w:w="5386" w:type="dxa"/>
           </w:tcPr>
           <w:p>
             <w:pPr>
@@ -2570,9 +2629,17 @@
         </w:tc>
       </w:tr>
       <w:tr>
-        <w:tc>
-          <w:tcPr>
-            <w:tcW w:w="1096" w:type="dxa"/>
+        <w:tblPrEx>
+          <w:tblCellMar>
+            <w:top w:w="0" w:type="dxa"/>
+            <w:left w:w="0" w:type="dxa"/>
+            <w:bottom w:w="0" w:type="dxa"/>
+            <w:right w:w="0" w:type="dxa"/>
+          </w:tblCellMar>
+        </w:tblPrEx>
+        <w:tc>
+          <w:tcPr>
+            <w:tcW w:w="1084" w:type="dxa"/>
             <w:hideMark/>
           </w:tcPr>
           <w:p>
@@ -2615,7 +2682,7 @@
         </w:tc>
         <w:tc>
           <w:tcPr>
-            <w:tcW w:w="2853" w:type="dxa"/>
+            <w:tcW w:w="3311" w:type="dxa"/>
             <w:hideMark/>
           </w:tcPr>
           <w:p>
@@ -2664,7 +2731,49 @@
                 <w:rPr>
                   <w:rFonts w:ascii="Cambria Math" w:eastAsiaTheme="minorEastAsia" w:hAnsi="Cambria Math"/>
                 </w:rPr>
-                <m:t>∀i∈I,j∈J</m:t>
+                <m:t>∀</m:t>
+              </m:r>
+              <m:r>
+                <w:rPr>
+                  <w:rFonts w:ascii="Cambria Math" w:eastAsiaTheme="minorEastAsia" w:hAnsi="Cambria Math"/>
+                </w:rPr>
+                <m:t>i</m:t>
+              </m:r>
+              <m:r>
+                <w:rPr>
+                  <w:rFonts w:ascii="Cambria Math" w:eastAsiaTheme="minorEastAsia" w:hAnsi="Cambria Math"/>
+                </w:rPr>
+                <m:t>∈</m:t>
+              </m:r>
+              <m:r>
+                <w:rPr>
+                  <w:rFonts w:ascii="Cambria Math" w:eastAsiaTheme="minorEastAsia" w:hAnsi="Cambria Math"/>
+                </w:rPr>
+                <m:t>I</m:t>
+              </m:r>
+              <m:r>
+                <w:rPr>
+                  <w:rFonts w:ascii="Cambria Math" w:eastAsiaTheme="minorEastAsia" w:hAnsi="Cambria Math"/>
+                </w:rPr>
+                <m:t>,</m:t>
+              </m:r>
+              <m:r>
+                <w:rPr>
+                  <w:rFonts w:ascii="Cambria Math" w:eastAsiaTheme="minorEastAsia" w:hAnsi="Cambria Math"/>
+                </w:rPr>
+                <m:t>j</m:t>
+              </m:r>
+              <m:r>
+                <w:rPr>
+                  <w:rFonts w:ascii="Cambria Math" w:eastAsiaTheme="minorEastAsia" w:hAnsi="Cambria Math"/>
+                </w:rPr>
+                <m:t>∈</m:t>
+              </m:r>
+              <m:r>
+                <w:rPr>
+                  <w:rFonts w:ascii="Cambria Math" w:eastAsiaTheme="minorEastAsia" w:hAnsi="Cambria Math"/>
+                </w:rPr>
+                <m:t>J</m:t>
               </m:r>
             </m:oMath>
             <w:r>
@@ -2677,7 +2786,7 @@
         </w:tc>
         <w:tc>
           <w:tcPr>
-            <w:tcW w:w="4415" w:type="dxa"/>
+            <w:tcW w:w="5386" w:type="dxa"/>
           </w:tcPr>
           <w:p>
             <w:pPr>
@@ -2695,21 +2804,107 @@
               <w:rPr>
                 <w:rFonts w:eastAsiaTheme="minorEastAsia" w:hint="eastAsia"/>
               </w:rPr>
-              <w:t>istance(m) x 0.0</w:t>
-            </w:r>
-            <w:r>
-              <w:rPr>
-                <w:rFonts w:eastAsiaTheme="minorEastAsia" w:hint="eastAsia"/>
-              </w:rPr>
-              <w:t>8</w:t>
-            </w:r>
+              <w:t>istance(m) x 0.08</w:t>
+            </w:r>
+            <w:r>
+              <w:rPr>
+                <w:rFonts w:eastAsiaTheme="minorEastAsia" w:hint="eastAsia"/>
+              </w:rPr>
+              <w:t xml:space="preserve">　→　</w:t>
+            </w:r>
+            <w:r>
+              <w:rPr>
+                <w:rFonts w:eastAsiaTheme="minorEastAsia" w:hint="eastAsia"/>
+              </w:rPr>
+              <w:t>80</w:t>
+            </w:r>
+            <w:proofErr w:type="gramStart"/>
+            <w:r>
+              <w:rPr>
+                <w:rFonts w:eastAsiaTheme="minorEastAsia" w:hint="eastAsia"/>
+              </w:rPr>
+              <w:t>（</w:t>
+            </w:r>
+            <w:proofErr w:type="gramEnd"/>
+            <w:r>
+              <w:rPr>
+                <w:rFonts w:eastAsiaTheme="minorEastAsia" w:hint="eastAsia"/>
+              </w:rPr>
+              <w:t>現行</w:t>
+            </w:r>
+            <w:r>
+              <w:rPr>
+                <w:rFonts w:eastAsiaTheme="minorEastAsia" w:hint="eastAsia"/>
+              </w:rPr>
+              <w:t xml:space="preserve"> config.py </w:t>
+            </w:r>
+            <w:r>
+              <w:rPr>
+                <w:rFonts w:eastAsiaTheme="minorEastAsia" w:hint="eastAsia"/>
+              </w:rPr>
+              <w:t>為固定常數，未依距離計算，所有</w:t>
+            </w:r>
+            <w:r>
+              <w:rPr>
+                <w:rFonts w:eastAsiaTheme="minorEastAsia" w:hint="eastAsia"/>
+              </w:rPr>
+              <w:t xml:space="preserve"> </w:t>
+            </w:r>
+            <w:proofErr w:type="spellStart"/>
+            <w:r>
+              <w:rPr>
+                <w:rFonts w:eastAsiaTheme="minorEastAsia" w:hint="eastAsia"/>
+              </w:rPr>
+              <w:t>i</w:t>
+            </w:r>
+            <w:proofErr w:type="spellEnd"/>
+            <w:r>
+              <w:rPr>
+                <w:rFonts w:eastAsiaTheme="minorEastAsia" w:hint="eastAsia"/>
+              </w:rPr>
+              <w:t>→</w:t>
+            </w:r>
+            <w:r>
+              <w:rPr>
+                <w:rFonts w:eastAsiaTheme="minorEastAsia" w:hint="eastAsia"/>
+              </w:rPr>
+              <w:t xml:space="preserve">j </w:t>
+            </w:r>
+            <w:r>
+              <w:rPr>
+                <w:rFonts w:eastAsiaTheme="minorEastAsia" w:hint="eastAsia"/>
+              </w:rPr>
+              <w:t>連結皆為</w:t>
+            </w:r>
+            <w:r>
+              <w:rPr>
+                <w:rFonts w:eastAsiaTheme="minorEastAsia" w:hint="eastAsia"/>
+              </w:rPr>
+              <w:t xml:space="preserve"> 80</w:t>
+            </w:r>
+            <w:proofErr w:type="gramStart"/>
+            <w:r>
+              <w:rPr>
+                <w:rFonts w:eastAsiaTheme="minorEastAsia" w:hint="eastAsia"/>
+              </w:rPr>
+              <w:t>）</w:t>
+            </w:r>
+            <w:proofErr w:type="gramEnd"/>
           </w:p>
         </w:tc>
       </w:tr>
       <w:tr>
-        <w:tc>
-          <w:tcPr>
-            <w:tcW w:w="1096" w:type="dxa"/>
+        <w:tblPrEx>
+          <w:tblCellMar>
+            <w:top w:w="0" w:type="dxa"/>
+            <w:left w:w="0" w:type="dxa"/>
+            <w:bottom w:w="0" w:type="dxa"/>
+            <w:right w:w="0" w:type="dxa"/>
+          </w:tblCellMar>
+        </w:tblPrEx>
+        <w:tc>
+          <w:tcPr>
+            <w:tcW w:w="1084" w:type="dxa"/>
             <w:hideMark/>
           </w:tcPr>
           <w:p>
@@ -2752,7 +2947,7 @@
         </w:tc>
         <w:tc>
           <w:tcPr>
-            <w:tcW w:w="2853" w:type="dxa"/>
+            <w:tcW w:w="3311" w:type="dxa"/>
             <w:hideMark/>
           </w:tcPr>
           <w:p>
@@ -2801,7 +2996,37 @@
                 <w:rPr>
                   <w:rFonts w:ascii="Cambria Math" w:eastAsiaTheme="minorEastAsia" w:hAnsi="Cambria Math"/>
                 </w:rPr>
-                <m:t>∀j∈J,h∈H</m:t>
+                <m:t>∀</m:t>
+              </m:r>
+              <m:r>
+                <w:rPr>
+                  <w:rFonts w:ascii="Cambria Math" w:eastAsiaTheme="minorEastAsia" w:hAnsi="Cambria Math"/>
+                </w:rPr>
+                <m:t>j</m:t>
+              </m:r>
+              <m:r>
+                <w:rPr>
+                  <w:rFonts w:ascii="Cambria Math" w:eastAsiaTheme="minorEastAsia" w:hAnsi="Cambria Math"/>
+                </w:rPr>
+                <m:t>∈</m:t>
+              </m:r>
+              <m:r>
+                <w:rPr>
+                  <w:rFonts w:ascii="Cambria Math" w:eastAsiaTheme="minorEastAsia" w:hAnsi="Cambria Math"/>
+                </w:rPr>
+                <m:t>J</m:t>
+              </m:r>
+              <m:r>
+                <w:rPr>
+                  <w:rFonts w:ascii="Cambria Math" w:eastAsiaTheme="minorEastAsia" w:hAnsi="Cambria Math"/>
+                </w:rPr>
+                <m:t>,h∈</m:t>
+              </m:r>
+              <m:r>
+                <w:rPr>
+                  <w:rFonts w:ascii="Cambria Math" w:eastAsiaTheme="minorEastAsia" w:hAnsi="Cambria Math"/>
+                </w:rPr>
+                <m:t>H</m:t>
               </m:r>
             </m:oMath>
             <w:r>
@@ -2814,7 +3039,7 @@
         </w:tc>
         <w:tc>
           <w:tcPr>
-            <w:tcW w:w="4415" w:type="dxa"/>
+            <w:tcW w:w="5386" w:type="dxa"/>
           </w:tcPr>
           <w:p>
             <w:pPr>
@@ -2834,13 +3059,97 @@
               </w:rPr>
               <w:t>istance(m) x 0.05</w:t>
             </w:r>
+            <w:r>
+              <w:rPr>
+                <w:rFonts w:eastAsiaTheme="minorEastAsia" w:hint="eastAsia"/>
+              </w:rPr>
+              <w:t xml:space="preserve">　→　</w:t>
+            </w:r>
+            <w:r>
+              <w:rPr>
+                <w:rFonts w:eastAsiaTheme="minorEastAsia" w:hint="eastAsia"/>
+              </w:rPr>
+              <w:t>80</w:t>
+            </w:r>
+            <w:proofErr w:type="gramStart"/>
+            <w:r>
+              <w:rPr>
+                <w:rFonts w:eastAsiaTheme="minorEastAsia" w:hint="eastAsia"/>
+              </w:rPr>
+              <w:t>（</w:t>
+            </w:r>
+            <w:proofErr w:type="gramEnd"/>
+            <w:r>
+              <w:rPr>
+                <w:rFonts w:eastAsiaTheme="minorEastAsia" w:hint="eastAsia"/>
+              </w:rPr>
+              <w:t>現行</w:t>
+            </w:r>
+            <w:r>
+              <w:rPr>
+                <w:rFonts w:eastAsiaTheme="minorEastAsia" w:hint="eastAsia"/>
+              </w:rPr>
+              <w:t xml:space="preserve"> config.py </w:t>
+            </w:r>
+            <w:r>
+              <w:rPr>
+                <w:rFonts w:eastAsiaTheme="minorEastAsia" w:hint="eastAsia"/>
+              </w:rPr>
+              <w:t>為固定常數，未依距離計算，所有</w:t>
+            </w:r>
+            <w:r>
+              <w:rPr>
+                <w:rFonts w:eastAsiaTheme="minorEastAsia" w:hint="eastAsia"/>
+              </w:rPr>
+              <w:t xml:space="preserve"> j</w:t>
+            </w:r>
+            <w:r>
+              <w:rPr>
+                <w:rFonts w:eastAsiaTheme="minorEastAsia" w:hint="eastAsia"/>
+              </w:rPr>
+              <w:t>→</w:t>
+            </w:r>
+            <w:r>
+              <w:rPr>
+                <w:rFonts w:eastAsiaTheme="minorEastAsia" w:hint="eastAsia"/>
+              </w:rPr>
+              <w:t xml:space="preserve">h </w:t>
+            </w:r>
+            <w:r>
+              <w:rPr>
+                <w:rFonts w:eastAsiaTheme="minorEastAsia" w:hint="eastAsia"/>
+              </w:rPr>
+              <w:t>連結皆為</w:t>
+            </w:r>
+            <w:r>
+              <w:rPr>
+                <w:rFonts w:eastAsiaTheme="minorEastAsia" w:hint="eastAsia"/>
+              </w:rPr>
+              <w:t xml:space="preserve"> 80</w:t>
+            </w:r>
+            <w:proofErr w:type="gramStart"/>
+            <w:r>
+              <w:rPr>
+                <w:rFonts w:eastAsiaTheme="minorEastAsia" w:hint="eastAsia"/>
+              </w:rPr>
+              <w:t>）</w:t>
+            </w:r>
+            <w:proofErr w:type="gramEnd"/>
           </w:p>
         </w:tc>
       </w:tr>
       <w:tr>
-        <w:tc>
-          <w:tcPr>
-            <w:tcW w:w="1096" w:type="dxa"/>
+        <w:tblPrEx>
+          <w:tblCellMar>
+            <w:top w:w="0" w:type="dxa"/>
+            <w:left w:w="0" w:type="dxa"/>
+            <w:bottom w:w="0" w:type="dxa"/>
+            <w:right w:w="0" w:type="dxa"/>
+          </w:tblCellMar>
+        </w:tblPrEx>
+        <w:tc>
+          <w:tcPr>
+            <w:tcW w:w="1084" w:type="dxa"/>
             <w:hideMark/>
           </w:tcPr>
           <w:p>
@@ -2864,7 +3173,7 @@
         </w:tc>
         <w:tc>
           <w:tcPr>
-            <w:tcW w:w="2853" w:type="dxa"/>
+            <w:tcW w:w="3311" w:type="dxa"/>
             <w:hideMark/>
           </w:tcPr>
           <w:p>
@@ -2884,7 +3193,7 @@
         </w:tc>
         <w:tc>
           <w:tcPr>
-            <w:tcW w:w="4415" w:type="dxa"/>
+            <w:tcW w:w="5386" w:type="dxa"/>
           </w:tcPr>
           <w:p>
             <w:pPr>
@@ -2902,9 +3211,17 @@
         </w:tc>
       </w:tr>
       <w:tr>
-        <w:tc>
-          <w:tcPr>
-            <w:tcW w:w="1096" w:type="dxa"/>
+        <w:tblPrEx>
+          <w:tblCellMar>
+            <w:top w:w="0" w:type="dxa"/>
+            <w:left w:w="0" w:type="dxa"/>
+            <w:bottom w:w="0" w:type="dxa"/>
+            <w:right w:w="0" w:type="dxa"/>
+          </w:tblCellMar>
+        </w:tblPrEx>
+        <w:tc>
+          <w:tcPr>
+            <w:tcW w:w="1084" w:type="dxa"/>
             <w:hideMark/>
           </w:tcPr>
           <w:p>
@@ -2928,7 +3245,7 @@
         </w:tc>
         <w:tc>
           <w:tcPr>
-            <w:tcW w:w="2853" w:type="dxa"/>
+            <w:tcW w:w="3311" w:type="dxa"/>
             <w:hideMark/>
           </w:tcPr>
           <w:p>
@@ -2948,7 +3265,7 @@
         </w:tc>
         <w:tc>
           <w:tcPr>
-            <w:tcW w:w="4415" w:type="dxa"/>
+            <w:tcW w:w="5386" w:type="dxa"/>
           </w:tcPr>
           <w:p>
             <w:pPr>
@@ -2966,9 +3283,17 @@
         </w:tc>
       </w:tr>
       <w:tr>
-        <w:tc>
-          <w:tcPr>
-            <w:tcW w:w="1096" w:type="dxa"/>
+        <w:tblPrEx>
+          <w:tblCellMar>
+            <w:top w:w="0" w:type="dxa"/>
+            <w:left w:w="0" w:type="dxa"/>
+            <w:bottom w:w="0" w:type="dxa"/>
+            <w:right w:w="0" w:type="dxa"/>
+          </w:tblCellMar>
+        </w:tblPrEx>
+        <w:tc>
+          <w:tcPr>
+            <w:tcW w:w="1084" w:type="dxa"/>
             <w:hideMark/>
           </w:tcPr>
           <w:p>
@@ -3011,7 +3336,7 @@
         </w:tc>
         <w:tc>
           <w:tcPr>
-            <w:tcW w:w="2853" w:type="dxa"/>
+            <w:tcW w:w="3311" w:type="dxa"/>
             <w:hideMark/>
           </w:tcPr>
           <w:p>
@@ -3046,7 +3371,13 @@
                 <w:rPr>
                   <w:rFonts w:ascii="Cambria Math" w:eastAsiaTheme="minorEastAsia" w:hAnsi="Cambria Math"/>
                 </w:rPr>
-                <m:t>∀h∈H</m:t>
+                <m:t>∀h∈</m:t>
+              </m:r>
+              <m:r>
+                <w:rPr>
+                  <w:rFonts w:ascii="Cambria Math" w:eastAsiaTheme="minorEastAsia" w:hAnsi="Cambria Math"/>
+                </w:rPr>
+                <m:t>H</m:t>
               </m:r>
             </m:oMath>
             <w:r>
@@ -3059,27 +3390,35 @@
         </w:tc>
         <w:tc>
           <w:tcPr>
-            <w:tcW w:w="4415" w:type="dxa"/>
-          </w:tcPr>
-          <w:p>
-            <w:pPr>
-              <w:rPr>
-                <w:rFonts w:eastAsiaTheme="minorEastAsia"/>
-              </w:rPr>
-            </w:pPr>
-            <w:r>
-              <w:rPr>
-                <w:rFonts w:eastAsiaTheme="minorEastAsia" w:hint="eastAsia"/>
-              </w:rPr>
-              <w:t>3</w:t>
+            <w:tcW w:w="5386" w:type="dxa"/>
+          </w:tcPr>
+          <w:p>
+            <w:pPr>
+              <w:rPr>
+                <w:rFonts w:eastAsiaTheme="minorEastAsia"/>
+              </w:rPr>
+            </w:pPr>
+            <w:r>
+              <w:rPr>
+                <w:rFonts w:eastAsiaTheme="minorEastAsia" w:hint="eastAsia"/>
+              </w:rPr>
+              <w:t>18</w:t>
             </w:r>
           </w:p>
         </w:tc>
       </w:tr>
       <w:tr>
-        <w:tc>
-          <w:tcPr>
-            <w:tcW w:w="1096" w:type="dxa"/>
+        <w:tblPrEx>
+          <w:tblCellMar>
+            <w:top w:w="0" w:type="dxa"/>
+            <w:left w:w="0" w:type="dxa"/>
+            <w:bottom w:w="0" w:type="dxa"/>
+            <w:right w:w="0" w:type="dxa"/>
+          </w:tblCellMar>
+        </w:tblPrEx>
+        <w:tc>
+          <w:tcPr>
+            <w:tcW w:w="1084" w:type="dxa"/>
             <w:hideMark/>
           </w:tcPr>
           <w:p>
@@ -3122,7 +3461,7 @@
         </w:tc>
         <w:tc>
           <w:tcPr>
-            <w:tcW w:w="2853" w:type="dxa"/>
+            <w:tcW w:w="3311" w:type="dxa"/>
             <w:hideMark/>
           </w:tcPr>
           <w:p>
@@ -3171,7 +3510,49 @@
                 <w:rPr>
                   <w:rFonts w:ascii="Cambria Math" w:eastAsiaTheme="minorEastAsia" w:hAnsi="Cambria Math"/>
                 </w:rPr>
-                <m:t>∀j∈J,l∈L</m:t>
+                <m:t>∀</m:t>
+              </m:r>
+              <m:r>
+                <w:rPr>
+                  <w:rFonts w:ascii="Cambria Math" w:eastAsiaTheme="minorEastAsia" w:hAnsi="Cambria Math"/>
+                </w:rPr>
+                <m:t>j</m:t>
+              </m:r>
+              <m:r>
+                <w:rPr>
+                  <w:rFonts w:ascii="Cambria Math" w:eastAsiaTheme="minorEastAsia" w:hAnsi="Cambria Math"/>
+                </w:rPr>
+                <m:t>∈</m:t>
+              </m:r>
+              <m:r>
+                <w:rPr>
+                  <w:rFonts w:ascii="Cambria Math" w:eastAsiaTheme="minorEastAsia" w:hAnsi="Cambria Math"/>
+                </w:rPr>
+                <m:t>J</m:t>
+              </m:r>
+              <m:r>
+                <w:rPr>
+                  <w:rFonts w:ascii="Cambria Math" w:eastAsiaTheme="minorEastAsia" w:hAnsi="Cambria Math"/>
+                </w:rPr>
+                <m:t>,</m:t>
+              </m:r>
+              <m:r>
+                <w:rPr>
+                  <w:rFonts w:ascii="Cambria Math" w:eastAsiaTheme="minorEastAsia" w:hAnsi="Cambria Math"/>
+                </w:rPr>
+                <m:t>l</m:t>
+              </m:r>
+              <m:r>
+                <w:rPr>
+                  <w:rFonts w:ascii="Cambria Math" w:eastAsiaTheme="minorEastAsia" w:hAnsi="Cambria Math"/>
+                </w:rPr>
+                <m:t>∈</m:t>
+              </m:r>
+              <m:r>
+                <w:rPr>
+                  <w:rFonts w:ascii="Cambria Math" w:eastAsiaTheme="minorEastAsia" w:hAnsi="Cambria Math"/>
+                </w:rPr>
+                <m:t>L</m:t>
               </m:r>
             </m:oMath>
             <w:r>
@@ -3184,7 +3565,7 @@
         </w:tc>
         <w:tc>
           <w:tcPr>
-            <w:tcW w:w="4415" w:type="dxa"/>
+            <w:tcW w:w="5386" w:type="dxa"/>
           </w:tcPr>
           <w:p>
             <w:pPr>
@@ -3202,33 +3583,23 @@
               <w:rPr>
                 <w:rFonts w:eastAsiaTheme="minorEastAsia" w:hint="eastAsia"/>
               </w:rPr>
-              <w:t xml:space="preserve">inor: 50; Moderate: </w:t>
-            </w:r>
-            <w:r>
-              <w:rPr>
-                <w:rFonts w:eastAsiaTheme="minorEastAsia" w:hint="eastAsia"/>
-              </w:rPr>
-              <w:t>15</w:t>
-            </w:r>
-            <w:r>
-              <w:rPr>
-                <w:rFonts w:eastAsiaTheme="minorEastAsia" w:hint="eastAsia"/>
-              </w:rPr>
-              <w:t>; Severe:</w:t>
-            </w:r>
-            <w:r>
-              <w:rPr>
-                <w:rFonts w:eastAsiaTheme="minorEastAsia" w:hint="eastAsia"/>
-              </w:rPr>
-              <w:t>5</w:t>
+              <w:t>inor: 143; Moderate: 43; Severe: 14</w:t>
             </w:r>
           </w:p>
         </w:tc>
       </w:tr>
       <w:tr>
-        <w:tc>
-          <w:tcPr>
-            <w:tcW w:w="1096" w:type="dxa"/>
+        <w:tblPrEx>
+          <w:tblCellMar>
+            <w:top w:w="0" w:type="dxa"/>
+            <w:left w:w="0" w:type="dxa"/>
+            <w:bottom w:w="0" w:type="dxa"/>
+            <w:right w:w="0" w:type="dxa"/>
+          </w:tblCellMar>
+        </w:tblPrEx>
+        <w:tc>
+          <w:tcPr>
+            <w:tcW w:w="1084" w:type="dxa"/>
             <w:hideMark/>
           </w:tcPr>
           <w:p>
@@ -3271,7 +3642,7 @@
         </w:tc>
         <w:tc>
           <w:tcPr>
-            <w:tcW w:w="2853" w:type="dxa"/>
+            <w:tcW w:w="3311" w:type="dxa"/>
             <w:hideMark/>
           </w:tcPr>
           <w:p>
@@ -3306,7 +3677,25 @@
                 <w:rPr>
                   <w:rFonts w:ascii="Cambria Math" w:eastAsiaTheme="minorEastAsia" w:hAnsi="Cambria Math"/>
                 </w:rPr>
-                <m:t>∀l∈L</m:t>
+                <m:t>∀</m:t>
+              </m:r>
+              <m:r>
+                <w:rPr>
+                  <w:rFonts w:ascii="Cambria Math" w:eastAsiaTheme="minorEastAsia" w:hAnsi="Cambria Math"/>
+                </w:rPr>
+                <m:t>l</m:t>
+              </m:r>
+              <m:r>
+                <w:rPr>
+                  <w:rFonts w:ascii="Cambria Math" w:eastAsiaTheme="minorEastAsia" w:hAnsi="Cambria Math"/>
+                </w:rPr>
+                <m:t>∈</m:t>
+              </m:r>
+              <m:r>
+                <w:rPr>
+                  <w:rFonts w:ascii="Cambria Math" w:eastAsiaTheme="minorEastAsia" w:hAnsi="Cambria Math"/>
+                </w:rPr>
+                <m:t>L</m:t>
               </m:r>
             </m:oMath>
             <w:r>
@@ -3319,7 +3708,7 @@
         </w:tc>
         <w:tc>
           <w:tcPr>
-            <w:tcW w:w="4415" w:type="dxa"/>
+            <w:tcW w:w="5386" w:type="dxa"/>
           </w:tcPr>
           <w:p>
             <w:pPr>
@@ -3334,9 +3723,17 @@
         </w:tc>
       </w:tr>
       <w:tr>
-        <w:tc>
-          <w:tcPr>
-            <w:tcW w:w="1096" w:type="dxa"/>
+        <w:tblPrEx>
+          <w:tblCellMar>
+            <w:top w:w="0" w:type="dxa"/>
+            <w:left w:w="0" w:type="dxa"/>
+            <w:bottom w:w="0" w:type="dxa"/>
+            <w:right w:w="0" w:type="dxa"/>
+          </w:tblCellMar>
+        </w:tblPrEx>
+        <w:tc>
+          <w:tcPr>
+            <w:tcW w:w="1084" w:type="dxa"/>
             <w:hideMark/>
           </w:tcPr>
           <w:p>
@@ -3379,7 +3776,7 @@
         </w:tc>
         <w:tc>
           <w:tcPr>
-            <w:tcW w:w="2853" w:type="dxa"/>
+            <w:tcW w:w="3311" w:type="dxa"/>
             <w:hideMark/>
           </w:tcPr>
           <w:p>
@@ -3400,7 +3797,25 @@
                 <w:rPr>
                   <w:rFonts w:ascii="Cambria Math" w:eastAsiaTheme="minorEastAsia" w:hAnsi="Cambria Math"/>
                 </w:rPr>
-                <m:t>∀l∈L</m:t>
+                <m:t>∀</m:t>
+              </m:r>
+              <m:r>
+                <w:rPr>
+                  <w:rFonts w:ascii="Cambria Math" w:eastAsiaTheme="minorEastAsia" w:hAnsi="Cambria Math"/>
+                </w:rPr>
+                <m:t>l</m:t>
+              </m:r>
+              <m:r>
+                <w:rPr>
+                  <w:rFonts w:ascii="Cambria Math" w:eastAsiaTheme="minorEastAsia" w:hAnsi="Cambria Math"/>
+                </w:rPr>
+                <m:t>∈</m:t>
+              </m:r>
+              <m:r>
+                <w:rPr>
+                  <w:rFonts w:ascii="Cambria Math" w:eastAsiaTheme="minorEastAsia" w:hAnsi="Cambria Math"/>
+                </w:rPr>
+                <m:t>L</m:t>
               </m:r>
             </m:oMath>
             <w:r>
@@ -3413,7 +3828,7 @@
         </w:tc>
         <w:tc>
           <w:tcPr>
-            <w:tcW w:w="4415" w:type="dxa"/>
+            <w:tcW w:w="5386" w:type="dxa"/>
           </w:tcPr>
           <w:p>
             <w:pPr>
@@ -3446,9 +3861,17 @@
         </w:tc>
       </w:tr>
       <w:tr>
-        <w:tc>
-          <w:tcPr>
-            <w:tcW w:w="1096" w:type="dxa"/>
+        <w:tblPrEx>
+          <w:tblCellMar>
+            <w:top w:w="0" w:type="dxa"/>
+            <w:left w:w="0" w:type="dxa"/>
+            <w:bottom w:w="0" w:type="dxa"/>
+            <w:right w:w="0" w:type="dxa"/>
+          </w:tblCellMar>
+        </w:tblPrEx>
+        <w:tc>
+          <w:tcPr>
+            <w:tcW w:w="1084" w:type="dxa"/>
             <w:hideMark/>
           </w:tcPr>
           <w:p>
@@ -3491,7 +3914,7 @@
         </w:tc>
         <w:tc>
           <w:tcPr>
-            <w:tcW w:w="2853" w:type="dxa"/>
+            <w:tcW w:w="3311" w:type="dxa"/>
             <w:hideMark/>
           </w:tcPr>
           <w:p>
@@ -3501,11 +3924,19 @@
                 <w:rFonts w:eastAsiaTheme="minorEastAsia"/>
               </w:rPr>
             </w:pPr>
-            <w:r>
-              <w:rPr>
-                <w:rFonts w:eastAsiaTheme="minorEastAsia"/>
-              </w:rPr>
-              <w:t xml:space="preserve">Amount of medical supplies consumed by one casualty of severity level </w:t>
+            <w:proofErr w:type="gramStart"/>
+            <w:r>
+              <w:rPr>
+                <w:rFonts w:eastAsiaTheme="minorEastAsia"/>
+              </w:rPr>
+              <w:t>Amount</w:t>
+            </w:r>
+            <w:proofErr w:type="gramEnd"/>
+            <w:r>
+              <w:rPr>
+                <w:rFonts w:eastAsiaTheme="minorEastAsia"/>
+              </w:rPr>
+              <w:t xml:space="preserve"> of medical supplies consumed by one casualty of severity level </w:t>
             </w:r>
             <m:oMath>
               <m:r>
@@ -3526,7 +3957,25 @@
                 <w:rPr>
                   <w:rFonts w:ascii="Cambria Math" w:eastAsiaTheme="minorEastAsia" w:hAnsi="Cambria Math"/>
                 </w:rPr>
-                <m:t>∀l∈L</m:t>
+                <m:t>∀</m:t>
+              </m:r>
+              <m:r>
+                <w:rPr>
+                  <w:rFonts w:ascii="Cambria Math" w:eastAsiaTheme="minorEastAsia" w:hAnsi="Cambria Math"/>
+                </w:rPr>
+                <m:t>l</m:t>
+              </m:r>
+              <m:r>
+                <w:rPr>
+                  <w:rFonts w:ascii="Cambria Math" w:eastAsiaTheme="minorEastAsia" w:hAnsi="Cambria Math"/>
+                </w:rPr>
+                <m:t>∈</m:t>
+              </m:r>
+              <m:r>
+                <w:rPr>
+                  <w:rFonts w:ascii="Cambria Math" w:eastAsiaTheme="minorEastAsia" w:hAnsi="Cambria Math"/>
+                </w:rPr>
+                <m:t>L</m:t>
               </m:r>
             </m:oMath>
             <w:r>
@@ -3539,7 +3988,7 @@
         </w:tc>
         <w:tc>
           <w:tcPr>
-            <w:tcW w:w="4415" w:type="dxa"/>
+            <w:tcW w:w="5386" w:type="dxa"/>
           </w:tcPr>
           <w:p>
             <w:pPr>
@@ -3554,9 +4003,17 @@
         </w:tc>
       </w:tr>
       <w:tr>
-        <w:tc>
-          <w:tcPr>
-            <w:tcW w:w="1096" w:type="dxa"/>
+        <w:tblPrEx>
+          <w:tblCellMar>
+            <w:top w:w="0" w:type="dxa"/>
+            <w:left w:w="0" w:type="dxa"/>
+            <w:bottom w:w="0" w:type="dxa"/>
+            <w:right w:w="0" w:type="dxa"/>
+          </w:tblCellMar>
+        </w:tblPrEx>
+        <w:tc>
+          <w:tcPr>
+            <w:tcW w:w="1084" w:type="dxa"/>
             <w:hideMark/>
           </w:tcPr>
           <w:p>
@@ -3599,7 +4056,7 @@
         </w:tc>
         <w:tc>
           <w:tcPr>
-            <w:tcW w:w="2853" w:type="dxa"/>
+            <w:tcW w:w="3311" w:type="dxa"/>
             <w:hideMark/>
           </w:tcPr>
           <w:p>
@@ -3634,7 +4091,25 @@
                 <w:rPr>
                   <w:rFonts w:ascii="Cambria Math" w:eastAsiaTheme="minorEastAsia" w:hAnsi="Cambria Math"/>
                 </w:rPr>
-                <m:t>∀l∈L</m:t>
+                <m:t>∀</m:t>
+              </m:r>
+              <m:r>
+                <w:rPr>
+                  <w:rFonts w:ascii="Cambria Math" w:eastAsiaTheme="minorEastAsia" w:hAnsi="Cambria Math"/>
+                </w:rPr>
+                <m:t>l</m:t>
+              </m:r>
+              <m:r>
+                <w:rPr>
+                  <w:rFonts w:ascii="Cambria Math" w:eastAsiaTheme="minorEastAsia" w:hAnsi="Cambria Math"/>
+                </w:rPr>
+                <m:t>∈</m:t>
+              </m:r>
+              <m:r>
+                <w:rPr>
+                  <w:rFonts w:ascii="Cambria Math" w:eastAsiaTheme="minorEastAsia" w:hAnsi="Cambria Math"/>
+                </w:rPr>
+                <m:t>L</m:t>
               </m:r>
             </m:oMath>
             <w:r>
@@ -3647,7 +4122,7 @@
         </w:tc>
         <w:tc>
           <w:tcPr>
-            <w:tcW w:w="4415" w:type="dxa"/>
+            <w:tcW w:w="5386" w:type="dxa"/>
           </w:tcPr>
           <w:p>
             <w:pPr>
@@ -3662,19 +4137,7 @@
               <w:rPr>
                 <w:rFonts w:eastAsiaTheme="minorEastAsia" w:hint="eastAsia"/>
               </w:rPr>
-              <w:t>2</w:t>
-            </w:r>
-            <w:r>
-              <w:rPr>
-                <w:rFonts w:eastAsiaTheme="minorEastAsia" w:hint="eastAsia"/>
-              </w:rPr>
-              <w:t>00</w:t>
-            </w:r>
-            <w:r>
-              <w:rPr>
-                <w:rFonts w:eastAsiaTheme="minorEastAsia" w:hint="eastAsia"/>
-              </w:rPr>
-              <w:t>0</w:t>
+              <w:t>2000</w:t>
             </w:r>
             <w:r>
               <w:t>; moderate:</w:t>
@@ -3683,19 +4146,7 @@
               <w:rPr>
                 <w:rFonts w:eastAsiaTheme="minorEastAsia" w:hint="eastAsia"/>
               </w:rPr>
-              <w:t>5</w:t>
-            </w:r>
-            <w:r>
-              <w:rPr>
-                <w:rFonts w:eastAsiaTheme="minorEastAsia" w:hint="eastAsia"/>
-              </w:rPr>
-              <w:t>000</w:t>
-            </w:r>
-            <w:r>
-              <w:rPr>
-                <w:rFonts w:eastAsiaTheme="minorEastAsia" w:hint="eastAsia"/>
-              </w:rPr>
-              <w:t>0</w:t>
+              <w:t>50000</w:t>
             </w:r>
             <w:r>
               <w:t>; severe</w:t>
@@ -3704,30 +4155,26 @@
               <w:rPr>
                 <w:rFonts w:eastAsiaTheme="minorEastAsia" w:hint="eastAsia"/>
               </w:rPr>
-              <w:t>:</w:t>
-            </w:r>
-            <w:r>
-              <w:rPr>
-                <w:rFonts w:eastAsiaTheme="minorEastAsia" w:hint="eastAsia"/>
-              </w:rPr>
-              <w:t>1</w:t>
-            </w:r>
-            <w:r>
-              <w:rPr>
-                <w:rFonts w:eastAsiaTheme="minorEastAsia" w:hint="eastAsia"/>
-              </w:rPr>
-              <w:t>00000</w:t>
+              <w:t>:100000</w:t>
             </w:r>
           </w:p>
         </w:tc>
       </w:tr>
       <w:tr>
+        <w:tblPrEx>
+          <w:tblCellMar>
+            <w:top w:w="0" w:type="dxa"/>
+            <w:left w:w="0" w:type="dxa"/>
+            <w:bottom w:w="0" w:type="dxa"/>
+            <w:right w:w="0" w:type="dxa"/>
+          </w:tblCellMar>
+        </w:tblPrEx>
         <w:trPr>
           <w:trHeight w:val="860"/>
         </w:trPr>
         <w:tc>
           <w:tcPr>
-            <w:tcW w:w="1096" w:type="dxa"/>
+            <w:tcW w:w="1084" w:type="dxa"/>
             <w:hideMark/>
           </w:tcPr>
           <w:p>
@@ -3770,7 +4217,7 @@
         </w:tc>
         <w:tc>
           <w:tcPr>
-            <w:tcW w:w="2853" w:type="dxa"/>
+            <w:tcW w:w="3311" w:type="dxa"/>
             <w:hideMark/>
           </w:tcPr>
           <w:p>
@@ -3791,7 +4238,19 @@
                 <w:rPr>
                   <w:rFonts w:ascii="Cambria Math" w:eastAsiaTheme="minorEastAsia" w:hAnsi="Cambria Math"/>
                 </w:rPr>
-                <m:t>∀l∈</m:t>
+                <m:t>∀</m:t>
+              </m:r>
+              <m:r>
+                <w:rPr>
+                  <w:rFonts w:ascii="Cambria Math" w:eastAsiaTheme="minorEastAsia" w:hAnsi="Cambria Math"/>
+                </w:rPr>
+                <m:t>l</m:t>
+              </m:r>
+              <m:r>
+                <w:rPr>
+                  <w:rFonts w:ascii="Cambria Math" w:eastAsiaTheme="minorEastAsia" w:hAnsi="Cambria Math"/>
+                </w:rPr>
+                <m:t>∈</m:t>
               </m:r>
               <m:sSup>
                 <m:sSupPr>
@@ -3830,7 +4289,19 @@
                 <w:rPr>
                   <w:rFonts w:ascii="Cambria Math" w:eastAsiaTheme="minorEastAsia" w:hAnsi="Cambria Math"/>
                 </w:rPr>
-                <m:t>∀l∈</m:t>
+                <m:t>∀</m:t>
+              </m:r>
+              <m:r>
+                <w:rPr>
+                  <w:rFonts w:ascii="Cambria Math" w:eastAsiaTheme="minorEastAsia" w:hAnsi="Cambria Math"/>
+                </w:rPr>
+                <m:t>l</m:t>
+              </m:r>
+              <m:r>
+                <w:rPr>
+                  <w:rFonts w:ascii="Cambria Math" w:eastAsiaTheme="minorEastAsia" w:hAnsi="Cambria Math"/>
+                </w:rPr>
+                <m:t>∈</m:t>
               </m:r>
               <m:sSup>
                 <m:sSupPr>
@@ -3868,7 +4339,7 @@
         </w:tc>
         <w:tc>
           <w:tcPr>
-            <w:tcW w:w="4415" w:type="dxa"/>
+            <w:tcW w:w="5386" w:type="dxa"/>
           </w:tcPr>
           <w:p>
             <w:pPr>
@@ -3892,21 +4363,23 @@
               <w:rPr>
                 <w:rFonts w:eastAsiaTheme="minorEastAsia" w:hint="eastAsia"/>
               </w:rPr>
-              <w:t>5</w:t>
-            </w:r>
-            <w:r>
-              <w:rPr>
-                <w:rFonts w:eastAsiaTheme="minorEastAsia" w:hint="eastAsia"/>
-              </w:rPr>
-              <w:t>0000</w:t>
+              <w:t>50000</w:t>
             </w:r>
           </w:p>
         </w:tc>
       </w:tr>
       <w:tr>
-        <w:tc>
-          <w:tcPr>
-            <w:tcW w:w="1096" w:type="dxa"/>
+        <w:tblPrEx>
+          <w:tblCellMar>
+            <w:top w:w="0" w:type="dxa"/>
+            <w:left w:w="0" w:type="dxa"/>
+            <w:bottom w:w="0" w:type="dxa"/>
+            <w:right w:w="0" w:type="dxa"/>
+          </w:tblCellMar>
+        </w:tblPrEx>
+        <w:tc>
+          <w:tcPr>
+            <w:tcW w:w="1084" w:type="dxa"/>
             <w:hideMark/>
           </w:tcPr>
           <w:p>
@@ -3949,7 +4422,7 @@
         </w:tc>
         <w:tc>
           <w:tcPr>
-            <w:tcW w:w="2853" w:type="dxa"/>
+            <w:tcW w:w="3311" w:type="dxa"/>
             <w:hideMark/>
           </w:tcPr>
           <w:p>
@@ -3963,14 +4436,7 @@
               <w:rPr>
                 <w:rFonts w:eastAsiaTheme="minorEastAsia"/>
               </w:rPr>
-              <w:t xml:space="preserve">Unit transportation cost, or cost-equivalent travel time penalty, for transporting one casualty from disaster </w:t>
-            </w:r>
-            <w:r>
-              <w:rPr>
-                <w:rFonts w:eastAsiaTheme="minorEastAsia"/>
-              </w:rPr>
-              <w:lastRenderedPageBreak/>
-              <w:t xml:space="preserve">area </w:t>
+              <w:t xml:space="preserve">Unit transportation cost, or cost-equivalent travel time penalty, for transporting one casualty from disaster area </w:t>
             </w:r>
             <m:oMath>
               <m:r>
@@ -4005,7 +4471,49 @@
                 <w:rPr>
                   <w:rFonts w:ascii="Cambria Math" w:eastAsiaTheme="minorEastAsia" w:hAnsi="Cambria Math"/>
                 </w:rPr>
-                <m:t>∀i∈I,j∈J</m:t>
+                <m:t>∀</m:t>
+              </m:r>
+              <m:r>
+                <w:rPr>
+                  <w:rFonts w:ascii="Cambria Math" w:eastAsiaTheme="minorEastAsia" w:hAnsi="Cambria Math"/>
+                </w:rPr>
+                <m:t>i</m:t>
+              </m:r>
+              <m:r>
+                <w:rPr>
+                  <w:rFonts w:ascii="Cambria Math" w:eastAsiaTheme="minorEastAsia" w:hAnsi="Cambria Math"/>
+                </w:rPr>
+                <m:t>∈</m:t>
+              </m:r>
+              <m:r>
+                <w:rPr>
+                  <w:rFonts w:ascii="Cambria Math" w:eastAsiaTheme="minorEastAsia" w:hAnsi="Cambria Math"/>
+                </w:rPr>
+                <m:t>I</m:t>
+              </m:r>
+              <m:r>
+                <w:rPr>
+                  <w:rFonts w:ascii="Cambria Math" w:eastAsiaTheme="minorEastAsia" w:hAnsi="Cambria Math"/>
+                </w:rPr>
+                <m:t>,</m:t>
+              </m:r>
+              <m:r>
+                <w:rPr>
+                  <w:rFonts w:ascii="Cambria Math" w:eastAsiaTheme="minorEastAsia" w:hAnsi="Cambria Math"/>
+                </w:rPr>
+                <m:t>j</m:t>
+              </m:r>
+              <m:r>
+                <w:rPr>
+                  <w:rFonts w:ascii="Cambria Math" w:eastAsiaTheme="minorEastAsia" w:hAnsi="Cambria Math"/>
+                </w:rPr>
+                <m:t>∈</m:t>
+              </m:r>
+              <m:r>
+                <w:rPr>
+                  <w:rFonts w:ascii="Cambria Math" w:eastAsiaTheme="minorEastAsia" w:hAnsi="Cambria Math"/>
+                </w:rPr>
+                <m:t>J</m:t>
               </m:r>
             </m:oMath>
             <w:r>
@@ -4018,49 +4526,38 @@
         </w:tc>
         <w:tc>
           <w:tcPr>
-            <w:tcW w:w="4415" w:type="dxa"/>
-          </w:tcPr>
-          <w:p>
-            <w:pPr>
-              <w:rPr>
-                <w:rFonts w:eastAsiaTheme="minorEastAsia"/>
-              </w:rPr>
-            </w:pPr>
-            <w:r>
-              <w:rPr>
-                <w:rFonts w:eastAsiaTheme="minorEastAsia" w:hint="eastAsia"/>
-              </w:rPr>
-              <w:lastRenderedPageBreak/>
-              <w:t>100 + 15</w:t>
-            </w:r>
-            <w:r>
-              <w:rPr>
-                <w:rFonts w:eastAsiaTheme="minorEastAsia" w:hint="eastAsia"/>
-              </w:rPr>
-              <w:t>0</w:t>
-            </w:r>
-            <w:r>
-              <w:rPr>
-                <w:rFonts w:eastAsiaTheme="minorEastAsia" w:hint="eastAsia"/>
-              </w:rPr>
-              <w:t xml:space="preserve"> x distance(m)</w:t>
-            </w:r>
-            <w:r>
-              <w:rPr>
-                <w:rFonts w:eastAsiaTheme="minorEastAsia" w:hint="eastAsia"/>
-              </w:rPr>
-              <w:t xml:space="preserve"> / 1000</w:t>
+            <w:tcW w:w="5386" w:type="dxa"/>
+          </w:tcPr>
+          <w:p>
+            <w:pPr>
+              <w:rPr>
+                <w:rFonts w:eastAsiaTheme="minorEastAsia"/>
+              </w:rPr>
+            </w:pPr>
+            <w:r>
+              <w:rPr>
+                <w:rFonts w:eastAsiaTheme="minorEastAsia" w:hint="eastAsia"/>
+              </w:rPr>
+              <w:t>100 + 150 x distance(m) / 1000</w:t>
             </w:r>
           </w:p>
         </w:tc>
       </w:tr>
       <w:tr>
+        <w:tblPrEx>
+          <w:tblCellMar>
+            <w:top w:w="0" w:type="dxa"/>
+            <w:left w:w="0" w:type="dxa"/>
+            <w:bottom w:w="0" w:type="dxa"/>
+            <w:right w:w="0" w:type="dxa"/>
+          </w:tblCellMar>
+        </w:tblPrEx>
         <w:trPr>
           <w:trHeight w:val="690"/>
         </w:trPr>
         <w:tc>
           <w:tcPr>
-            <w:tcW w:w="1096" w:type="dxa"/>
+            <w:tcW w:w="1084" w:type="dxa"/>
             <w:hideMark/>
           </w:tcPr>
           <w:p>
@@ -4103,7 +4600,7 @@
         </w:tc>
         <w:tc>
           <w:tcPr>
-            <w:tcW w:w="2853" w:type="dxa"/>
+            <w:tcW w:w="3311" w:type="dxa"/>
             <w:hideMark/>
           </w:tcPr>
           <w:p>
@@ -4152,7 +4649,37 @@
                 <w:rPr>
                   <w:rFonts w:ascii="Cambria Math" w:eastAsiaTheme="minorEastAsia" w:hAnsi="Cambria Math"/>
                 </w:rPr>
-                <m:t>∀j∈J,h∈H</m:t>
+                <m:t>∀</m:t>
+              </m:r>
+              <m:r>
+                <w:rPr>
+                  <w:rFonts w:ascii="Cambria Math" w:eastAsiaTheme="minorEastAsia" w:hAnsi="Cambria Math"/>
+                </w:rPr>
+                <m:t>j</m:t>
+              </m:r>
+              <m:r>
+                <w:rPr>
+                  <w:rFonts w:ascii="Cambria Math" w:eastAsiaTheme="minorEastAsia" w:hAnsi="Cambria Math"/>
+                </w:rPr>
+                <m:t>∈</m:t>
+              </m:r>
+              <m:r>
+                <w:rPr>
+                  <w:rFonts w:ascii="Cambria Math" w:eastAsiaTheme="minorEastAsia" w:hAnsi="Cambria Math"/>
+                </w:rPr>
+                <m:t>J</m:t>
+              </m:r>
+              <m:r>
+                <w:rPr>
+                  <w:rFonts w:ascii="Cambria Math" w:eastAsiaTheme="minorEastAsia" w:hAnsi="Cambria Math"/>
+                </w:rPr>
+                <m:t>,h∈</m:t>
+              </m:r>
+              <m:r>
+                <w:rPr>
+                  <w:rFonts w:ascii="Cambria Math" w:eastAsiaTheme="minorEastAsia" w:hAnsi="Cambria Math"/>
+                </w:rPr>
+                <m:t>H</m:t>
               </m:r>
             </m:oMath>
             <w:r>
@@ -4165,76 +4692,56 @@
         </w:tc>
         <w:tc>
           <w:tcPr>
-            <w:tcW w:w="4415" w:type="dxa"/>
-          </w:tcPr>
-          <w:p>
-            <w:pPr>
-              <w:rPr>
-                <w:rFonts w:eastAsiaTheme="minorEastAsia"/>
-              </w:rPr>
-            </w:pPr>
-            <w:r>
-              <w:rPr>
-                <w:rFonts w:eastAsiaTheme="minorEastAsia" w:hint="eastAsia"/>
-              </w:rPr>
-              <w:t>100 + 15</w:t>
-            </w:r>
-            <w:r>
-              <w:rPr>
-                <w:rFonts w:eastAsiaTheme="minorEastAsia" w:hint="eastAsia"/>
-              </w:rPr>
-              <w:t>0</w:t>
-            </w:r>
-            <w:r>
-              <w:rPr>
-                <w:rFonts w:eastAsiaTheme="minorEastAsia" w:hint="eastAsia"/>
-              </w:rPr>
-              <w:t xml:space="preserve"> x distance(m)</w:t>
-            </w:r>
-            <w:r>
-              <w:rPr>
-                <w:rFonts w:eastAsiaTheme="minorEastAsia" w:hint="eastAsia"/>
-              </w:rPr>
-              <w:t xml:space="preserve"> / 1000</w:t>
+            <w:tcW w:w="5386" w:type="dxa"/>
+          </w:tcPr>
+          <w:p>
+            <w:pPr>
+              <w:rPr>
+                <w:rFonts w:eastAsiaTheme="minorEastAsia"/>
+              </w:rPr>
+            </w:pPr>
+            <w:r>
+              <w:rPr>
+                <w:rFonts w:eastAsiaTheme="minorEastAsia" w:hint="eastAsia"/>
+              </w:rPr>
+              <w:t>100 + 150 x distance(m) / 1000</w:t>
             </w:r>
           </w:p>
         </w:tc>
       </w:tr>
       <w:tr>
-        <w:tc>
-          <w:tcPr>
-            <w:tcW w:w="3949" w:type="dxa"/>
+        <w:tblPrEx>
+          <w:tblCellMar>
+            <w:top w:w="0" w:type="dxa"/>
+            <w:left w:w="0" w:type="dxa"/>
+            <w:bottom w:w="0" w:type="dxa"/>
+            <w:right w:w="0" w:type="dxa"/>
+          </w:tblCellMar>
+        </w:tblPrEx>
+        <w:tc>
+          <w:tcPr>
+            <w:tcW w:w="4395" w:type="dxa"/>
             <w:gridSpan w:val="2"/>
             <w:hideMark/>
           </w:tcPr>
           <w:p>
             <w:pPr>
-              <w:widowControl/>
-              <w:rPr>
-                <w:rFonts w:eastAsia="新細明體"/>
+              <w:rPr>
                 <w:color w:val="1F1F1F"/>
-                <w:kern w:val="0"/>
-                <w14:ligatures w14:val="none"/>
-              </w:rPr>
-            </w:pPr>
-            <w:r>
-              <w:rPr>
-                <w:rFonts w:eastAsia="新細明體"/>
+              </w:rPr>
+            </w:pPr>
+            <w:r>
+              <w:rPr>
                 <w:b/>
                 <w:bCs/>
                 <w:color w:val="1F1F1F"/>
-                <w:kern w:val="0"/>
                 <w:bdr w:val="none" w:sz="0" w:space="0" w:color="auto" w:frame="1"/>
-                <w14:ligatures w14:val="none"/>
               </w:rPr>
               <w:t>Random Variables</w:t>
             </w:r>
             <w:r>
               <w:rPr>
-                <w:rFonts w:eastAsia="新細明體"/>
                 <w:color w:val="1F1F1F"/>
-                <w:kern w:val="0"/>
-                <w14:ligatures w14:val="none"/>
               </w:rPr>
               <w:t>:</w:t>
             </w:r>
@@ -4242,38 +4749,38 @@
         </w:tc>
         <w:tc>
           <w:tcPr>
-            <w:tcW w:w="4415" w:type="dxa"/>
-          </w:tcPr>
-          <w:p>
-            <w:pPr>
-              <w:widowControl/>
-              <w:rPr>
-                <w:rFonts w:eastAsia="新細明體"/>
+            <w:tcW w:w="5386" w:type="dxa"/>
+          </w:tcPr>
+          <w:p>
+            <w:pPr>
+              <w:rPr>
                 <w:b/>
                 <w:bCs/>
                 <w:color w:val="1F1F1F"/>
-                <w:kern w:val="0"/>
                 <w:bdr w:val="none" w:sz="0" w:space="0" w:color="auto" w:frame="1"/>
-                <w14:ligatures w14:val="none"/>
               </w:rPr>
             </w:pPr>
           </w:p>
         </w:tc>
       </w:tr>
       <w:tr>
-        <w:tc>
-          <w:tcPr>
-            <w:tcW w:w="1096" w:type="dxa"/>
+        <w:tblPrEx>
+          <w:tblCellMar>
+            <w:top w:w="0" w:type="dxa"/>
+            <w:left w:w="0" w:type="dxa"/>
+            <w:bottom w:w="0" w:type="dxa"/>
+            <w:right w:w="0" w:type="dxa"/>
+          </w:tblCellMar>
+        </w:tblPrEx>
+        <w:tc>
+          <w:tcPr>
+            <w:tcW w:w="1084" w:type="dxa"/>
             <w:hideMark/>
           </w:tcPr>
           <w:p>
             <w:pPr>
-              <w:widowControl/>
-              <w:rPr>
-                <w:rFonts w:eastAsia="新細明體"/>
+              <w:rPr>
                 <w:color w:val="1F1F1F"/>
-                <w:kern w:val="0"/>
-                <w14:ligatures w14:val="none"/>
               </w:rPr>
             </w:pPr>
             <m:oMathPara>
@@ -4282,7 +4789,7 @@
                   <m:sSubPr>
                     <m:ctrlPr>
                       <w:rPr>
-                        <w:rFonts w:ascii="Cambria Math" w:eastAsia="新細明體" w:hAnsi="Cambria Math"/>
+                        <w:rFonts w:ascii="Cambria Math" w:hAnsi="Cambria Math"/>
                         <w:color w:val="1F1F1F"/>
                       </w:rPr>
                     </m:ctrlPr>
@@ -4293,7 +4800,7 @@
                         <m:chr m:val="˜"/>
                         <m:ctrlPr>
                           <w:rPr>
-                            <w:rFonts w:ascii="Cambria Math" w:eastAsia="新細明體" w:hAnsi="Cambria Math"/>
+                            <w:rFonts w:ascii="Cambria Math" w:hAnsi="Cambria Math"/>
                             <w:color w:val="1F1F1F"/>
                           </w:rPr>
                         </m:ctrlPr>
@@ -4301,7 +4808,7 @@
                       <m:e>
                         <m:r>
                           <w:rPr>
-                            <w:rFonts w:ascii="Cambria Math" w:eastAsia="新細明體" w:hAnsi="Cambria Math"/>
+                            <w:rFonts w:ascii="Cambria Math" w:hAnsi="Cambria Math"/>
                             <w:color w:val="1F1F1F"/>
                           </w:rPr>
                           <m:t>ξ</m:t>
@@ -4312,7 +4819,7 @@
                   <m:sub>
                     <m:r>
                       <w:rPr>
-                        <w:rFonts w:ascii="Cambria Math" w:eastAsia="新細明體" w:hAnsi="Cambria Math"/>
+                        <w:rFonts w:ascii="Cambria Math" w:hAnsi="Cambria Math"/>
                         <w:color w:val="1F1F1F"/>
                       </w:rPr>
                       <m:t>ilt</m:t>
@@ -4325,18 +4832,25 @@
         </w:tc>
         <w:tc>
           <w:tcPr>
-            <w:tcW w:w="2853" w:type="dxa"/>
+            <w:tcW w:w="3311" w:type="dxa"/>
             <w:hideMark/>
           </w:tcPr>
           <w:p>
             <w:pPr>
-              <w:widowControl/>
-              <w:rPr>
-                <w:rFonts w:eastAsiaTheme="minorEastAsia"/>
-              </w:rPr>
-            </w:pPr>
-            <w:r>
-              <w:t xml:space="preserve">Random variable representing the number of newly generated casualties of severity level </w:t>
+              <w:rPr>
+                <w:rFonts w:eastAsiaTheme="minorEastAsia"/>
+              </w:rPr>
+            </w:pPr>
+            <w:r>
+              <w:t xml:space="preserve">Random variable </w:t>
+            </w:r>
+            <w:proofErr w:type="gramStart"/>
+            <w:r>
+              <w:t>representing</w:t>
+            </w:r>
+            <w:proofErr w:type="gramEnd"/>
+            <w:r>
+              <w:t xml:space="preserve"> the number of newly generated casualties of severity level </w:t>
             </w:r>
             <m:oMath>
               <m:r>
@@ -4411,11 +4925,10 @@
         </w:tc>
         <w:tc>
           <w:tcPr>
-            <w:tcW w:w="4415" w:type="dxa"/>
-          </w:tcPr>
-          <w:p>
-            <w:pPr>
-              <w:widowControl/>
+            <w:tcW w:w="5386" w:type="dxa"/>
+          </w:tcPr>
+          <w:p>
+            <w:pPr>
               <w:rPr>
                 <w:rFonts w:eastAsiaTheme="minorEastAsia"/>
               </w:rPr>
@@ -4435,30 +4948,121 @@
           </w:p>
           <w:p>
             <w:pPr>
-              <w:widowControl/>
-              <w:rPr>
-                <w:rFonts w:eastAsiaTheme="minorEastAsia"/>
-              </w:rPr>
-            </w:pPr>
-            <w:r>
-              <w:rPr>
-                <w:rFonts w:eastAsiaTheme="minorEastAsia" w:hint="eastAsia"/>
-              </w:rPr>
-              <w:t>Baseline: Demand multipler = 1</w:t>
-            </w:r>
-          </w:p>
-          <w:p>
-            <w:pPr>
-              <w:widowControl/>
-              <w:rPr>
-                <w:rFonts w:eastAsiaTheme="minorEastAsia"/>
-              </w:rPr>
-            </w:pPr>
-            <w:r>
-              <w:rPr>
-                <w:rFonts w:eastAsiaTheme="minorEastAsia" w:hint="eastAsia"/>
-              </w:rPr>
-              <w:t>每一期救出的傷患數量</w:t>
+              <w:rPr>
+                <w:rFonts w:eastAsiaTheme="minorEastAsia"/>
+              </w:rPr>
+            </w:pPr>
+            <w:r>
+              <w:rPr>
+                <w:rFonts w:eastAsiaTheme="minorEastAsia" w:hint="eastAsia"/>
+              </w:rPr>
+              <w:t xml:space="preserve">Baseline: Demand </w:t>
+            </w:r>
+            <w:proofErr w:type="spellStart"/>
+            <w:r>
+              <w:rPr>
+                <w:rFonts w:eastAsiaTheme="minorEastAsia" w:hint="eastAsia"/>
+              </w:rPr>
+              <w:t>multipler</w:t>
+            </w:r>
+            <w:proofErr w:type="spellEnd"/>
+            <w:r>
+              <w:rPr>
+                <w:rFonts w:eastAsiaTheme="minorEastAsia" w:hint="eastAsia"/>
+              </w:rPr>
+              <w:t xml:space="preserve"> = 1</w:t>
+            </w:r>
+          </w:p>
+          <w:p>
+            <w:pPr>
+              <w:rPr>
+                <w:rFonts w:eastAsiaTheme="minorEastAsia"/>
+              </w:rPr>
+            </w:pPr>
+            <w:r>
+              <w:rPr>
+                <w:rFonts w:eastAsiaTheme="minorEastAsia" w:hint="eastAsia"/>
+              </w:rPr>
+              <w:t>每一期新增傷患數量</w:t>
+            </w:r>
+            <w:r>
+              <w:rPr>
+                <w:rFonts w:eastAsiaTheme="minorEastAsia" w:hint="eastAsia"/>
+              </w:rPr>
+              <w:t xml:space="preserve"> ~ U[1,5] x demand multiplier x </w:t>
+            </w:r>
+            <w:r>
+              <w:rPr>
+                <w:rFonts w:eastAsiaTheme="minorEastAsia" w:hint="eastAsia"/>
+              </w:rPr>
+              <w:t>ω</w:t>
+            </w:r>
+            <w:r>
+              <w:rPr>
+                <w:rFonts w:eastAsiaTheme="minorEastAsia" w:hint="eastAsia"/>
+              </w:rPr>
+              <w:t>_demand x spatial_</w:t>
+            </w:r>
+            <w:r>
+              <w:rPr>
+                <w:rFonts w:eastAsiaTheme="minorEastAsia" w:hint="eastAsia"/>
+              </w:rPr>
+              <w:t>ω</w:t>
+            </w:r>
+            <w:r>
+              <w:rPr>
+                <w:rFonts w:eastAsiaTheme="minorEastAsia" w:hint="eastAsia"/>
+              </w:rPr>
+              <w:t>_k</w:t>
+            </w:r>
+          </w:p>
+          <w:p>
+            <w:pPr>
+              <w:rPr>
+                <w:rFonts w:eastAsiaTheme="minorEastAsia"/>
+              </w:rPr>
+            </w:pPr>
+            <w:r>
+              <w:rPr>
+                <w:rFonts w:eastAsiaTheme="minorEastAsia" w:hint="eastAsia"/>
+              </w:rPr>
+              <w:t>ω</w:t>
+            </w:r>
+            <w:r>
+              <w:rPr>
+                <w:rFonts w:eastAsiaTheme="minorEastAsia" w:hint="eastAsia"/>
+              </w:rPr>
+              <w:t>_demand</w:t>
+            </w:r>
+            <w:r>
+              <w:rPr>
+                <w:rFonts w:eastAsiaTheme="minorEastAsia" w:hint="eastAsia"/>
+              </w:rPr>
+              <w:t>（全局情境乘數，代表整體災害規模隨機性）</w:t>
+            </w:r>
+            <w:r>
+              <w:rPr>
+                <w:rFonts w:eastAsiaTheme="minorEastAsia" w:hint="eastAsia"/>
+              </w:rPr>
+              <w:t>~ U[0.8,1.2]</w:t>
+            </w:r>
+            <w:r>
+              <w:rPr>
+                <w:rFonts w:eastAsiaTheme="minorEastAsia" w:hint="eastAsia"/>
+              </w:rPr>
+              <w:t>，每情境抽一次；</w:t>
+            </w:r>
+            <w:r>
+              <w:rPr>
+                <w:rFonts w:eastAsiaTheme="minorEastAsia" w:hint="eastAsia"/>
+              </w:rPr>
+              <w:t xml:space="preserve">USE_SCENARIO_OMEGA=True </w:t>
+            </w:r>
+            <w:r>
+              <w:rPr>
+                <w:rFonts w:eastAsiaTheme="minorEastAsia" w:hint="eastAsia"/>
+              </w:rPr>
+              <w:t>時套用，基準情境</w:t>
             </w:r>
             <w:r>
               <w:rPr>
@@ -4470,11 +5074,168 @@
               <w:rPr>
                 <w:rFonts w:eastAsiaTheme="minorEastAsia" w:hint="eastAsia"/>
               </w:rPr>
-              <w:t>~</w:t>
-            </w:r>
-            <w:r>
-              <w:rPr>
-                <w:rFonts w:eastAsiaTheme="minorEastAsia" w:hint="eastAsia"/>
+              <w:lastRenderedPageBreak/>
+              <w:t xml:space="preserve">B00 </w:t>
+            </w:r>
+            <w:r>
+              <w:rPr>
+                <w:rFonts w:eastAsiaTheme="minorEastAsia" w:hint="eastAsia"/>
+              </w:rPr>
+              <w:t>固定</w:t>
+            </w:r>
+            <w:r>
+              <w:rPr>
+                <w:rFonts w:eastAsiaTheme="minorEastAsia" w:hint="eastAsia"/>
+              </w:rPr>
+              <w:t xml:space="preserve"> = 1</w:t>
+            </w:r>
+          </w:p>
+          <w:p>
+            <w:pPr>
+              <w:rPr>
+                <w:rFonts w:eastAsiaTheme="minorEastAsia"/>
+              </w:rPr>
+            </w:pPr>
+            <w:r>
+              <w:rPr>
+                <w:rFonts w:eastAsiaTheme="minorEastAsia" w:hint="eastAsia"/>
+              </w:rPr>
+              <w:t>spatial_</w:t>
+            </w:r>
+            <w:r>
+              <w:rPr>
+                <w:rFonts w:eastAsiaTheme="minorEastAsia" w:hint="eastAsia"/>
+              </w:rPr>
+              <w:t>ω</w:t>
+            </w:r>
+            <w:r>
+              <w:rPr>
+                <w:rFonts w:eastAsiaTheme="minorEastAsia" w:hint="eastAsia"/>
+              </w:rPr>
+              <w:t>_k</w:t>
+            </w:r>
+            <w:r>
+              <w:rPr>
+                <w:rFonts w:eastAsiaTheme="minorEastAsia" w:hint="eastAsia"/>
+              </w:rPr>
+              <w:t>（空間群集乘數）</w:t>
+            </w:r>
+            <w:r>
+              <w:rPr>
+                <w:rFonts w:eastAsiaTheme="minorEastAsia" w:hint="eastAsia"/>
+              </w:rPr>
+              <w:t>~ U[0.5,1.5]</w:t>
+            </w:r>
+            <w:r>
+              <w:rPr>
+                <w:rFonts w:eastAsiaTheme="minorEastAsia" w:hint="eastAsia"/>
+              </w:rPr>
+              <w:t>，依</w:t>
+            </w:r>
+            <w:r>
+              <w:rPr>
+                <w:rFonts w:eastAsiaTheme="minorEastAsia" w:hint="eastAsia"/>
+              </w:rPr>
+              <w:t xml:space="preserve"> K-means </w:t>
+            </w:r>
+            <w:r>
+              <w:rPr>
+                <w:rFonts w:eastAsiaTheme="minorEastAsia" w:hint="eastAsia"/>
+              </w:rPr>
+              <w:t>分</w:t>
+            </w:r>
+            <w:r>
+              <w:rPr>
+                <w:rFonts w:eastAsiaTheme="minorEastAsia" w:hint="eastAsia"/>
+              </w:rPr>
+              <w:t xml:space="preserve"> 3 </w:t>
+            </w:r>
+            <w:r>
+              <w:rPr>
+                <w:rFonts w:eastAsiaTheme="minorEastAsia" w:hint="eastAsia"/>
+              </w:rPr>
+              <w:t>群（</w:t>
+            </w:r>
+            <w:r>
+              <w:rPr>
+                <w:rFonts w:eastAsiaTheme="minorEastAsia" w:hint="eastAsia"/>
+              </w:rPr>
+              <w:t>SCENARIO_SPATIAL_CLUSTERS=3</w:t>
+            </w:r>
+            <w:r>
+              <w:rPr>
+                <w:rFonts w:eastAsiaTheme="minorEastAsia" w:hint="eastAsia"/>
+              </w:rPr>
+              <w:t>），每情境</w:t>
+            </w:r>
+            <w:proofErr w:type="gramStart"/>
+            <w:r>
+              <w:rPr>
+                <w:rFonts w:eastAsiaTheme="minorEastAsia" w:hint="eastAsia"/>
+              </w:rPr>
+              <w:t>每群各抽</w:t>
+            </w:r>
+            <w:proofErr w:type="gramEnd"/>
+            <w:r>
+              <w:rPr>
+                <w:rFonts w:eastAsiaTheme="minorEastAsia" w:hint="eastAsia"/>
+              </w:rPr>
+              <w:t>一次；依各群災害點數加權</w:t>
+            </w:r>
+            <w:proofErr w:type="gramStart"/>
+            <w:r>
+              <w:rPr>
+                <w:rFonts w:eastAsiaTheme="minorEastAsia" w:hint="eastAsia"/>
+              </w:rPr>
+              <w:t>正規化使加權</w:t>
+            </w:r>
+            <w:proofErr w:type="gramEnd"/>
+            <w:r>
+              <w:rPr>
+                <w:rFonts w:eastAsiaTheme="minorEastAsia" w:hint="eastAsia"/>
+              </w:rPr>
+              <w:t>平均</w:t>
+            </w:r>
+            <w:r>
+              <w:rPr>
+                <w:rFonts w:eastAsiaTheme="minorEastAsia" w:hint="eastAsia"/>
+              </w:rPr>
+              <w:t xml:space="preserve"> = 1</w:t>
+            </w:r>
+            <w:r>
+              <w:rPr>
+                <w:rFonts w:eastAsiaTheme="minorEastAsia" w:hint="eastAsia"/>
+              </w:rPr>
+              <w:t>（僅做空間重分配，不改變總需求）；</w:t>
+            </w:r>
+            <w:r>
+              <w:rPr>
+                <w:rFonts w:eastAsiaTheme="minorEastAsia" w:hint="eastAsia"/>
+              </w:rPr>
+              <w:t xml:space="preserve">USE_SPATIAL_KMEANS=True </w:t>
+            </w:r>
+            <w:r>
+              <w:rPr>
+                <w:rFonts w:eastAsiaTheme="minorEastAsia" w:hint="eastAsia"/>
+              </w:rPr>
+              <w:t>時套用</w:t>
+            </w:r>
+          </w:p>
+          <w:p>
+            <w:pPr>
+              <w:rPr>
+                <w:rFonts w:eastAsiaTheme="minorEastAsia"/>
+              </w:rPr>
+            </w:pPr>
+            <w:r>
+              <w:rPr>
+                <w:rFonts w:eastAsiaTheme="minorEastAsia" w:hint="eastAsia"/>
+              </w:rPr>
+              <w:t>輕、中、重傷機率</w:t>
+            </w:r>
+            <w:r>
+              <w:rPr>
+                <w:rFonts w:eastAsiaTheme="minorEastAsia"/>
               </w:rPr>
               <w:t xml:space="preserve"> </w:t>
             </w:r>
@@ -4482,56 +5243,11 @@
               <w:rPr>
                 <w:rFonts w:eastAsiaTheme="minorEastAsia" w:hint="eastAsia"/>
               </w:rPr>
-              <w:t>U[0,</w:t>
-            </w:r>
-            <w:r>
-              <w:rPr>
-                <w:rFonts w:eastAsiaTheme="minorEastAsia" w:hint="eastAsia"/>
-              </w:rPr>
-              <w:t>10</w:t>
-            </w:r>
-            <w:r>
-              <w:rPr>
-                <w:rFonts w:eastAsiaTheme="minorEastAsia" w:hint="eastAsia"/>
-              </w:rPr>
-              <w:t>]</w:t>
-            </w:r>
-            <w:r>
-              <w:rPr>
-                <w:rFonts w:eastAsiaTheme="minorEastAsia" w:hint="eastAsia"/>
-              </w:rPr>
-              <w:t xml:space="preserve"> x demand multiplier</w:t>
-            </w:r>
-          </w:p>
-          <w:p>
-            <w:pPr>
-              <w:widowControl/>
-              <w:rPr>
-                <w:rFonts w:eastAsiaTheme="minorEastAsia"/>
-              </w:rPr>
-            </w:pPr>
-            <w:r>
-              <w:rPr>
-                <w:rFonts w:eastAsiaTheme="minorEastAsia" w:hint="eastAsia"/>
-              </w:rPr>
-              <w:t>輕、中、重傷機率</w:t>
-            </w:r>
-            <w:r>
-              <w:rPr>
-                <w:rFonts w:eastAsiaTheme="minorEastAsia"/>
-              </w:rPr>
-              <w:t xml:space="preserve"> </w:t>
-            </w:r>
-            <w:r>
-              <w:rPr>
-                <w:rFonts w:eastAsiaTheme="minorEastAsia" w:hint="eastAsia"/>
-              </w:rPr>
               <w:t>= [60%, 30%, 10%]</w:t>
             </w:r>
           </w:p>
           <w:p>
             <w:pPr>
-              <w:widowControl/>
               <w:rPr>
                 <w:rFonts w:eastAsiaTheme="minorEastAsia"/>
               </w:rPr>
@@ -4540,19 +5256,23 @@
         </w:tc>
       </w:tr>
       <w:tr>
-        <w:tc>
-          <w:tcPr>
-            <w:tcW w:w="1096" w:type="dxa"/>
+        <w:tblPrEx>
+          <w:tblCellMar>
+            <w:top w:w="0" w:type="dxa"/>
+            <w:left w:w="0" w:type="dxa"/>
+            <w:bottom w:w="0" w:type="dxa"/>
+            <w:right w:w="0" w:type="dxa"/>
+          </w:tblCellMar>
+        </w:tblPrEx>
+        <w:tc>
+          <w:tcPr>
+            <w:tcW w:w="1084" w:type="dxa"/>
             <w:hideMark/>
           </w:tcPr>
           <w:p>
             <w:pPr>
-              <w:widowControl/>
-              <w:rPr>
-                <w:rFonts w:eastAsia="新細明體"/>
+              <w:rPr>
                 <w:color w:val="1F1F1F"/>
-                <w:kern w:val="0"/>
-                <w14:ligatures w14:val="none"/>
               </w:rPr>
             </w:pPr>
             <m:oMathPara>
@@ -4561,7 +5281,7 @@
                   <m:sSubPr>
                     <m:ctrlPr>
                       <w:rPr>
-                        <w:rFonts w:ascii="Cambria Math" w:eastAsia="新細明體" w:hAnsi="Cambria Math"/>
+                        <w:rFonts w:ascii="Cambria Math" w:hAnsi="Cambria Math"/>
                         <w:color w:val="1F1F1F"/>
                       </w:rPr>
                     </m:ctrlPr>
@@ -4572,7 +5292,7 @@
                         <m:chr m:val="˜"/>
                         <m:ctrlPr>
                           <w:rPr>
-                            <w:rFonts w:ascii="Cambria Math" w:eastAsia="新細明體" w:hAnsi="Cambria Math"/>
+                            <w:rFonts w:ascii="Cambria Math" w:hAnsi="Cambria Math"/>
                             <w:color w:val="1F1F1F"/>
                           </w:rPr>
                         </m:ctrlPr>
@@ -4580,7 +5300,7 @@
                       <m:e>
                         <m:r>
                           <w:rPr>
-                            <w:rFonts w:ascii="Cambria Math" w:eastAsia="新細明體" w:hAnsi="Cambria Math"/>
+                            <w:rFonts w:ascii="Cambria Math" w:hAnsi="Cambria Math"/>
                             <w:color w:val="1F1F1F"/>
                           </w:rPr>
                           <m:t>u</m:t>
@@ -4591,7 +5311,7 @@
                   <m:sub>
                     <m:r>
                       <w:rPr>
-                        <w:rFonts w:ascii="Cambria Math" w:eastAsia="新細明體" w:hAnsi="Cambria Math"/>
+                        <w:rFonts w:ascii="Cambria Math" w:hAnsi="Cambria Math"/>
                         <w:color w:val="1F1F1F"/>
                       </w:rPr>
                       <m:t>ijt</m:t>
@@ -4604,28 +5324,47 @@
         </w:tc>
         <w:tc>
           <w:tcPr>
-            <w:tcW w:w="2853" w:type="dxa"/>
+            <w:tcW w:w="3311" w:type="dxa"/>
             <w:hideMark/>
           </w:tcPr>
           <w:p>
             <w:pPr>
-              <w:widowControl/>
-              <w:rPr>
-                <w:rFonts w:eastAsiaTheme="minorEastAsia"/>
-              </w:rPr>
-            </w:pPr>
-            <w:r>
-              <w:t>Random variable representing the available capacity proportion ([0,1]) of the road link from disaster area i to CCP j during period t. Its realization in scenario s is $u_{ijts}$.</w:t>
-            </w:r>
-          </w:p>
-        </w:tc>
-        <w:tc>
-          <w:tcPr>
-            <w:tcW w:w="4415" w:type="dxa"/>
-          </w:tcPr>
-          <w:p>
-            <w:pPr>
-              <w:widowControl/>
+              <w:rPr>
+                <w:rFonts w:eastAsiaTheme="minorEastAsia"/>
+              </w:rPr>
+            </w:pPr>
+            <w:r>
+              <w:t xml:space="preserve">Random variable representing the available capacity proportion ([0,1]) of the road link from disaster area </w:t>
+            </w:r>
+            <w:proofErr w:type="spellStart"/>
+            <w:r>
+              <w:t>i</w:t>
+            </w:r>
+            <w:proofErr w:type="spellEnd"/>
+            <w:r>
+              <w:t xml:space="preserve"> to CCP j during period t. Its realization in scenario s is $</w:t>
+            </w:r>
+            <w:proofErr w:type="gramStart"/>
+            <w:r>
+              <w:t>u_{</w:t>
+            </w:r>
+            <w:proofErr w:type="spellStart"/>
+            <w:proofErr w:type="gramEnd"/>
+            <w:r>
+              <w:t>ijts</w:t>
+            </w:r>
+            <w:proofErr w:type="spellEnd"/>
+            <w:r>
+              <w:t>}$.</w:t>
+            </w:r>
+          </w:p>
+        </w:tc>
+        <w:tc>
+          <w:tcPr>
+            <w:tcW w:w="5386" w:type="dxa"/>
+          </w:tcPr>
+          <w:p>
+            <w:pPr>
               <w:rPr>
                 <w:rFonts w:eastAsiaTheme="minorEastAsia"/>
               </w:rPr>
@@ -4645,101 +5384,159 @@
           </w:p>
           <w:p>
             <w:pPr>
-              <w:widowControl/>
-              <w:rPr>
-                <w:rFonts w:eastAsiaTheme="minorEastAsia" w:hint="eastAsia"/>
-              </w:rPr>
-            </w:pPr>
-            <w:r>
-              <w:rPr>
-                <w:rFonts w:eastAsiaTheme="minorEastAsia" w:hint="eastAsia"/>
-              </w:rPr>
-              <w:t>Baseline: Demand multipler = 1</w:t>
-            </w:r>
-          </w:p>
-          <w:p>
-            <w:pPr>
-              <w:widowControl/>
-              <w:rPr>
-                <w:rFonts w:eastAsiaTheme="minorEastAsia"/>
-              </w:rPr>
-            </w:pPr>
-            <w:r>
-              <w:rPr>
-                <w:rFonts w:eastAsiaTheme="minorEastAsia" w:hint="eastAsia"/>
-              </w:rPr>
-              <w:t>第一期：</w:t>
-            </w:r>
-            <w:r>
-              <w:rPr>
-                <w:rFonts w:eastAsiaTheme="minorEastAsia" w:hint="eastAsia"/>
-              </w:rPr>
-              <w:t>U ~ [0,0.</w:t>
-            </w:r>
-            <w:r>
-              <w:rPr>
-                <w:rFonts w:eastAsiaTheme="minorEastAsia" w:hint="eastAsia"/>
-              </w:rPr>
-              <w:t>4</w:t>
-            </w:r>
-            <w:r>
-              <w:rPr>
-                <w:rFonts w:eastAsiaTheme="minorEastAsia" w:hint="eastAsia"/>
-              </w:rPr>
-              <w:t>]</w:t>
-            </w:r>
-          </w:p>
-          <w:p>
-            <w:pPr>
-              <w:widowControl/>
-              <w:rPr>
-                <w:rFonts w:eastAsiaTheme="minorEastAsia"/>
-              </w:rPr>
-            </w:pPr>
-            <w:r>
-              <w:rPr>
-                <w:rFonts w:eastAsiaTheme="minorEastAsia" w:hint="eastAsia"/>
-              </w:rPr>
-              <w:t>道路恢復速率：</w:t>
-            </w:r>
-            <w:r>
-              <w:rPr>
-                <w:rFonts w:eastAsiaTheme="minorEastAsia" w:hint="eastAsia"/>
-              </w:rPr>
-              <w:t>U ~ [0.05,0.</w:t>
-            </w:r>
-            <w:r>
-              <w:rPr>
-                <w:rFonts w:eastAsiaTheme="minorEastAsia" w:hint="eastAsia"/>
-              </w:rPr>
-              <w:t>08</w:t>
-            </w:r>
-            <w:r>
-              <w:rPr>
-                <w:rFonts w:eastAsiaTheme="minorEastAsia" w:hint="eastAsia"/>
-              </w:rPr>
-              <w:t>]</w:t>
-            </w:r>
-          </w:p>
-          <w:p>
-            <w:pPr>
-              <w:widowControl/>
-              <w:rPr>
-                <w:rFonts w:eastAsiaTheme="minorEastAsia"/>
-              </w:rPr>
-            </w:pPr>
-            <w:r>
-              <w:rPr>
-                <w:rFonts w:eastAsiaTheme="minorEastAsia" w:hint="eastAsia"/>
-              </w:rPr>
-              <w:t>之後每一期道路連通率都是第一期</w:t>
-            </w:r>
-            <w:r>
-              <w:rPr>
-                <w:rFonts w:eastAsiaTheme="minorEastAsia" w:hint="eastAsia"/>
-              </w:rPr>
-              <w:t xml:space="preserve"> + </w:t>
-            </w:r>
+              <w:rPr>
+                <w:rFonts w:eastAsiaTheme="minorEastAsia"/>
+              </w:rPr>
+            </w:pPr>
+            <w:r>
+              <w:rPr>
+                <w:rFonts w:eastAsiaTheme="minorEastAsia" w:hint="eastAsia"/>
+              </w:rPr>
+              <w:t xml:space="preserve">Baseline: Demand </w:t>
+            </w:r>
+            <w:proofErr w:type="spellStart"/>
+            <w:r>
+              <w:rPr>
+                <w:rFonts w:eastAsiaTheme="minorEastAsia" w:hint="eastAsia"/>
+              </w:rPr>
+              <w:t>multipler</w:t>
+            </w:r>
+            <w:proofErr w:type="spellEnd"/>
+            <w:r>
+              <w:rPr>
+                <w:rFonts w:eastAsiaTheme="minorEastAsia" w:hint="eastAsia"/>
+              </w:rPr>
+              <w:t xml:space="preserve"> = 1</w:t>
+            </w:r>
+          </w:p>
+          <w:p>
+            <w:pPr>
+              <w:rPr>
+                <w:rFonts w:eastAsiaTheme="minorEastAsia"/>
+              </w:rPr>
+            </w:pPr>
+            <w:r>
+              <w:rPr>
+                <w:rFonts w:eastAsiaTheme="minorEastAsia" w:hint="eastAsia"/>
+              </w:rPr>
+              <w:t>第一期可用比例</w:t>
+            </w:r>
+            <w:r>
+              <w:rPr>
+                <w:rFonts w:eastAsiaTheme="minorEastAsia" w:hint="eastAsia"/>
+              </w:rPr>
+              <w:t xml:space="preserve"> ~ U[0,0.4] x </w:t>
+            </w:r>
+            <w:r>
+              <w:rPr>
+                <w:rFonts w:eastAsiaTheme="minorEastAsia" w:hint="eastAsia"/>
+              </w:rPr>
+              <w:t>ω</w:t>
+            </w:r>
+            <w:r>
+              <w:rPr>
+                <w:rFonts w:eastAsiaTheme="minorEastAsia" w:hint="eastAsia"/>
+              </w:rPr>
+              <w:t>_road</w:t>
+            </w:r>
+          </w:p>
+          <w:p>
+            <w:pPr>
+              <w:rPr>
+                <w:rFonts w:eastAsiaTheme="minorEastAsia"/>
+              </w:rPr>
+            </w:pPr>
+            <w:r>
+              <w:rPr>
+                <w:rFonts w:eastAsiaTheme="minorEastAsia" w:hint="eastAsia"/>
+              </w:rPr>
+              <w:t>ω</w:t>
+            </w:r>
+            <w:r>
+              <w:rPr>
+                <w:rFonts w:eastAsiaTheme="minorEastAsia" w:hint="eastAsia"/>
+              </w:rPr>
+              <w:t>_road</w:t>
+            </w:r>
+            <w:r>
+              <w:rPr>
+                <w:rFonts w:eastAsiaTheme="minorEastAsia" w:hint="eastAsia"/>
+              </w:rPr>
+              <w:t>（全局情境乘數，與</w:t>
+            </w:r>
+            <w:r>
+              <w:rPr>
+                <w:rFonts w:eastAsiaTheme="minorEastAsia" w:hint="eastAsia"/>
+              </w:rPr>
+              <w:t xml:space="preserve"> </w:t>
+            </w:r>
+            <w:r>
+              <w:rPr>
+                <w:rFonts w:eastAsiaTheme="minorEastAsia" w:hint="eastAsia"/>
+              </w:rPr>
+              <w:t>ω</w:t>
+            </w:r>
+            <w:r>
+              <w:rPr>
+                <w:rFonts w:eastAsiaTheme="minorEastAsia" w:hint="eastAsia"/>
+              </w:rPr>
+              <w:t xml:space="preserve">_demand </w:t>
+            </w:r>
+            <w:r>
+              <w:rPr>
+                <w:rFonts w:eastAsiaTheme="minorEastAsia" w:hint="eastAsia"/>
+              </w:rPr>
+              <w:t>同分布）</w:t>
+            </w:r>
+            <w:r>
+              <w:rPr>
+                <w:rFonts w:eastAsiaTheme="minorEastAsia" w:hint="eastAsia"/>
+              </w:rPr>
+              <w:t>~ U[0.8,1.2]</w:t>
+            </w:r>
+            <w:r>
+              <w:rPr>
+                <w:rFonts w:eastAsiaTheme="minorEastAsia" w:hint="eastAsia"/>
+              </w:rPr>
+              <w:t>，每情境抽一次；</w:t>
+            </w:r>
+            <w:r>
+              <w:rPr>
+                <w:rFonts w:eastAsiaTheme="minorEastAsia" w:hint="eastAsia"/>
+              </w:rPr>
+              <w:t xml:space="preserve">USE_SCENARIO_OMEGA=True </w:t>
+            </w:r>
+            <w:r>
+              <w:rPr>
+                <w:rFonts w:eastAsiaTheme="minorEastAsia" w:hint="eastAsia"/>
+              </w:rPr>
+              <w:t>時套用，基準情境</w:t>
+            </w:r>
+            <w:r>
+              <w:rPr>
+                <w:rFonts w:eastAsiaTheme="minorEastAsia" w:hint="eastAsia"/>
+              </w:rPr>
+              <w:t xml:space="preserve"> B00 </w:t>
+            </w:r>
+            <w:r>
+              <w:rPr>
+                <w:rFonts w:eastAsiaTheme="minorEastAsia" w:hint="eastAsia"/>
+              </w:rPr>
+              <w:t>固定</w:t>
+            </w:r>
+            <w:r>
+              <w:rPr>
+                <w:rFonts w:eastAsiaTheme="minorEastAsia" w:hint="eastAsia"/>
+              </w:rPr>
+              <w:t xml:space="preserve"> = 1</w:t>
+            </w:r>
+          </w:p>
+          <w:p>
+            <w:pPr>
+              <w:rPr>
+                <w:rFonts w:eastAsiaTheme="minorEastAsia"/>
+              </w:rPr>
+            </w:pPr>
             <w:r>
               <w:rPr>
                 <w:rFonts w:eastAsiaTheme="minorEastAsia" w:hint="eastAsia"/>
@@ -4750,21 +5547,105 @@
               <w:rPr>
                 <w:rFonts w:eastAsiaTheme="minorEastAsia" w:hint="eastAsia"/>
               </w:rPr>
-              <w:t>x (t-1)</w:t>
-            </w:r>
-          </w:p>
-          <w:p>
-            <w:pPr>
-              <w:widowControl/>
-              <w:rPr>
-                <w:rFonts w:eastAsiaTheme="minorEastAsia"/>
-              </w:rPr>
-            </w:pPr>
-            <w:r>
-              <w:rPr>
-                <w:rFonts w:eastAsiaTheme="minorEastAsia" w:hint="eastAsia"/>
-              </w:rPr>
-              <w:t>直到最大值是</w:t>
+              <w:t xml:space="preserve"> ~ U[0.05,0.08]</w:t>
+            </w:r>
+            <w:r>
+              <w:rPr>
+                <w:rFonts w:eastAsiaTheme="minorEastAsia" w:hint="eastAsia"/>
+              </w:rPr>
+              <w:t>（每情境每連結各抽一次，不受</w:t>
+            </w:r>
+            <w:r>
+              <w:rPr>
+                <w:rFonts w:eastAsiaTheme="minorEastAsia" w:hint="eastAsia"/>
+              </w:rPr>
+              <w:t xml:space="preserve"> </w:t>
+            </w:r>
+            <w:r>
+              <w:rPr>
+                <w:rFonts w:eastAsiaTheme="minorEastAsia" w:hint="eastAsia"/>
+              </w:rPr>
+              <w:t>ω</w:t>
+            </w:r>
+            <w:r>
+              <w:rPr>
+                <w:rFonts w:eastAsiaTheme="minorEastAsia" w:hint="eastAsia"/>
+              </w:rPr>
+              <w:t xml:space="preserve">_road </w:t>
+            </w:r>
+            <w:r>
+              <w:rPr>
+                <w:rFonts w:eastAsiaTheme="minorEastAsia" w:hint="eastAsia"/>
+              </w:rPr>
+              <w:t>影響）</w:t>
+            </w:r>
+          </w:p>
+          <w:p>
+            <w:pPr>
+              <w:rPr>
+                <w:rFonts w:eastAsiaTheme="minorEastAsia"/>
+              </w:rPr>
+            </w:pPr>
+            <w:r>
+              <w:rPr>
+                <w:rFonts w:eastAsiaTheme="minorEastAsia" w:hint="eastAsia"/>
+              </w:rPr>
+              <w:t>第</w:t>
+            </w:r>
+            <w:r>
+              <w:rPr>
+                <w:rFonts w:eastAsiaTheme="minorEastAsia" w:hint="eastAsia"/>
+              </w:rPr>
+              <w:t xml:space="preserve"> t </w:t>
+            </w:r>
+            <w:r>
+              <w:rPr>
+                <w:rFonts w:eastAsiaTheme="minorEastAsia" w:hint="eastAsia"/>
+              </w:rPr>
+              <w:t>期可用比例</w:t>
+            </w:r>
+            <w:r>
+              <w:rPr>
+                <w:rFonts w:eastAsiaTheme="minorEastAsia" w:hint="eastAsia"/>
+              </w:rPr>
+              <w:t xml:space="preserve"> = min(</w:t>
+            </w:r>
+            <w:r>
+              <w:rPr>
+                <w:rFonts w:eastAsiaTheme="minorEastAsia" w:hint="eastAsia"/>
+              </w:rPr>
+              <w:t>第一期可用比例</w:t>
+            </w:r>
+            <w:r>
+              <w:rPr>
+                <w:rFonts w:eastAsiaTheme="minorEastAsia" w:hint="eastAsia"/>
+              </w:rPr>
+              <w:t xml:space="preserve"> x road capacity multiplier + </w:t>
+            </w:r>
+            <w:r>
+              <w:rPr>
+                <w:rFonts w:eastAsiaTheme="minorEastAsia" w:hint="eastAsia"/>
+              </w:rPr>
+              <w:t>道路恢復速率</w:t>
+            </w:r>
+            <w:r>
+              <w:rPr>
+                <w:rFonts w:eastAsiaTheme="minorEastAsia" w:hint="eastAsia"/>
+              </w:rPr>
+              <w:t xml:space="preserve"> x (t-1), 1)</w:t>
+            </w:r>
+          </w:p>
+          <w:p>
+            <w:pPr>
+              <w:rPr>
+                <w:rFonts w:eastAsiaTheme="minorEastAsia"/>
+              </w:rPr>
+            </w:pPr>
+            <w:r>
+              <w:rPr>
+                <w:rFonts w:eastAsiaTheme="minorEastAsia" w:hint="eastAsia"/>
+              </w:rPr>
+              <w:t>（直到最大值</w:t>
             </w:r>
             <w:r>
               <w:rPr>
@@ -4776,25 +5657,53 @@
               <w:rPr>
                 <w:rFonts w:eastAsiaTheme="minorEastAsia" w:hint="eastAsia"/>
               </w:rPr>
-              <w:t>就不能再更大了</w:t>
+              <w:t>就不能再更大，</w:t>
+            </w:r>
+            <w:r>
+              <w:rPr>
+                <w:rFonts w:eastAsiaTheme="minorEastAsia" w:hint="eastAsia"/>
+              </w:rPr>
+              <w:t xml:space="preserve">road capacity multiplier </w:t>
+            </w:r>
+            <w:r>
+              <w:rPr>
+                <w:rFonts w:eastAsiaTheme="minorEastAsia" w:hint="eastAsia"/>
+              </w:rPr>
+              <w:t>基準值</w:t>
+            </w:r>
+            <w:r>
+              <w:rPr>
+                <w:rFonts w:eastAsiaTheme="minorEastAsia" w:hint="eastAsia"/>
+              </w:rPr>
+              <w:t xml:space="preserve"> = 1</w:t>
+            </w:r>
+            <w:r>
+              <w:rPr>
+                <w:rFonts w:eastAsiaTheme="minorEastAsia" w:hint="eastAsia"/>
+              </w:rPr>
+              <w:t>）</w:t>
             </w:r>
           </w:p>
         </w:tc>
       </w:tr>
       <w:tr>
-        <w:tc>
-          <w:tcPr>
-            <w:tcW w:w="1096" w:type="dxa"/>
+        <w:tblPrEx>
+          <w:tblCellMar>
+            <w:top w:w="0" w:type="dxa"/>
+            <w:left w:w="0" w:type="dxa"/>
+            <w:bottom w:w="0" w:type="dxa"/>
+            <w:right w:w="0" w:type="dxa"/>
+          </w:tblCellMar>
+        </w:tblPrEx>
+        <w:tc>
+          <w:tcPr>
+            <w:tcW w:w="1084" w:type="dxa"/>
             <w:hideMark/>
           </w:tcPr>
           <w:p>
             <w:pPr>
-              <w:widowControl/>
-              <w:rPr>
-                <w:rFonts w:eastAsia="新細明體"/>
+              <w:rPr>
                 <w:color w:val="1F1F1F"/>
-                <w:kern w:val="0"/>
-                <w14:ligatures w14:val="none"/>
               </w:rPr>
             </w:pPr>
             <m:oMathPara>
@@ -4803,7 +5712,7 @@
                   <m:sSubPr>
                     <m:ctrlPr>
                       <w:rPr>
-                        <w:rFonts w:ascii="Cambria Math" w:eastAsia="新細明體" w:hAnsi="Cambria Math"/>
+                        <w:rFonts w:ascii="Cambria Math" w:hAnsi="Cambria Math"/>
                         <w:color w:val="1F1F1F"/>
                       </w:rPr>
                     </m:ctrlPr>
@@ -4814,7 +5723,7 @@
                         <m:chr m:val="˜"/>
                         <m:ctrlPr>
                           <w:rPr>
-                            <w:rFonts w:ascii="Cambria Math" w:eastAsia="新細明體" w:hAnsi="Cambria Math"/>
+                            <w:rFonts w:ascii="Cambria Math" w:hAnsi="Cambria Math"/>
                             <w:color w:val="1F1F1F"/>
                           </w:rPr>
                         </m:ctrlPr>
@@ -4822,7 +5731,7 @@
                       <m:e>
                         <m:r>
                           <w:rPr>
-                            <w:rFonts w:ascii="Cambria Math" w:eastAsia="新細明體" w:hAnsi="Cambria Math"/>
+                            <w:rFonts w:ascii="Cambria Math" w:hAnsi="Cambria Math"/>
                             <w:color w:val="1F1F1F"/>
                           </w:rPr>
                           <m:t>w</m:t>
@@ -4833,7 +5742,7 @@
                   <m:sub>
                     <m:r>
                       <w:rPr>
-                        <w:rFonts w:ascii="Cambria Math" w:eastAsia="新細明體" w:hAnsi="Cambria Math"/>
+                        <w:rFonts w:ascii="Cambria Math" w:hAnsi="Cambria Math"/>
                         <w:color w:val="1F1F1F"/>
                       </w:rPr>
                       <m:t>jht</m:t>
@@ -4846,36 +5755,52 @@
         </w:tc>
         <w:tc>
           <w:tcPr>
-            <w:tcW w:w="2853" w:type="dxa"/>
+            <w:tcW w:w="3311" w:type="dxa"/>
             <w:hideMark/>
           </w:tcPr>
           <w:p>
             <w:pPr>
-              <w:widowControl/>
-              <w:rPr>
-                <w:rFonts w:eastAsiaTheme="minorEastAsia"/>
-              </w:rPr>
-            </w:pPr>
-            <w:r>
-              <w:t>Random variable representing the available capacity proportion ([0,1]) of the road link from CCP j to hospital h during period $t$. Its realization in scenario $s$ is $w_{jhts}$.</w:t>
-            </w:r>
-          </w:p>
-        </w:tc>
-        <w:tc>
-          <w:tcPr>
-            <w:tcW w:w="4415" w:type="dxa"/>
-          </w:tcPr>
-          <w:p>
-            <w:pPr>
-              <w:widowControl/>
-              <w:rPr>
-                <w:rFonts w:eastAsiaTheme="minorEastAsia"/>
-              </w:rPr>
-            </w:pPr>
-            <w:r>
-              <w:rPr>
-                <w:rFonts w:eastAsiaTheme="minorEastAsia"/>
-              </w:rPr>
+              <w:rPr>
+                <w:rFonts w:eastAsiaTheme="minorEastAsia"/>
+              </w:rPr>
+            </w:pPr>
+            <w:r>
+              <w:t xml:space="preserve">Random variable representing the available capacity proportion ([0,1]) of the road link from CCP j to hospital h during period $t$. Its realization in scenario $s$ is </w:t>
+            </w:r>
+            <w:r>
+              <w:lastRenderedPageBreak/>
+              <w:t>$</w:t>
+            </w:r>
+            <w:proofErr w:type="gramStart"/>
+            <w:r>
+              <w:t>w_{</w:t>
+            </w:r>
+            <w:proofErr w:type="spellStart"/>
+            <w:proofErr w:type="gramEnd"/>
+            <w:r>
+              <w:t>jhts</w:t>
+            </w:r>
+            <w:proofErr w:type="spellEnd"/>
+            <w:r>
+              <w:t>}$.</w:t>
+            </w:r>
+          </w:p>
+        </w:tc>
+        <w:tc>
+          <w:tcPr>
+            <w:tcW w:w="5386" w:type="dxa"/>
+          </w:tcPr>
+          <w:p>
+            <w:pPr>
+              <w:rPr>
+                <w:rFonts w:eastAsiaTheme="minorEastAsia"/>
+              </w:rPr>
+            </w:pPr>
+            <w:r>
+              <w:rPr>
+                <w:rFonts w:eastAsiaTheme="minorEastAsia"/>
+              </w:rPr>
+              <w:lastRenderedPageBreak/>
               <w:t>R</w:t>
             </w:r>
             <w:r>
@@ -4887,101 +5812,166 @@
           </w:p>
           <w:p>
             <w:pPr>
-              <w:widowControl/>
-              <w:rPr>
-                <w:rFonts w:eastAsiaTheme="minorEastAsia" w:hint="eastAsia"/>
-              </w:rPr>
-            </w:pPr>
-            <w:r>
-              <w:rPr>
-                <w:rFonts w:eastAsiaTheme="minorEastAsia" w:hint="eastAsia"/>
-              </w:rPr>
-              <w:t>Baseline: Demand multipler = 1</w:t>
-            </w:r>
-          </w:p>
-          <w:p>
-            <w:pPr>
-              <w:widowControl/>
-              <w:rPr>
-                <w:rFonts w:eastAsiaTheme="minorEastAsia"/>
-              </w:rPr>
-            </w:pPr>
-            <w:r>
-              <w:rPr>
-                <w:rFonts w:eastAsiaTheme="minorEastAsia" w:hint="eastAsia"/>
-              </w:rPr>
-              <w:t>第一期：</w:t>
-            </w:r>
-            <w:r>
-              <w:rPr>
-                <w:rFonts w:eastAsiaTheme="minorEastAsia" w:hint="eastAsia"/>
-              </w:rPr>
-              <w:t>U ~ [0,0.</w:t>
-            </w:r>
-            <w:r>
-              <w:rPr>
-                <w:rFonts w:eastAsiaTheme="minorEastAsia" w:hint="eastAsia"/>
-              </w:rPr>
-              <w:t>4</w:t>
-            </w:r>
-            <w:r>
-              <w:rPr>
-                <w:rFonts w:eastAsiaTheme="minorEastAsia" w:hint="eastAsia"/>
-              </w:rPr>
-              <w:t>]</w:t>
-            </w:r>
-          </w:p>
-          <w:p>
-            <w:pPr>
-              <w:widowControl/>
-              <w:rPr>
-                <w:rFonts w:eastAsiaTheme="minorEastAsia"/>
-              </w:rPr>
-            </w:pPr>
-            <w:r>
-              <w:rPr>
-                <w:rFonts w:eastAsiaTheme="minorEastAsia" w:hint="eastAsia"/>
-              </w:rPr>
-              <w:t>道路恢復速率：</w:t>
-            </w:r>
-            <w:r>
-              <w:rPr>
-                <w:rFonts w:eastAsiaTheme="minorEastAsia" w:hint="eastAsia"/>
-              </w:rPr>
-              <w:t>U ~ [0.05,0.</w:t>
-            </w:r>
-            <w:r>
-              <w:rPr>
-                <w:rFonts w:eastAsiaTheme="minorEastAsia" w:hint="eastAsia"/>
-              </w:rPr>
-              <w:t>08</w:t>
-            </w:r>
-            <w:r>
-              <w:rPr>
-                <w:rFonts w:eastAsiaTheme="minorEastAsia" w:hint="eastAsia"/>
-              </w:rPr>
-              <w:t>]</w:t>
-            </w:r>
-          </w:p>
-          <w:p>
-            <w:pPr>
-              <w:widowControl/>
-              <w:rPr>
-                <w:rFonts w:eastAsiaTheme="minorEastAsia"/>
-              </w:rPr>
-            </w:pPr>
-            <w:r>
-              <w:rPr>
-                <w:rFonts w:eastAsiaTheme="minorEastAsia" w:hint="eastAsia"/>
-              </w:rPr>
-              <w:t>之後每一期道路連通率都是第一期</w:t>
-            </w:r>
-            <w:r>
-              <w:rPr>
-                <w:rFonts w:eastAsiaTheme="minorEastAsia" w:hint="eastAsia"/>
-              </w:rPr>
-              <w:t xml:space="preserve"> + </w:t>
-            </w:r>
+              <w:rPr>
+                <w:rFonts w:eastAsiaTheme="minorEastAsia"/>
+              </w:rPr>
+            </w:pPr>
+            <w:r>
+              <w:rPr>
+                <w:rFonts w:eastAsiaTheme="minorEastAsia" w:hint="eastAsia"/>
+              </w:rPr>
+              <w:t xml:space="preserve">Baseline: Demand </w:t>
+            </w:r>
+            <w:proofErr w:type="spellStart"/>
+            <w:r>
+              <w:rPr>
+                <w:rFonts w:eastAsiaTheme="minorEastAsia" w:hint="eastAsia"/>
+              </w:rPr>
+              <w:t>multipler</w:t>
+            </w:r>
+            <w:proofErr w:type="spellEnd"/>
+            <w:r>
+              <w:rPr>
+                <w:rFonts w:eastAsiaTheme="minorEastAsia" w:hint="eastAsia"/>
+              </w:rPr>
+              <w:t xml:space="preserve"> = 1</w:t>
+            </w:r>
+          </w:p>
+          <w:p>
+            <w:pPr>
+              <w:rPr>
+                <w:rFonts w:eastAsiaTheme="minorEastAsia"/>
+              </w:rPr>
+            </w:pPr>
+            <w:r>
+              <w:rPr>
+                <w:rFonts w:eastAsiaTheme="minorEastAsia" w:hint="eastAsia"/>
+              </w:rPr>
+              <w:t>第一期可用比例</w:t>
+            </w:r>
+            <w:r>
+              <w:rPr>
+                <w:rFonts w:eastAsiaTheme="minorEastAsia" w:hint="eastAsia"/>
+              </w:rPr>
+              <w:t xml:space="preserve"> ~ U[0,0.4] x </w:t>
+            </w:r>
+            <w:r>
+              <w:rPr>
+                <w:rFonts w:eastAsiaTheme="minorEastAsia" w:hint="eastAsia"/>
+              </w:rPr>
+              <w:t>ω</w:t>
+            </w:r>
+            <w:r>
+              <w:rPr>
+                <w:rFonts w:eastAsiaTheme="minorEastAsia" w:hint="eastAsia"/>
+              </w:rPr>
+              <w:t>_road</w:t>
+            </w:r>
+          </w:p>
+          <w:p>
+            <w:pPr>
+              <w:rPr>
+                <w:rFonts w:eastAsiaTheme="minorEastAsia"/>
+              </w:rPr>
+            </w:pPr>
+            <w:r>
+              <w:rPr>
+                <w:rFonts w:eastAsiaTheme="minorEastAsia" w:hint="eastAsia"/>
+              </w:rPr>
+              <w:t>ω</w:t>
+            </w:r>
+            <w:r>
+              <w:rPr>
+                <w:rFonts w:eastAsiaTheme="minorEastAsia" w:hint="eastAsia"/>
+              </w:rPr>
+              <w:t>_road</w:t>
+            </w:r>
+            <w:r>
+              <w:rPr>
+                <w:rFonts w:eastAsiaTheme="minorEastAsia" w:hint="eastAsia"/>
+              </w:rPr>
+              <w:t>（全局情境乘數，與</w:t>
+            </w:r>
+            <w:r>
+              <w:rPr>
+                <w:rFonts w:eastAsiaTheme="minorEastAsia" w:hint="eastAsia"/>
+              </w:rPr>
+              <w:t xml:space="preserve"> </w:t>
+            </w:r>
+            <w:r>
+              <w:rPr>
+                <w:rFonts w:eastAsiaTheme="minorEastAsia" w:hint="eastAsia"/>
+              </w:rPr>
+              <w:t>ω</w:t>
+            </w:r>
+            <w:r>
+              <w:rPr>
+                <w:rFonts w:eastAsiaTheme="minorEastAsia" w:hint="eastAsia"/>
+              </w:rPr>
+              <w:t xml:space="preserve">_demand </w:t>
+            </w:r>
+            <w:r>
+              <w:rPr>
+                <w:rFonts w:eastAsiaTheme="minorEastAsia" w:hint="eastAsia"/>
+              </w:rPr>
+              <w:t>同分布）</w:t>
+            </w:r>
+            <w:r>
+              <w:rPr>
+                <w:rFonts w:eastAsiaTheme="minorEastAsia" w:hint="eastAsia"/>
+              </w:rPr>
+              <w:t xml:space="preserve">~ </w:t>
+            </w:r>
+            <w:r>
+              <w:rPr>
+                <w:rFonts w:eastAsiaTheme="minorEastAsia" w:hint="eastAsia"/>
+              </w:rPr>
+              <w:lastRenderedPageBreak/>
+              <w:t>U[0.8,1.2]</w:t>
+            </w:r>
+            <w:r>
+              <w:rPr>
+                <w:rFonts w:eastAsiaTheme="minorEastAsia" w:hint="eastAsia"/>
+              </w:rPr>
+              <w:t>，每情境抽一次；</w:t>
+            </w:r>
+            <w:r>
+              <w:rPr>
+                <w:rFonts w:eastAsiaTheme="minorEastAsia" w:hint="eastAsia"/>
+              </w:rPr>
+              <w:t xml:space="preserve">USE_SCENARIO_OMEGA=True </w:t>
+            </w:r>
+            <w:r>
+              <w:rPr>
+                <w:rFonts w:eastAsiaTheme="minorEastAsia" w:hint="eastAsia"/>
+              </w:rPr>
+              <w:t>時套用，基準情境</w:t>
+            </w:r>
+            <w:r>
+              <w:rPr>
+                <w:rFonts w:eastAsiaTheme="minorEastAsia" w:hint="eastAsia"/>
+              </w:rPr>
+              <w:t xml:space="preserve"> B00 </w:t>
+            </w:r>
+            <w:r>
+              <w:rPr>
+                <w:rFonts w:eastAsiaTheme="minorEastAsia" w:hint="eastAsia"/>
+              </w:rPr>
+              <w:t>固定</w:t>
+            </w:r>
+            <w:r>
+              <w:rPr>
+                <w:rFonts w:eastAsiaTheme="minorEastAsia" w:hint="eastAsia"/>
+              </w:rPr>
+              <w:t xml:space="preserve"> = 1</w:t>
+            </w:r>
+          </w:p>
+          <w:p>
+            <w:pPr>
+              <w:rPr>
+                <w:rFonts w:eastAsiaTheme="minorEastAsia"/>
+              </w:rPr>
+            </w:pPr>
             <w:r>
               <w:rPr>
                 <w:rFonts w:eastAsiaTheme="minorEastAsia" w:hint="eastAsia"/>
@@ -4992,18 +5982,100 @@
               <w:rPr>
                 <w:rFonts w:eastAsiaTheme="minorEastAsia" w:hint="eastAsia"/>
               </w:rPr>
-              <w:t>x (t-1)</w:t>
-            </w:r>
-          </w:p>
-          <w:p>
-            <w:pPr>
-              <w:widowControl/>
-            </w:pPr>
-            <w:r>
-              <w:rPr>
-                <w:rFonts w:eastAsiaTheme="minorEastAsia" w:hint="eastAsia"/>
-              </w:rPr>
-              <w:t>直到最大值是</w:t>
+              <w:t xml:space="preserve"> ~ U[0.05,0.08]</w:t>
+            </w:r>
+            <w:r>
+              <w:rPr>
+                <w:rFonts w:eastAsiaTheme="minorEastAsia" w:hint="eastAsia"/>
+              </w:rPr>
+              <w:t>（每情境每連結各抽一次，不受</w:t>
+            </w:r>
+            <w:r>
+              <w:rPr>
+                <w:rFonts w:eastAsiaTheme="minorEastAsia" w:hint="eastAsia"/>
+              </w:rPr>
+              <w:t xml:space="preserve"> </w:t>
+            </w:r>
+            <w:r>
+              <w:rPr>
+                <w:rFonts w:eastAsiaTheme="minorEastAsia" w:hint="eastAsia"/>
+              </w:rPr>
+              <w:t>ω</w:t>
+            </w:r>
+            <w:r>
+              <w:rPr>
+                <w:rFonts w:eastAsiaTheme="minorEastAsia" w:hint="eastAsia"/>
+              </w:rPr>
+              <w:t xml:space="preserve">_road </w:t>
+            </w:r>
+            <w:r>
+              <w:rPr>
+                <w:rFonts w:eastAsiaTheme="minorEastAsia" w:hint="eastAsia"/>
+              </w:rPr>
+              <w:t>影響）</w:t>
+            </w:r>
+          </w:p>
+          <w:p>
+            <w:pPr>
+              <w:rPr>
+                <w:rFonts w:eastAsiaTheme="minorEastAsia"/>
+              </w:rPr>
+            </w:pPr>
+            <w:r>
+              <w:rPr>
+                <w:rFonts w:eastAsiaTheme="minorEastAsia" w:hint="eastAsia"/>
+              </w:rPr>
+              <w:t>第</w:t>
+            </w:r>
+            <w:r>
+              <w:rPr>
+                <w:rFonts w:eastAsiaTheme="minorEastAsia" w:hint="eastAsia"/>
+              </w:rPr>
+              <w:t xml:space="preserve"> t </w:t>
+            </w:r>
+            <w:r>
+              <w:rPr>
+                <w:rFonts w:eastAsiaTheme="minorEastAsia" w:hint="eastAsia"/>
+              </w:rPr>
+              <w:t>期可用比例</w:t>
+            </w:r>
+            <w:r>
+              <w:rPr>
+                <w:rFonts w:eastAsiaTheme="minorEastAsia" w:hint="eastAsia"/>
+              </w:rPr>
+              <w:t xml:space="preserve"> = min(</w:t>
+            </w:r>
+            <w:r>
+              <w:rPr>
+                <w:rFonts w:eastAsiaTheme="minorEastAsia" w:hint="eastAsia"/>
+              </w:rPr>
+              <w:t>第一期可用比例</w:t>
+            </w:r>
+            <w:r>
+              <w:rPr>
+                <w:rFonts w:eastAsiaTheme="minorEastAsia" w:hint="eastAsia"/>
+              </w:rPr>
+              <w:t xml:space="preserve"> x road capacity multiplier + </w:t>
+            </w:r>
+            <w:r>
+              <w:rPr>
+                <w:rFonts w:eastAsiaTheme="minorEastAsia" w:hint="eastAsia"/>
+              </w:rPr>
+              <w:t>道路恢復速率</w:t>
+            </w:r>
+            <w:r>
+              <w:rPr>
+                <w:rFonts w:eastAsiaTheme="minorEastAsia" w:hint="eastAsia"/>
+              </w:rPr>
+              <w:t xml:space="preserve"> x (t-1), 1)</w:t>
+            </w:r>
+          </w:p>
+          <w:p>
+            <w:r>
+              <w:rPr>
+                <w:rFonts w:eastAsiaTheme="minorEastAsia" w:hint="eastAsia"/>
+              </w:rPr>
+              <w:t>（直到最大值</w:t>
             </w:r>
             <w:r>
               <w:rPr>
@@ -5015,25 +6087,53 @@
               <w:rPr>
                 <w:rFonts w:eastAsiaTheme="minorEastAsia" w:hint="eastAsia"/>
               </w:rPr>
-              <w:t>就不能再更大了</w:t>
+              <w:t>就不能再更大，</w:t>
+            </w:r>
+            <w:r>
+              <w:rPr>
+                <w:rFonts w:eastAsiaTheme="minorEastAsia" w:hint="eastAsia"/>
+              </w:rPr>
+              <w:t xml:space="preserve">road capacity multiplier </w:t>
+            </w:r>
+            <w:r>
+              <w:rPr>
+                <w:rFonts w:eastAsiaTheme="minorEastAsia" w:hint="eastAsia"/>
+              </w:rPr>
+              <w:t>基準值</w:t>
+            </w:r>
+            <w:r>
+              <w:rPr>
+                <w:rFonts w:eastAsiaTheme="minorEastAsia" w:hint="eastAsia"/>
+              </w:rPr>
+              <w:t xml:space="preserve"> = 1</w:t>
+            </w:r>
+            <w:r>
+              <w:rPr>
+                <w:rFonts w:eastAsiaTheme="minorEastAsia" w:hint="eastAsia"/>
+              </w:rPr>
+              <w:t>）</w:t>
             </w:r>
           </w:p>
         </w:tc>
       </w:tr>
       <w:tr>
-        <w:tc>
-          <w:tcPr>
-            <w:tcW w:w="1096" w:type="dxa"/>
+        <w:tblPrEx>
+          <w:tblCellMar>
+            <w:top w:w="0" w:type="dxa"/>
+            <w:left w:w="0" w:type="dxa"/>
+            <w:bottom w:w="0" w:type="dxa"/>
+            <w:right w:w="0" w:type="dxa"/>
+          </w:tblCellMar>
+        </w:tblPrEx>
+        <w:tc>
+          <w:tcPr>
+            <w:tcW w:w="1084" w:type="dxa"/>
             <w:hideMark/>
           </w:tcPr>
           <w:p>
             <w:pPr>
-              <w:widowControl/>
-              <w:rPr>
-                <w:rFonts w:eastAsia="新細明體"/>
+              <w:rPr>
                 <w:color w:val="1F1F1F"/>
-                <w:kern w:val="0"/>
-                <w14:ligatures w14:val="none"/>
               </w:rPr>
             </w:pPr>
             <m:oMathPara>
@@ -5042,7 +6142,7 @@
                   <m:sSubPr>
                     <m:ctrlPr>
                       <w:rPr>
-                        <w:rFonts w:ascii="Cambria Math" w:eastAsia="新細明體" w:hAnsi="Cambria Math"/>
+                        <w:rFonts w:ascii="Cambria Math" w:hAnsi="Cambria Math"/>
                         <w:color w:val="1F1F1F"/>
                       </w:rPr>
                     </m:ctrlPr>
@@ -5053,7 +6153,7 @@
                         <m:chr m:val="˜"/>
                         <m:ctrlPr>
                           <w:rPr>
-                            <w:rFonts w:ascii="Cambria Math" w:eastAsia="新細明體" w:hAnsi="Cambria Math"/>
+                            <w:rFonts w:ascii="Cambria Math" w:hAnsi="Cambria Math"/>
                             <w:color w:val="1F1F1F"/>
                           </w:rPr>
                         </m:ctrlPr>
@@ -5061,7 +6161,7 @@
                       <m:e>
                         <m:r>
                           <w:rPr>
-                            <w:rFonts w:ascii="Cambria Math" w:eastAsia="新細明體" w:hAnsi="Cambria Math"/>
+                            <w:rFonts w:ascii="Cambria Math" w:hAnsi="Cambria Math"/>
                             <w:color w:val="1F1F1F"/>
                           </w:rPr>
                           <m:t>h</m:t>
@@ -5072,7 +6172,7 @@
                   <m:sub>
                     <m:r>
                       <w:rPr>
-                        <w:rFonts w:ascii="Cambria Math" w:eastAsia="新細明體" w:hAnsi="Cambria Math"/>
+                        <w:rFonts w:ascii="Cambria Math" w:hAnsi="Cambria Math"/>
                         <w:color w:val="1F1F1F"/>
                       </w:rPr>
                       <m:t>ht</m:t>
@@ -5085,41 +6185,47 @@
         </w:tc>
         <w:tc>
           <w:tcPr>
-            <w:tcW w:w="2853" w:type="dxa"/>
+            <w:tcW w:w="3311" w:type="dxa"/>
             <w:hideMark/>
           </w:tcPr>
           <w:p>
             <w:pPr>
-              <w:widowControl/>
-              <w:rPr>
-                <w:rFonts w:eastAsiaTheme="minorEastAsia"/>
-              </w:rPr>
-            </w:pPr>
-            <w:r>
-              <w:t xml:space="preserve">Random variable representing the maximum number of casualties that hospital $h$ can receive </w:t>
-            </w:r>
-            <w:r>
-              <w:lastRenderedPageBreak/>
-              <w:t>during period $t$. Its realization in scenario $s$ is $h_{hts}$.</w:t>
-            </w:r>
-          </w:p>
-        </w:tc>
-        <w:tc>
-          <w:tcPr>
-            <w:tcW w:w="4415" w:type="dxa"/>
-          </w:tcPr>
-          <w:p>
-            <w:pPr>
-              <w:widowControl/>
-              <w:rPr>
-                <w:rFonts w:eastAsiaTheme="minorEastAsia"/>
-              </w:rPr>
-            </w:pPr>
-            <w:r>
-              <w:rPr>
-                <w:rFonts w:eastAsiaTheme="minorEastAsia"/>
-              </w:rPr>
-              <w:lastRenderedPageBreak/>
+              <w:rPr>
+                <w:rFonts w:eastAsiaTheme="minorEastAsia"/>
+              </w:rPr>
+            </w:pPr>
+            <w:r>
+              <w:t>Random variable representing the maximum number of casualties that hospital $h$ can receive during period $t$. Its realization in scenario $s$ is $</w:t>
+            </w:r>
+            <w:proofErr w:type="gramStart"/>
+            <w:r>
+              <w:t>h_{</w:t>
+            </w:r>
+            <w:proofErr w:type="spellStart"/>
+            <w:proofErr w:type="gramEnd"/>
+            <w:r>
+              <w:t>hts</w:t>
+            </w:r>
+            <w:proofErr w:type="spellEnd"/>
+            <w:r>
+              <w:t>}$.</w:t>
+            </w:r>
+          </w:p>
+        </w:tc>
+        <w:tc>
+          <w:tcPr>
+            <w:tcW w:w="5386" w:type="dxa"/>
+          </w:tcPr>
+          <w:p>
+            <w:pPr>
+              <w:rPr>
+                <w:rFonts w:eastAsiaTheme="minorEastAsia"/>
+              </w:rPr>
+            </w:pPr>
+            <w:r>
+              <w:rPr>
+                <w:rFonts w:eastAsiaTheme="minorEastAsia"/>
+              </w:rPr>
               <w:t>H</w:t>
             </w:r>
             <w:r>
@@ -5143,7 +6249,6 @@
           </w:p>
           <w:p>
             <w:pPr>
-              <w:widowControl/>
               <w:rPr>
                 <w:rFonts w:eastAsiaTheme="minorEastAsia"/>
               </w:rPr>
@@ -5158,59 +6263,193 @@
               <w:rPr>
                 <w:rFonts w:eastAsiaTheme="minorEastAsia" w:hint="eastAsia"/>
               </w:rPr>
-              <w:t xml:space="preserve"> ~ U [</w:t>
-            </w:r>
-            <w:r>
-              <w:rPr>
-                <w:rFonts w:eastAsiaTheme="minorEastAsia" w:hint="eastAsia"/>
-              </w:rPr>
-              <w:t>12</w:t>
-            </w:r>
-            <w:r>
-              <w:rPr>
-                <w:rFonts w:eastAsiaTheme="minorEastAsia" w:hint="eastAsia"/>
-              </w:rPr>
-              <w:t xml:space="preserve">, </w:t>
-            </w:r>
-            <w:r>
-              <w:rPr>
-                <w:rFonts w:eastAsiaTheme="minorEastAsia" w:hint="eastAsia"/>
-              </w:rPr>
-              <w:t>25</w:t>
-            </w:r>
-            <w:r>
-              <w:rPr>
-                <w:rFonts w:eastAsiaTheme="minorEastAsia" w:hint="eastAsia"/>
-              </w:rPr>
-              <w:t>]</w:t>
-            </w:r>
-          </w:p>
-          <w:p>
-            <w:pPr>
-              <w:widowControl/>
-              <w:rPr>
-                <w:rFonts w:eastAsiaTheme="minorEastAsia"/>
-              </w:rPr>
-            </w:pPr>
-            <w:r>
-              <w:rPr>
-                <w:rFonts w:eastAsiaTheme="minorEastAsia" w:hint="eastAsia"/>
-              </w:rPr>
-              <w:t>之後每期容量都是前一期</w:t>
-            </w:r>
-            <w:r>
-              <w:rPr>
-                <w:rFonts w:eastAsiaTheme="minorEastAsia" w:hint="eastAsia"/>
-              </w:rPr>
-              <w:t xml:space="preserve"> x 0.9</w:t>
+              <w:t xml:space="preserve"> ~ U[30,50] x hospital capacity multiplier x </w:t>
+            </w:r>
+            <w:r>
+              <w:rPr>
+                <w:rFonts w:eastAsiaTheme="minorEastAsia" w:hint="eastAsia"/>
+              </w:rPr>
+              <w:t>ω</w:t>
+            </w:r>
+            <w:r>
+              <w:rPr>
+                <w:rFonts w:eastAsiaTheme="minorEastAsia" w:hint="eastAsia"/>
+              </w:rPr>
+              <w:t>_hospital</w:t>
+            </w:r>
+          </w:p>
+          <w:p>
+            <w:pPr>
+              <w:rPr>
+                <w:rFonts w:eastAsiaTheme="minorEastAsia"/>
+              </w:rPr>
+            </w:pPr>
+            <w:r>
+              <w:rPr>
+                <w:rFonts w:eastAsiaTheme="minorEastAsia" w:hint="eastAsia"/>
+              </w:rPr>
+              <w:t>ω</w:t>
+            </w:r>
+            <w:r>
+              <w:rPr>
+                <w:rFonts w:eastAsiaTheme="minorEastAsia" w:hint="eastAsia"/>
+              </w:rPr>
+              <w:t>_hospital</w:t>
+            </w:r>
+            <w:r>
+              <w:rPr>
+                <w:rFonts w:eastAsiaTheme="minorEastAsia" w:hint="eastAsia"/>
+              </w:rPr>
+              <w:t>（全局情境乘數，與</w:t>
+            </w:r>
+            <w:r>
+              <w:rPr>
+                <w:rFonts w:eastAsiaTheme="minorEastAsia" w:hint="eastAsia"/>
+              </w:rPr>
+              <w:t xml:space="preserve"> </w:t>
+            </w:r>
+            <w:r>
+              <w:rPr>
+                <w:rFonts w:eastAsiaTheme="minorEastAsia" w:hint="eastAsia"/>
+              </w:rPr>
+              <w:t>ω</w:t>
+            </w:r>
+            <w:r>
+              <w:rPr>
+                <w:rFonts w:eastAsiaTheme="minorEastAsia" w:hint="eastAsia"/>
+              </w:rPr>
+              <w:t xml:space="preserve">_demand </w:t>
+            </w:r>
+            <w:r>
+              <w:rPr>
+                <w:rFonts w:eastAsiaTheme="minorEastAsia" w:hint="eastAsia"/>
+              </w:rPr>
+              <w:t>同分布）</w:t>
+            </w:r>
+            <w:r>
+              <w:rPr>
+                <w:rFonts w:eastAsiaTheme="minorEastAsia" w:hint="eastAsia"/>
+              </w:rPr>
+              <w:t>~ U[0.8,1.2]</w:t>
+            </w:r>
+            <w:r>
+              <w:rPr>
+                <w:rFonts w:eastAsiaTheme="minorEastAsia" w:hint="eastAsia"/>
+              </w:rPr>
+              <w:t>，每情境抽一次；</w:t>
+            </w:r>
+            <w:r>
+              <w:rPr>
+                <w:rFonts w:eastAsiaTheme="minorEastAsia" w:hint="eastAsia"/>
+              </w:rPr>
+              <w:t xml:space="preserve">USE_SCENARIO_OMEGA=True </w:t>
+            </w:r>
+            <w:r>
+              <w:rPr>
+                <w:rFonts w:eastAsiaTheme="minorEastAsia" w:hint="eastAsia"/>
+              </w:rPr>
+              <w:t>時套用，基準情境</w:t>
+            </w:r>
+            <w:r>
+              <w:rPr>
+                <w:rFonts w:eastAsiaTheme="minorEastAsia" w:hint="eastAsia"/>
+              </w:rPr>
+              <w:t xml:space="preserve"> B00 </w:t>
+            </w:r>
+            <w:r>
+              <w:rPr>
+                <w:rFonts w:eastAsiaTheme="minorEastAsia" w:hint="eastAsia"/>
+              </w:rPr>
+              <w:t>固定</w:t>
+            </w:r>
+            <w:r>
+              <w:rPr>
+                <w:rFonts w:eastAsiaTheme="minorEastAsia" w:hint="eastAsia"/>
+              </w:rPr>
+              <w:t xml:space="preserve"> = 1</w:t>
+            </w:r>
+            <w:r>
+              <w:rPr>
+                <w:rFonts w:eastAsiaTheme="minorEastAsia" w:hint="eastAsia"/>
+              </w:rPr>
+              <w:t>；</w:t>
+            </w:r>
+            <w:r>
+              <w:rPr>
+                <w:rFonts w:eastAsiaTheme="minorEastAsia" w:hint="eastAsia"/>
+              </w:rPr>
+              <w:t xml:space="preserve">hospital capacity multiplier </w:t>
+            </w:r>
+            <w:r>
+              <w:rPr>
+                <w:rFonts w:eastAsiaTheme="minorEastAsia" w:hint="eastAsia"/>
+              </w:rPr>
+              <w:t>基準值</w:t>
+            </w:r>
+            <w:r>
+              <w:rPr>
+                <w:rFonts w:eastAsiaTheme="minorEastAsia" w:hint="eastAsia"/>
+              </w:rPr>
+              <w:t xml:space="preserve"> = 1</w:t>
+            </w:r>
+          </w:p>
+          <w:p>
+            <w:pPr>
+              <w:rPr>
+                <w:rFonts w:eastAsiaTheme="minorEastAsia"/>
+              </w:rPr>
+            </w:pPr>
+            <w:r>
+              <w:rPr>
+                <w:rFonts w:eastAsiaTheme="minorEastAsia" w:hint="eastAsia"/>
+              </w:rPr>
+              <w:t>第</w:t>
+            </w:r>
+            <w:r>
+              <w:rPr>
+                <w:rFonts w:eastAsiaTheme="minorEastAsia" w:hint="eastAsia"/>
+              </w:rPr>
+              <w:t xml:space="preserve"> t </w:t>
+            </w:r>
+            <w:r>
+              <w:rPr>
+                <w:rFonts w:eastAsiaTheme="minorEastAsia" w:hint="eastAsia"/>
+              </w:rPr>
+              <w:t>期容量</w:t>
+            </w:r>
+            <w:r>
+              <w:rPr>
+                <w:rFonts w:eastAsiaTheme="minorEastAsia" w:hint="eastAsia"/>
+              </w:rPr>
+              <w:t xml:space="preserve"> = </w:t>
+            </w:r>
+            <w:r>
+              <w:rPr>
+                <w:rFonts w:eastAsiaTheme="minorEastAsia" w:hint="eastAsia"/>
+              </w:rPr>
+              <w:t>第一期容量</w:t>
+            </w:r>
+            <w:r>
+              <w:rPr>
+                <w:rFonts w:eastAsiaTheme="minorEastAsia" w:hint="eastAsia"/>
+              </w:rPr>
+              <w:t xml:space="preserve"> x 0.9^(t-1)</w:t>
             </w:r>
           </w:p>
         </w:tc>
       </w:tr>
       <w:tr>
-        <w:tc>
-          <w:tcPr>
-            <w:tcW w:w="3949" w:type="dxa"/>
+        <w:tblPrEx>
+          <w:tblCellMar>
+            <w:top w:w="0" w:type="dxa"/>
+            <w:left w:w="0" w:type="dxa"/>
+            <w:bottom w:w="0" w:type="dxa"/>
+            <w:right w:w="0" w:type="dxa"/>
+          </w:tblCellMar>
+        </w:tblPrEx>
+        <w:tc>
+          <w:tcPr>
+            <w:tcW w:w="4395" w:type="dxa"/>
             <w:gridSpan w:val="2"/>
             <w:hideMark/>
           </w:tcPr>
@@ -5241,7 +6480,7 @@
         </w:tc>
         <w:tc>
           <w:tcPr>
-            <w:tcW w:w="4415" w:type="dxa"/>
+            <w:tcW w:w="5386" w:type="dxa"/>
           </w:tcPr>
           <w:p>
             <w:pPr>
@@ -5255,9 +6494,17 @@
         </w:tc>
       </w:tr>
       <w:tr>
-        <w:tc>
-          <w:tcPr>
-            <w:tcW w:w="1096" w:type="dxa"/>
+        <w:tblPrEx>
+          <w:tblCellMar>
+            <w:top w:w="0" w:type="dxa"/>
+            <w:left w:w="0" w:type="dxa"/>
+            <w:bottom w:w="0" w:type="dxa"/>
+            <w:right w:w="0" w:type="dxa"/>
+          </w:tblCellMar>
+        </w:tblPrEx>
+        <w:tc>
+          <w:tcPr>
+            <w:tcW w:w="1084" w:type="dxa"/>
             <w:hideMark/>
           </w:tcPr>
           <w:p>
@@ -5300,7 +6547,7 @@
         </w:tc>
         <w:tc>
           <w:tcPr>
-            <w:tcW w:w="2853" w:type="dxa"/>
+            <w:tcW w:w="3311" w:type="dxa"/>
             <w:hideMark/>
           </w:tcPr>
           <w:p>
@@ -5406,17 +6653,12 @@
         </w:tc>
         <w:tc>
           <w:tcPr>
-            <w:tcW w:w="4415" w:type="dxa"/>
-          </w:tcPr>
-          <w:p>
-            <w:pPr>
-              <w:rPr>
-                <w:rFonts w:eastAsia="新細明體"/>
-              </w:rPr>
-            </w:pPr>
-            <w:r>
-              <w:rPr>
-                <w:rFonts w:eastAsia="新細明體" w:hint="eastAsia"/>
+            <w:tcW w:w="5386" w:type="dxa"/>
+          </w:tcPr>
+          <w:p>
+            <w:r>
+              <w:rPr>
+                <w:rFonts w:hint="eastAsia"/>
               </w:rPr>
               <w:t>integer</w:t>
             </w:r>
@@ -5424,9 +6666,17 @@
         </w:tc>
       </w:tr>
       <w:tr>
-        <w:tc>
-          <w:tcPr>
-            <w:tcW w:w="1096" w:type="dxa"/>
+        <w:tblPrEx>
+          <w:tblCellMar>
+            <w:top w:w="0" w:type="dxa"/>
+            <w:left w:w="0" w:type="dxa"/>
+            <w:bottom w:w="0" w:type="dxa"/>
+            <w:right w:w="0" w:type="dxa"/>
+          </w:tblCellMar>
+        </w:tblPrEx>
+        <w:tc>
+          <w:tcPr>
+            <w:tcW w:w="1084" w:type="dxa"/>
             <w:hideMark/>
           </w:tcPr>
           <w:p>
@@ -5469,7 +6719,7 @@
         </w:tc>
         <w:tc>
           <w:tcPr>
-            <w:tcW w:w="2853" w:type="dxa"/>
+            <w:tcW w:w="3311" w:type="dxa"/>
             <w:hideMark/>
           </w:tcPr>
           <w:p>
@@ -5504,7 +6754,25 @@
                 <w:rPr>
                   <w:rFonts w:ascii="Cambria Math" w:eastAsiaTheme="minorEastAsia" w:hAnsi="Cambria Math"/>
                 </w:rPr>
-                <m:t>∀j∈J</m:t>
+                <m:t>∀</m:t>
+              </m:r>
+              <m:r>
+                <w:rPr>
+                  <w:rFonts w:ascii="Cambria Math" w:eastAsiaTheme="minorEastAsia" w:hAnsi="Cambria Math"/>
+                </w:rPr>
+                <m:t>j</m:t>
+              </m:r>
+              <m:r>
+                <w:rPr>
+                  <w:rFonts w:ascii="Cambria Math" w:eastAsiaTheme="minorEastAsia" w:hAnsi="Cambria Math"/>
+                </w:rPr>
+                <m:t>∈</m:t>
+              </m:r>
+              <m:r>
+                <w:rPr>
+                  <w:rFonts w:ascii="Cambria Math" w:eastAsiaTheme="minorEastAsia" w:hAnsi="Cambria Math"/>
+                </w:rPr>
+                <m:t>J</m:t>
               </m:r>
             </m:oMath>
             <w:r>
@@ -5517,17 +6785,17 @@
         </w:tc>
         <w:tc>
           <w:tcPr>
-            <w:tcW w:w="4415" w:type="dxa"/>
-          </w:tcPr>
-          <w:p>
-            <w:pPr>
-              <w:rPr>
-                <w:rFonts w:eastAsiaTheme="minorEastAsia"/>
-              </w:rPr>
-            </w:pPr>
-            <w:r>
-              <w:rPr>
-                <w:rFonts w:eastAsia="新細明體" w:hint="eastAsia"/>
+            <w:tcW w:w="5386" w:type="dxa"/>
+          </w:tcPr>
+          <w:p>
+            <w:pPr>
+              <w:rPr>
+                <w:rFonts w:eastAsiaTheme="minorEastAsia"/>
+              </w:rPr>
+            </w:pPr>
+            <w:r>
+              <w:rPr>
+                <w:rFonts w:hint="eastAsia"/>
               </w:rPr>
               <w:t>integer</w:t>
             </w:r>
@@ -5535,9 +6803,17 @@
         </w:tc>
       </w:tr>
       <w:tr>
-        <w:tc>
-          <w:tcPr>
-            <w:tcW w:w="1096" w:type="dxa"/>
+        <w:tblPrEx>
+          <w:tblCellMar>
+            <w:top w:w="0" w:type="dxa"/>
+            <w:left w:w="0" w:type="dxa"/>
+            <w:bottom w:w="0" w:type="dxa"/>
+            <w:right w:w="0" w:type="dxa"/>
+          </w:tblCellMar>
+        </w:tblPrEx>
+        <w:tc>
+          <w:tcPr>
+            <w:tcW w:w="1084" w:type="dxa"/>
             <w:hideMark/>
           </w:tcPr>
           <w:p>
@@ -5580,7 +6856,7 @@
         </w:tc>
         <w:tc>
           <w:tcPr>
-            <w:tcW w:w="2853" w:type="dxa"/>
+            <w:tcW w:w="3311" w:type="dxa"/>
             <w:hideMark/>
           </w:tcPr>
           <w:p>
@@ -5615,7 +6891,25 @@
                 <w:rPr>
                   <w:rFonts w:ascii="Cambria Math" w:eastAsiaTheme="minorEastAsia" w:hAnsi="Cambria Math"/>
                 </w:rPr>
-                <m:t>∀j∈J</m:t>
+                <m:t>∀</m:t>
+              </m:r>
+              <m:r>
+                <w:rPr>
+                  <w:rFonts w:ascii="Cambria Math" w:eastAsiaTheme="minorEastAsia" w:hAnsi="Cambria Math"/>
+                </w:rPr>
+                <m:t>j</m:t>
+              </m:r>
+              <m:r>
+                <w:rPr>
+                  <w:rFonts w:ascii="Cambria Math" w:eastAsiaTheme="minorEastAsia" w:hAnsi="Cambria Math"/>
+                </w:rPr>
+                <m:t>∈</m:t>
+              </m:r>
+              <m:r>
+                <w:rPr>
+                  <w:rFonts w:ascii="Cambria Math" w:eastAsiaTheme="minorEastAsia" w:hAnsi="Cambria Math"/>
+                </w:rPr>
+                <m:t>J</m:t>
               </m:r>
             </m:oMath>
             <w:r>
@@ -5628,17 +6922,17 @@
         </w:tc>
         <w:tc>
           <w:tcPr>
-            <w:tcW w:w="4415" w:type="dxa"/>
-          </w:tcPr>
-          <w:p>
-            <w:pPr>
-              <w:rPr>
-                <w:rFonts w:eastAsiaTheme="minorEastAsia"/>
-              </w:rPr>
-            </w:pPr>
-            <w:r>
-              <w:rPr>
-                <w:rFonts w:eastAsia="新細明體" w:hint="eastAsia"/>
+            <w:tcW w:w="5386" w:type="dxa"/>
+          </w:tcPr>
+          <w:p>
+            <w:pPr>
+              <w:rPr>
+                <w:rFonts w:eastAsiaTheme="minorEastAsia"/>
+              </w:rPr>
+            </w:pPr>
+            <w:r>
+              <w:rPr>
+                <w:rFonts w:hint="eastAsia"/>
               </w:rPr>
               <w:t>integer</w:t>
             </w:r>
@@ -5646,9 +6940,17 @@
         </w:tc>
       </w:tr>
       <w:tr>
-        <w:tc>
-          <w:tcPr>
-            <w:tcW w:w="1096" w:type="dxa"/>
+        <w:tblPrEx>
+          <w:tblCellMar>
+            <w:top w:w="0" w:type="dxa"/>
+            <w:left w:w="0" w:type="dxa"/>
+            <w:bottom w:w="0" w:type="dxa"/>
+            <w:right w:w="0" w:type="dxa"/>
+          </w:tblCellMar>
+        </w:tblPrEx>
+        <w:tc>
+          <w:tcPr>
+            <w:tcW w:w="1084" w:type="dxa"/>
             <w:hideMark/>
           </w:tcPr>
           <w:p>
@@ -5691,7 +6993,7 @@
         </w:tc>
         <w:tc>
           <w:tcPr>
-            <w:tcW w:w="2853" w:type="dxa"/>
+            <w:tcW w:w="3311" w:type="dxa"/>
             <w:hideMark/>
           </w:tcPr>
           <w:p>
@@ -5701,11 +7003,19 @@
                 <w:rFonts w:eastAsiaTheme="minorEastAsia"/>
               </w:rPr>
             </w:pPr>
-            <w:r>
-              <w:rPr>
-                <w:rFonts w:eastAsiaTheme="minorEastAsia"/>
-              </w:rPr>
-              <w:t xml:space="preserve">Amount of medical supplies allocated from hospital </w:t>
+            <w:proofErr w:type="gramStart"/>
+            <w:r>
+              <w:rPr>
+                <w:rFonts w:eastAsiaTheme="minorEastAsia"/>
+              </w:rPr>
+              <w:t>Amount</w:t>
+            </w:r>
+            <w:proofErr w:type="gramEnd"/>
+            <w:r>
+              <w:rPr>
+                <w:rFonts w:eastAsiaTheme="minorEastAsia"/>
+              </w:rPr>
+              <w:t xml:space="preserve"> of medical supplies allocated from hospital </w:t>
             </w:r>
             <m:oMath>
               <m:r>
@@ -5740,7 +7050,37 @@
                 <w:rPr>
                   <w:rFonts w:ascii="Cambria Math" w:eastAsiaTheme="minorEastAsia" w:hAnsi="Cambria Math"/>
                 </w:rPr>
-                <m:t>∀j∈J,h∈H</m:t>
+                <m:t>∀</m:t>
+              </m:r>
+              <m:r>
+                <w:rPr>
+                  <w:rFonts w:ascii="Cambria Math" w:eastAsiaTheme="minorEastAsia" w:hAnsi="Cambria Math"/>
+                </w:rPr>
+                <m:t>j</m:t>
+              </m:r>
+              <m:r>
+                <w:rPr>
+                  <w:rFonts w:ascii="Cambria Math" w:eastAsiaTheme="minorEastAsia" w:hAnsi="Cambria Math"/>
+                </w:rPr>
+                <m:t>∈</m:t>
+              </m:r>
+              <m:r>
+                <w:rPr>
+                  <w:rFonts w:ascii="Cambria Math" w:eastAsiaTheme="minorEastAsia" w:hAnsi="Cambria Math"/>
+                </w:rPr>
+                <m:t>J</m:t>
+              </m:r>
+              <m:r>
+                <w:rPr>
+                  <w:rFonts w:ascii="Cambria Math" w:eastAsiaTheme="minorEastAsia" w:hAnsi="Cambria Math"/>
+                </w:rPr>
+                <m:t>,h∈</m:t>
+              </m:r>
+              <m:r>
+                <w:rPr>
+                  <w:rFonts w:ascii="Cambria Math" w:eastAsiaTheme="minorEastAsia" w:hAnsi="Cambria Math"/>
+                </w:rPr>
+                <m:t>H</m:t>
               </m:r>
             </m:oMath>
             <w:r>
@@ -5753,17 +7093,17 @@
         </w:tc>
         <w:tc>
           <w:tcPr>
-            <w:tcW w:w="4415" w:type="dxa"/>
-          </w:tcPr>
-          <w:p>
-            <w:pPr>
-              <w:rPr>
-                <w:rFonts w:eastAsiaTheme="minorEastAsia"/>
-              </w:rPr>
-            </w:pPr>
-            <w:r>
-              <w:rPr>
-                <w:rFonts w:eastAsia="新細明體" w:hint="eastAsia"/>
+            <w:tcW w:w="5386" w:type="dxa"/>
+          </w:tcPr>
+          <w:p>
+            <w:pPr>
+              <w:rPr>
+                <w:rFonts w:eastAsiaTheme="minorEastAsia"/>
+              </w:rPr>
+            </w:pPr>
+            <w:r>
+              <w:rPr>
+                <w:rFonts w:hint="eastAsia"/>
               </w:rPr>
               <w:t>integer</w:t>
             </w:r>
@@ -5771,9 +7111,17 @@
         </w:tc>
       </w:tr>
       <w:tr>
-        <w:tc>
-          <w:tcPr>
-            <w:tcW w:w="3949" w:type="dxa"/>
+        <w:tblPrEx>
+          <w:tblCellMar>
+            <w:top w:w="0" w:type="dxa"/>
+            <w:left w:w="0" w:type="dxa"/>
+            <w:bottom w:w="0" w:type="dxa"/>
+            <w:right w:w="0" w:type="dxa"/>
+          </w:tblCellMar>
+        </w:tblPrEx>
+        <w:tc>
+          <w:tcPr>
+            <w:tcW w:w="4395" w:type="dxa"/>
             <w:gridSpan w:val="2"/>
             <w:hideMark/>
           </w:tcPr>
@@ -5804,7 +7152,7 @@
         </w:tc>
         <w:tc>
           <w:tcPr>
-            <w:tcW w:w="4415" w:type="dxa"/>
+            <w:tcW w:w="5386" w:type="dxa"/>
           </w:tcPr>
           <w:p>
             <w:pPr>
@@ -5818,9 +7166,318 @@
         </w:tc>
       </w:tr>
       <w:tr>
-        <w:tc>
-          <w:tcPr>
-            <w:tcW w:w="1096" w:type="dxa"/>
+        <w:tblPrEx>
+          <w:tblCellMar>
+            <w:top w:w="0" w:type="dxa"/>
+            <w:left w:w="0" w:type="dxa"/>
+            <w:bottom w:w="0" w:type="dxa"/>
+            <w:right w:w="0" w:type="dxa"/>
+          </w:tblCellMar>
+        </w:tblPrEx>
+        <w:tc>
+          <w:tcPr>
+            <w:tcW w:w="1084" w:type="dxa"/>
+            <w:hideMark/>
+          </w:tcPr>
+          <w:p>
+            <w:pPr>
+              <w:spacing w:after="160" w:line="278" w:lineRule="auto"/>
+              <w:rPr>
+                <w:rFonts w:eastAsiaTheme="minorEastAsia"/>
+              </w:rPr>
+            </w:pPr>
+            <m:oMathPara>
+              <m:oMath>
+                <m:r>
+                  <w:rPr>
+                    <w:rFonts w:ascii="Cambria Math" w:eastAsiaTheme="minorEastAsia" w:hAnsi="Cambria Math"/>
+                  </w:rPr>
+                  <w:lastRenderedPageBreak/>
+                  <m:t>F</m:t>
+                </m:r>
+                <m:sSub>
+                  <m:sSubPr>
+                    <m:ctrlPr>
+                      <w:rPr>
+                        <w:rFonts w:ascii="Cambria Math" w:eastAsiaTheme="minorEastAsia" w:hAnsi="Cambria Math"/>
+                      </w:rPr>
+                    </m:ctrlPr>
+                  </m:sSubPr>
+                  <m:e>
+                    <m:r>
+                      <w:rPr>
+                        <w:rFonts w:ascii="Cambria Math" w:eastAsiaTheme="minorEastAsia" w:hAnsi="Cambria Math"/>
+                      </w:rPr>
+                      <m:t>I</m:t>
+                    </m:r>
+                  </m:e>
+                  <m:sub>
+                    <m:r>
+                      <w:rPr>
+                        <w:rFonts w:ascii="Cambria Math" w:eastAsiaTheme="minorEastAsia" w:hAnsi="Cambria Math"/>
+                      </w:rPr>
+                      <m:t>ijlt</m:t>
+                    </m:r>
+                  </m:sub>
+                </m:sSub>
+                <m:d>
+                  <m:dPr>
+                    <m:ctrlPr>
+                      <w:rPr>
+                        <w:rFonts w:ascii="Cambria Math" w:eastAsiaTheme="minorEastAsia" w:hAnsi="Cambria Math"/>
+                      </w:rPr>
+                    </m:ctrlPr>
+                  </m:dPr>
+                  <m:e>
+                    <m:r>
+                      <w:rPr>
+                        <w:rFonts w:ascii="Cambria Math" w:eastAsiaTheme="minorEastAsia" w:hAnsi="Cambria Math"/>
+                      </w:rPr>
+                      <m:t>s</m:t>
+                    </m:r>
+                  </m:e>
+                </m:d>
+              </m:oMath>
+            </m:oMathPara>
+          </w:p>
+        </w:tc>
+        <w:tc>
+          <w:tcPr>
+            <w:tcW w:w="3311" w:type="dxa"/>
+            <w:hideMark/>
+          </w:tcPr>
+          <w:p>
+            <w:pPr>
+              <w:spacing w:after="160" w:line="278" w:lineRule="auto"/>
+              <w:rPr>
+                <w:rFonts w:eastAsiaTheme="minorEastAsia"/>
+              </w:rPr>
+            </w:pPr>
+            <w:r>
+              <w:rPr>
+                <w:rFonts w:eastAsiaTheme="minorEastAsia"/>
+              </w:rPr>
+              <w:t>Number of casualties of severity level</w:t>
+            </w:r>
+            <m:oMath>
+              <m:r>
+                <w:rPr>
+                  <w:rFonts w:ascii="Cambria Math" w:eastAsiaTheme="minorEastAsia" w:hAnsi="Cambria Math"/>
+                </w:rPr>
+                <m:t xml:space="preserve"> </m:t>
+              </m:r>
+              <m:r>
+                <w:rPr>
+                  <w:rFonts w:ascii="Cambria Math" w:eastAsiaTheme="minorEastAsia" w:hAnsi="Cambria Math"/>
+                </w:rPr>
+                <m:t>l</m:t>
+              </m:r>
+            </m:oMath>
+            <w:r>
+              <w:rPr>
+                <w:rFonts w:eastAsiaTheme="minorEastAsia"/>
+              </w:rPr>
+              <w:t xml:space="preserve"> transported from disaster area </w:t>
+            </w:r>
+            <m:oMath>
+              <m:r>
+                <w:rPr>
+                  <w:rFonts w:ascii="Cambria Math" w:eastAsiaTheme="minorEastAsia" w:hAnsi="Cambria Math"/>
+                </w:rPr>
+                <m:t>i</m:t>
+              </m:r>
+            </m:oMath>
+            <w:r>
+              <w:rPr>
+                <w:rFonts w:eastAsiaTheme="minorEastAsia"/>
+              </w:rPr>
+              <w:t xml:space="preserve"> to CCP </w:t>
+            </w:r>
+            <m:oMath>
+              <m:r>
+                <w:rPr>
+                  <w:rFonts w:ascii="Cambria Math" w:eastAsiaTheme="minorEastAsia" w:hAnsi="Cambria Math"/>
+                </w:rPr>
+                <m:t>j</m:t>
+              </m:r>
+              <m:r>
+                <w:rPr>
+                  <w:rFonts w:ascii="Cambria Math" w:eastAsiaTheme="minorEastAsia" w:hAnsi="Cambria Math"/>
+                </w:rPr>
+                <m:t xml:space="preserve"> </m:t>
+              </m:r>
+            </m:oMath>
+            <w:r>
+              <w:rPr>
+                <w:rFonts w:eastAsiaTheme="minorEastAsia"/>
+              </w:rPr>
+              <w:t xml:space="preserve">during period </w:t>
+            </w:r>
+            <m:oMath>
+              <m:r>
+                <w:rPr>
+                  <w:rFonts w:ascii="Cambria Math" w:eastAsiaTheme="minorEastAsia" w:hAnsi="Cambria Math"/>
+                </w:rPr>
+                <m:t>t</m:t>
+              </m:r>
+            </m:oMath>
+            <w:r>
+              <w:rPr>
+                <w:rFonts w:eastAsiaTheme="minorEastAsia"/>
+              </w:rPr>
+              <w:t xml:space="preserve"> under scenario </w:t>
+            </w:r>
+            <m:oMath>
+              <m:r>
+                <w:rPr>
+                  <w:rFonts w:ascii="Cambria Math" w:eastAsiaTheme="minorEastAsia" w:hAnsi="Cambria Math"/>
+                </w:rPr>
+                <m:t>s</m:t>
+              </m:r>
+            </m:oMath>
+            <w:r>
+              <w:rPr>
+                <w:rFonts w:eastAsiaTheme="minorEastAsia"/>
+              </w:rPr>
+              <w:t xml:space="preserve">, </w:t>
+            </w:r>
+            <m:oMath>
+              <m:r>
+                <w:rPr>
+                  <w:rFonts w:ascii="Cambria Math" w:eastAsiaTheme="minorEastAsia" w:hAnsi="Cambria Math"/>
+                </w:rPr>
+                <m:t>∀</m:t>
+              </m:r>
+              <m:r>
+                <w:rPr>
+                  <w:rFonts w:ascii="Cambria Math" w:eastAsiaTheme="minorEastAsia" w:hAnsi="Cambria Math"/>
+                </w:rPr>
+                <m:t>i</m:t>
+              </m:r>
+              <m:r>
+                <w:rPr>
+                  <w:rFonts w:ascii="Cambria Math" w:eastAsiaTheme="minorEastAsia" w:hAnsi="Cambria Math"/>
+                </w:rPr>
+                <m:t>∈</m:t>
+              </m:r>
+              <m:r>
+                <w:rPr>
+                  <w:rFonts w:ascii="Cambria Math" w:eastAsiaTheme="minorEastAsia" w:hAnsi="Cambria Math"/>
+                </w:rPr>
+                <m:t>I</m:t>
+              </m:r>
+              <m:r>
+                <w:rPr>
+                  <w:rFonts w:ascii="Cambria Math" w:eastAsiaTheme="minorEastAsia" w:hAnsi="Cambria Math"/>
+                </w:rPr>
+                <m:t>,</m:t>
+              </m:r>
+              <m:r>
+                <w:rPr>
+                  <w:rFonts w:ascii="Cambria Math" w:eastAsiaTheme="minorEastAsia" w:hAnsi="Cambria Math"/>
+                </w:rPr>
+                <m:t>j</m:t>
+              </m:r>
+              <m:r>
+                <w:rPr>
+                  <w:rFonts w:ascii="Cambria Math" w:eastAsiaTheme="minorEastAsia" w:hAnsi="Cambria Math"/>
+                </w:rPr>
+                <m:t>∈</m:t>
+              </m:r>
+              <m:r>
+                <w:rPr>
+                  <w:rFonts w:ascii="Cambria Math" w:eastAsiaTheme="minorEastAsia" w:hAnsi="Cambria Math"/>
+                </w:rPr>
+                <m:t>J</m:t>
+              </m:r>
+              <m:r>
+                <w:rPr>
+                  <w:rFonts w:ascii="Cambria Math" w:eastAsiaTheme="minorEastAsia" w:hAnsi="Cambria Math"/>
+                </w:rPr>
+                <m:t>,</m:t>
+              </m:r>
+              <m:r>
+                <w:rPr>
+                  <w:rFonts w:ascii="Cambria Math" w:eastAsiaTheme="minorEastAsia" w:hAnsi="Cambria Math"/>
+                </w:rPr>
+                <m:t>l</m:t>
+              </m:r>
+              <m:r>
+                <w:rPr>
+                  <w:rFonts w:ascii="Cambria Math" w:eastAsiaTheme="minorEastAsia" w:hAnsi="Cambria Math"/>
+                </w:rPr>
+                <m:t>∈</m:t>
+              </m:r>
+              <m:r>
+                <w:rPr>
+                  <w:rFonts w:ascii="Cambria Math" w:eastAsiaTheme="minorEastAsia" w:hAnsi="Cambria Math"/>
+                </w:rPr>
+                <m:t>L</m:t>
+              </m:r>
+              <m:r>
+                <w:rPr>
+                  <w:rFonts w:ascii="Cambria Math" w:eastAsiaTheme="minorEastAsia" w:hAnsi="Cambria Math"/>
+                </w:rPr>
+                <m:t>,</m:t>
+              </m:r>
+              <m:r>
+                <w:rPr>
+                  <w:rFonts w:ascii="Cambria Math" w:eastAsiaTheme="minorEastAsia" w:hAnsi="Cambria Math"/>
+                </w:rPr>
+                <m:t>t</m:t>
+              </m:r>
+              <m:r>
+                <w:rPr>
+                  <w:rFonts w:ascii="Cambria Math" w:eastAsiaTheme="minorEastAsia" w:hAnsi="Cambria Math"/>
+                </w:rPr>
+                <m:t>∈</m:t>
+              </m:r>
+              <m:r>
+                <w:rPr>
+                  <w:rFonts w:ascii="Cambria Math" w:eastAsiaTheme="minorEastAsia" w:hAnsi="Cambria Math"/>
+                </w:rPr>
+                <m:t>T</m:t>
+              </m:r>
+            </m:oMath>
+            <w:r>
+              <w:rPr>
+                <w:rFonts w:eastAsiaTheme="minorEastAsia"/>
+              </w:rPr>
+              <w:t>.</w:t>
+            </w:r>
+          </w:p>
+        </w:tc>
+        <w:tc>
+          <w:tcPr>
+            <w:tcW w:w="5386" w:type="dxa"/>
+          </w:tcPr>
+          <w:p>
+            <w:pPr>
+              <w:rPr>
+                <w:rFonts w:eastAsiaTheme="minorEastAsia"/>
+              </w:rPr>
+            </w:pPr>
+            <w:r>
+              <w:rPr>
+                <w:rFonts w:eastAsiaTheme="minorEastAsia" w:hint="eastAsia"/>
+              </w:rPr>
+              <w:t>continuous</w:t>
+            </w:r>
+          </w:p>
+        </w:tc>
+      </w:tr>
+      <w:tr>
+        <w:tblPrEx>
+          <w:tblCellMar>
+            <w:top w:w="0" w:type="dxa"/>
+            <w:left w:w="0" w:type="dxa"/>
+            <w:bottom w:w="0" w:type="dxa"/>
+            <w:right w:w="0" w:type="dxa"/>
+          </w:tblCellMar>
+        </w:tblPrEx>
+        <w:tc>
+          <w:tcPr>
+            <w:tcW w:w="1084" w:type="dxa"/>
             <w:hideMark/>
           </w:tcPr>
           <w:p>
@@ -5851,7 +7508,7 @@
                       <w:rPr>
                         <w:rFonts w:ascii="Cambria Math" w:eastAsiaTheme="minorEastAsia" w:hAnsi="Cambria Math"/>
                       </w:rPr>
-                      <m:t>I</m:t>
+                      <m:t>O</m:t>
                     </m:r>
                   </m:e>
                   <m:sub>
@@ -5859,7 +7516,19 @@
                       <w:rPr>
                         <w:rFonts w:ascii="Cambria Math" w:eastAsiaTheme="minorEastAsia" w:hAnsi="Cambria Math"/>
                       </w:rPr>
-                      <m:t>ijlt</m:t>
+                      <m:t>j</m:t>
+                    </m:r>
+                    <m:r>
+                      <w:rPr>
+                        <w:rFonts w:ascii="Cambria Math" w:eastAsiaTheme="minorEastAsia" w:hAnsi="Cambria Math"/>
+                      </w:rPr>
+                      <m:t>h</m:t>
+                    </m:r>
+                    <m:r>
+                      <w:rPr>
+                        <w:rFonts w:ascii="Cambria Math" w:eastAsiaTheme="minorEastAsia" w:hAnsi="Cambria Math"/>
+                      </w:rPr>
+                      <m:t>lt</m:t>
                     </m:r>
                   </m:sub>
                 </m:sSub>
@@ -5886,7 +7555,7 @@
         </w:tc>
         <w:tc>
           <w:tcPr>
-            <w:tcW w:w="2853" w:type="dxa"/>
+            <w:tcW w:w="3311" w:type="dxa"/>
             <w:hideMark/>
           </w:tcPr>
           <w:p>
@@ -5900,204 +7569,20 @@
               <w:rPr>
                 <w:rFonts w:eastAsiaTheme="minorEastAsia"/>
               </w:rPr>
-              <w:t>Number of casualties of severity level</w:t>
+              <w:t xml:space="preserve">Number of casualties of severity level </w:t>
             </w:r>
             <m:oMath>
               <m:r>
                 <w:rPr>
                   <w:rFonts w:ascii="Cambria Math" w:eastAsiaTheme="minorEastAsia" w:hAnsi="Cambria Math"/>
                 </w:rPr>
-                <m:t xml:space="preserve"> l</m:t>
-              </m:r>
-            </m:oMath>
-            <w:r>
-              <w:rPr>
-                <w:rFonts w:eastAsiaTheme="minorEastAsia"/>
-              </w:rPr>
-              <w:t xml:space="preserve"> transported from disaster area </w:t>
-            </w:r>
-            <m:oMath>
-              <m:r>
-                <w:rPr>
-                  <w:rFonts w:ascii="Cambria Math" w:eastAsiaTheme="minorEastAsia" w:hAnsi="Cambria Math"/>
-                </w:rPr>
-                <m:t>i</m:t>
-              </m:r>
-            </m:oMath>
-            <w:r>
-              <w:rPr>
-                <w:rFonts w:eastAsiaTheme="minorEastAsia"/>
-              </w:rPr>
-              <w:t xml:space="preserve"> to CCP </w:t>
-            </w:r>
-            <m:oMath>
-              <m:r>
-                <w:rPr>
-                  <w:rFonts w:ascii="Cambria Math" w:eastAsiaTheme="minorEastAsia" w:hAnsi="Cambria Math"/>
-                </w:rPr>
-                <m:t xml:space="preserve">j </m:t>
-              </m:r>
-            </m:oMath>
-            <w:r>
-              <w:rPr>
-                <w:rFonts w:eastAsiaTheme="minorEastAsia"/>
-              </w:rPr>
-              <w:t xml:space="preserve">during period </w:t>
-            </w:r>
-            <m:oMath>
-              <m:r>
-                <w:rPr>
-                  <w:rFonts w:ascii="Cambria Math" w:eastAsiaTheme="minorEastAsia" w:hAnsi="Cambria Math"/>
-                </w:rPr>
-                <m:t>t</m:t>
-              </m:r>
-            </m:oMath>
-            <w:r>
-              <w:rPr>
-                <w:rFonts w:eastAsiaTheme="minorEastAsia"/>
-              </w:rPr>
-              <w:t xml:space="preserve"> under scenario </w:t>
-            </w:r>
-            <m:oMath>
-              <m:r>
-                <w:rPr>
-                  <w:rFonts w:ascii="Cambria Math" w:eastAsiaTheme="minorEastAsia" w:hAnsi="Cambria Math"/>
-                </w:rPr>
-                <m:t>s</m:t>
-              </m:r>
-            </m:oMath>
-            <w:r>
-              <w:rPr>
-                <w:rFonts w:eastAsiaTheme="minorEastAsia"/>
-              </w:rPr>
-              <w:t xml:space="preserve">, </w:t>
-            </w:r>
-            <m:oMath>
-              <m:r>
-                <w:rPr>
-                  <w:rFonts w:ascii="Cambria Math" w:eastAsiaTheme="minorEastAsia" w:hAnsi="Cambria Math"/>
-                </w:rPr>
-                <m:t>∀i∈I,j∈J,l∈L,t∈T</m:t>
-              </m:r>
-            </m:oMath>
-            <w:r>
-              <w:rPr>
-                <w:rFonts w:eastAsiaTheme="minorEastAsia"/>
-              </w:rPr>
-              <w:t>.</w:t>
-            </w:r>
-          </w:p>
-        </w:tc>
-        <w:tc>
-          <w:tcPr>
-            <w:tcW w:w="4415" w:type="dxa"/>
-          </w:tcPr>
-          <w:p>
-            <w:pPr>
-              <w:rPr>
-                <w:rFonts w:eastAsiaTheme="minorEastAsia"/>
-              </w:rPr>
-            </w:pPr>
-            <w:r>
-              <w:rPr>
-                <w:rFonts w:eastAsiaTheme="minorEastAsia" w:hint="eastAsia"/>
-              </w:rPr>
-              <w:t>continuous</w:t>
-            </w:r>
-          </w:p>
-        </w:tc>
-      </w:tr>
-      <w:tr>
-        <w:tc>
-          <w:tcPr>
-            <w:tcW w:w="1096" w:type="dxa"/>
-            <w:hideMark/>
-          </w:tcPr>
-          <w:p>
-            <w:pPr>
-              <w:spacing w:after="160" w:line="278" w:lineRule="auto"/>
-              <w:rPr>
-                <w:rFonts w:eastAsiaTheme="minorEastAsia"/>
-              </w:rPr>
-            </w:pPr>
-            <m:oMathPara>
-              <m:oMath>
-                <m:r>
-                  <w:rPr>
-                    <w:rFonts w:ascii="Cambria Math" w:eastAsiaTheme="minorEastAsia" w:hAnsi="Cambria Math"/>
-                  </w:rPr>
-                  <m:t>F</m:t>
-                </m:r>
-                <m:sSub>
-                  <m:sSubPr>
-                    <m:ctrlPr>
-                      <w:rPr>
-                        <w:rFonts w:ascii="Cambria Math" w:eastAsiaTheme="minorEastAsia" w:hAnsi="Cambria Math"/>
-                      </w:rPr>
-                    </m:ctrlPr>
-                  </m:sSubPr>
-                  <m:e>
-                    <m:r>
-                      <w:rPr>
-                        <w:rFonts w:ascii="Cambria Math" w:eastAsiaTheme="minorEastAsia" w:hAnsi="Cambria Math"/>
-                      </w:rPr>
-                      <m:t>O</m:t>
-                    </m:r>
-                  </m:e>
-                  <m:sub>
-                    <m:r>
-                      <w:rPr>
-                        <w:rFonts w:ascii="Cambria Math" w:eastAsiaTheme="minorEastAsia" w:hAnsi="Cambria Math"/>
-                      </w:rPr>
-                      <m:t>jhlt</m:t>
-                    </m:r>
-                  </m:sub>
-                </m:sSub>
-                <m:d>
-                  <m:dPr>
-                    <m:ctrlPr>
-                      <w:rPr>
-                        <w:rFonts w:ascii="Cambria Math" w:eastAsiaTheme="minorEastAsia" w:hAnsi="Cambria Math"/>
-                      </w:rPr>
-                    </m:ctrlPr>
-                  </m:dPr>
-                  <m:e>
-                    <m:r>
-                      <w:rPr>
-                        <w:rFonts w:ascii="Cambria Math" w:eastAsiaTheme="minorEastAsia" w:hAnsi="Cambria Math"/>
-                      </w:rPr>
-                      <m:t>s</m:t>
-                    </m:r>
-                  </m:e>
-                </m:d>
-              </m:oMath>
-            </m:oMathPara>
-          </w:p>
-        </w:tc>
-        <w:tc>
-          <w:tcPr>
-            <w:tcW w:w="2853" w:type="dxa"/>
-            <w:hideMark/>
-          </w:tcPr>
-          <w:p>
-            <w:pPr>
-              <w:spacing w:after="160" w:line="278" w:lineRule="auto"/>
-              <w:rPr>
-                <w:rFonts w:eastAsiaTheme="minorEastAsia"/>
-              </w:rPr>
-            </w:pPr>
-            <w:r>
-              <w:rPr>
-                <w:rFonts w:eastAsiaTheme="minorEastAsia"/>
-              </w:rPr>
-              <w:t xml:space="preserve">Number of casualties of severity level </w:t>
-            </w:r>
-            <m:oMath>
-              <m:r>
-                <w:rPr>
-                  <w:rFonts w:ascii="Cambria Math" w:eastAsiaTheme="minorEastAsia" w:hAnsi="Cambria Math"/>
-                </w:rPr>
-                <m:t>l∈</m:t>
+                <m:t>l</m:t>
+              </m:r>
+              <m:r>
+                <w:rPr>
+                  <w:rFonts w:ascii="Cambria Math" w:eastAsiaTheme="minorEastAsia" w:hAnsi="Cambria Math"/>
+                </w:rPr>
+                <m:t>∈</m:t>
               </m:r>
               <m:sSup>
                 <m:sSupPr>
@@ -6192,14 +7677,55 @@
                 <w:rPr>
                   <w:rFonts w:ascii="Cambria Math" w:eastAsiaTheme="minorEastAsia" w:hAnsi="Cambria Math"/>
                 </w:rPr>
-                <m:t>∀j∈</m:t>
-              </m:r>
-              <m:r>
-                <w:rPr>
-                  <w:rFonts w:ascii="Cambria Math" w:eastAsiaTheme="minorEastAsia" w:hAnsi="Cambria Math"/>
-                </w:rPr>
-                <w:lastRenderedPageBreak/>
-                <m:t>J,h∈H,l∈</m:t>
+                <m:t>∀</m:t>
+              </m:r>
+              <m:r>
+                <w:rPr>
+                  <w:rFonts w:ascii="Cambria Math" w:eastAsiaTheme="minorEastAsia" w:hAnsi="Cambria Math"/>
+                </w:rPr>
+                <m:t>j</m:t>
+              </m:r>
+              <m:r>
+                <w:rPr>
+                  <w:rFonts w:ascii="Cambria Math" w:eastAsiaTheme="minorEastAsia" w:hAnsi="Cambria Math"/>
+                </w:rPr>
+                <m:t>∈</m:t>
+              </m:r>
+              <m:r>
+                <w:rPr>
+                  <w:rFonts w:ascii="Cambria Math" w:eastAsiaTheme="minorEastAsia" w:hAnsi="Cambria Math"/>
+                </w:rPr>
+                <m:t>J</m:t>
+              </m:r>
+              <m:r>
+                <w:rPr>
+                  <w:rFonts w:ascii="Cambria Math" w:eastAsiaTheme="minorEastAsia" w:hAnsi="Cambria Math"/>
+                </w:rPr>
+                <m:t>,h∈</m:t>
+              </m:r>
+              <m:r>
+                <w:rPr>
+                  <w:rFonts w:ascii="Cambria Math" w:eastAsiaTheme="minorEastAsia" w:hAnsi="Cambria Math"/>
+                </w:rPr>
+                <m:t>H</m:t>
+              </m:r>
+              <m:r>
+                <w:rPr>
+                  <w:rFonts w:ascii="Cambria Math" w:eastAsiaTheme="minorEastAsia" w:hAnsi="Cambria Math"/>
+                </w:rPr>
+                <m:t>,</m:t>
+              </m:r>
+              <m:r>
+                <w:rPr>
+                  <w:rFonts w:ascii="Cambria Math" w:eastAsiaTheme="minorEastAsia" w:hAnsi="Cambria Math"/>
+                </w:rPr>
+                <m:t>l</m:t>
+              </m:r>
+              <m:r>
+                <w:rPr>
+                  <w:rFonts w:ascii="Cambria Math" w:eastAsiaTheme="minorEastAsia" w:hAnsi="Cambria Math"/>
+                </w:rPr>
+                <m:t>∈</m:t>
               </m:r>
               <m:sSup>
                 <m:sSupPr>
@@ -6230,7 +7756,25 @@
                 <w:rPr>
                   <w:rFonts w:ascii="Cambria Math" w:eastAsiaTheme="minorEastAsia" w:hAnsi="Cambria Math"/>
                 </w:rPr>
-                <m:t>,t∈T</m:t>
+                <m:t>,</m:t>
+              </m:r>
+              <m:r>
+                <w:rPr>
+                  <w:rFonts w:ascii="Cambria Math" w:eastAsiaTheme="minorEastAsia" w:hAnsi="Cambria Math"/>
+                </w:rPr>
+                <m:t>t</m:t>
+              </m:r>
+              <m:r>
+                <w:rPr>
+                  <w:rFonts w:ascii="Cambria Math" w:eastAsiaTheme="minorEastAsia" w:hAnsi="Cambria Math"/>
+                </w:rPr>
+                <m:t>∈</m:t>
+              </m:r>
+              <m:r>
+                <w:rPr>
+                  <w:rFonts w:ascii="Cambria Math" w:eastAsiaTheme="minorEastAsia" w:hAnsi="Cambria Math"/>
+                </w:rPr>
+                <m:t>T</m:t>
               </m:r>
             </m:oMath>
             <w:r>
@@ -6243,28 +7787,35 @@
         </w:tc>
         <w:tc>
           <w:tcPr>
-            <w:tcW w:w="4415" w:type="dxa"/>
-          </w:tcPr>
-          <w:p>
-            <w:pPr>
-              <w:rPr>
-                <w:rFonts w:eastAsiaTheme="minorEastAsia"/>
-              </w:rPr>
-            </w:pPr>
-            <w:r>
-              <w:rPr>
-                <w:rFonts w:eastAsiaTheme="minorEastAsia" w:hint="eastAsia"/>
-              </w:rPr>
-              <w:lastRenderedPageBreak/>
+            <w:tcW w:w="5386" w:type="dxa"/>
+          </w:tcPr>
+          <w:p>
+            <w:pPr>
+              <w:rPr>
+                <w:rFonts w:eastAsiaTheme="minorEastAsia"/>
+              </w:rPr>
+            </w:pPr>
+            <w:r>
+              <w:rPr>
+                <w:rFonts w:eastAsiaTheme="minorEastAsia" w:hint="eastAsia"/>
+              </w:rPr>
               <w:t>continuous</w:t>
             </w:r>
           </w:p>
         </w:tc>
       </w:tr>
       <w:tr>
-        <w:tc>
-          <w:tcPr>
-            <w:tcW w:w="1096" w:type="dxa"/>
+        <w:tblPrEx>
+          <w:tblCellMar>
+            <w:top w:w="0" w:type="dxa"/>
+            <w:left w:w="0" w:type="dxa"/>
+            <w:bottom w:w="0" w:type="dxa"/>
+            <w:right w:w="0" w:type="dxa"/>
+          </w:tblCellMar>
+        </w:tblPrEx>
+        <w:tc>
+          <w:tcPr>
+            <w:tcW w:w="1084" w:type="dxa"/>
             <w:hideMark/>
           </w:tcPr>
           <w:p>
@@ -6330,7 +7881,7 @@
         </w:tc>
         <w:tc>
           <w:tcPr>
-            <w:tcW w:w="2853" w:type="dxa"/>
+            <w:tcW w:w="3311" w:type="dxa"/>
             <w:hideMark/>
           </w:tcPr>
           <w:p>
@@ -6407,7 +7958,73 @@
                 <w:rPr>
                   <w:rFonts w:ascii="Cambria Math" w:eastAsiaTheme="minorEastAsia" w:hAnsi="Cambria Math"/>
                 </w:rPr>
-                <m:t>∀i∈I,l∈L,t∈T</m:t>
+                <m:t>∀</m:t>
+              </m:r>
+              <m:r>
+                <w:rPr>
+                  <w:rFonts w:ascii="Cambria Math" w:eastAsiaTheme="minorEastAsia" w:hAnsi="Cambria Math"/>
+                </w:rPr>
+                <m:t>i</m:t>
+              </m:r>
+              <m:r>
+                <w:rPr>
+                  <w:rFonts w:ascii="Cambria Math" w:eastAsiaTheme="minorEastAsia" w:hAnsi="Cambria Math"/>
+                </w:rPr>
+                <m:t>∈</m:t>
+              </m:r>
+              <m:r>
+                <w:rPr>
+                  <w:rFonts w:ascii="Cambria Math" w:eastAsiaTheme="minorEastAsia" w:hAnsi="Cambria Math"/>
+                </w:rPr>
+                <m:t>I</m:t>
+              </m:r>
+              <m:r>
+                <w:rPr>
+                  <w:rFonts w:ascii="Cambria Math" w:eastAsiaTheme="minorEastAsia" w:hAnsi="Cambria Math"/>
+                </w:rPr>
+                <m:t>,</m:t>
+              </m:r>
+              <m:r>
+                <w:rPr>
+                  <w:rFonts w:ascii="Cambria Math" w:eastAsiaTheme="minorEastAsia" w:hAnsi="Cambria Math"/>
+                </w:rPr>
+                <m:t>l</m:t>
+              </m:r>
+              <m:r>
+                <w:rPr>
+                  <w:rFonts w:ascii="Cambria Math" w:eastAsiaTheme="minorEastAsia" w:hAnsi="Cambria Math"/>
+                </w:rPr>
+                <m:t>∈</m:t>
+              </m:r>
+              <m:r>
+                <w:rPr>
+                  <w:rFonts w:ascii="Cambria Math" w:eastAsiaTheme="minorEastAsia" w:hAnsi="Cambria Math"/>
+                </w:rPr>
+                <m:t>L</m:t>
+              </m:r>
+              <m:r>
+                <w:rPr>
+                  <w:rFonts w:ascii="Cambria Math" w:eastAsiaTheme="minorEastAsia" w:hAnsi="Cambria Math"/>
+                </w:rPr>
+                <m:t>,</m:t>
+              </m:r>
+              <m:r>
+                <w:rPr>
+                  <w:rFonts w:ascii="Cambria Math" w:eastAsiaTheme="minorEastAsia" w:hAnsi="Cambria Math"/>
+                </w:rPr>
+                <m:t>t</m:t>
+              </m:r>
+              <m:r>
+                <w:rPr>
+                  <w:rFonts w:ascii="Cambria Math" w:eastAsiaTheme="minorEastAsia" w:hAnsi="Cambria Math"/>
+                </w:rPr>
+                <m:t>∈</m:t>
+              </m:r>
+              <m:r>
+                <w:rPr>
+                  <w:rFonts w:ascii="Cambria Math" w:eastAsiaTheme="minorEastAsia" w:hAnsi="Cambria Math"/>
+                </w:rPr>
+                <m:t>T</m:t>
               </m:r>
             </m:oMath>
             <w:r>
@@ -6420,7 +8037,7 @@
         </w:tc>
         <w:tc>
           <w:tcPr>
-            <w:tcW w:w="4415" w:type="dxa"/>
+            <w:tcW w:w="5386" w:type="dxa"/>
           </w:tcPr>
           <w:p>
             <w:pPr>
@@ -6438,9 +8055,17 @@
         </w:tc>
       </w:tr>
       <w:tr>
-        <w:tc>
-          <w:tcPr>
-            <w:tcW w:w="1096" w:type="dxa"/>
+        <w:tblPrEx>
+          <w:tblCellMar>
+            <w:top w:w="0" w:type="dxa"/>
+            <w:left w:w="0" w:type="dxa"/>
+            <w:bottom w:w="0" w:type="dxa"/>
+            <w:right w:w="0" w:type="dxa"/>
+          </w:tblCellMar>
+        </w:tblPrEx>
+        <w:tc>
+          <w:tcPr>
+            <w:tcW w:w="1084" w:type="dxa"/>
             <w:hideMark/>
           </w:tcPr>
           <w:p>
@@ -6506,7 +8131,7 @@
         </w:tc>
         <w:tc>
           <w:tcPr>
-            <w:tcW w:w="2853" w:type="dxa"/>
+            <w:tcW w:w="3311" w:type="dxa"/>
             <w:hideMark/>
           </w:tcPr>
           <w:p>
@@ -6541,7 +8166,13 @@
                 <w:rPr>
                   <w:rFonts w:ascii="Cambria Math" w:eastAsiaTheme="minorEastAsia" w:hAnsi="Cambria Math"/>
                 </w:rPr>
-                <m:t xml:space="preserve">j </m:t>
+                <m:t>j</m:t>
+              </m:r>
+              <m:r>
+                <w:rPr>
+                  <w:rFonts w:ascii="Cambria Math" w:eastAsiaTheme="minorEastAsia" w:hAnsi="Cambria Math"/>
+                </w:rPr>
+                <m:t xml:space="preserve"> </m:t>
               </m:r>
             </m:oMath>
             <w:r>
@@ -6583,7 +8214,73 @@
                 <w:rPr>
                   <w:rFonts w:ascii="Cambria Math" w:eastAsiaTheme="minorEastAsia" w:hAnsi="Cambria Math"/>
                 </w:rPr>
-                <m:t>∀j∈J,l∈L,t∈T</m:t>
+                <m:t>∀</m:t>
+              </m:r>
+              <m:r>
+                <w:rPr>
+                  <w:rFonts w:ascii="Cambria Math" w:eastAsiaTheme="minorEastAsia" w:hAnsi="Cambria Math"/>
+                </w:rPr>
+                <m:t>j</m:t>
+              </m:r>
+              <m:r>
+                <w:rPr>
+                  <w:rFonts w:ascii="Cambria Math" w:eastAsiaTheme="minorEastAsia" w:hAnsi="Cambria Math"/>
+                </w:rPr>
+                <m:t>∈</m:t>
+              </m:r>
+              <m:r>
+                <w:rPr>
+                  <w:rFonts w:ascii="Cambria Math" w:eastAsiaTheme="minorEastAsia" w:hAnsi="Cambria Math"/>
+                </w:rPr>
+                <m:t>J</m:t>
+              </m:r>
+              <m:r>
+                <w:rPr>
+                  <w:rFonts w:ascii="Cambria Math" w:eastAsiaTheme="minorEastAsia" w:hAnsi="Cambria Math"/>
+                </w:rPr>
+                <m:t>,</m:t>
+              </m:r>
+              <m:r>
+                <w:rPr>
+                  <w:rFonts w:ascii="Cambria Math" w:eastAsiaTheme="minorEastAsia" w:hAnsi="Cambria Math"/>
+                </w:rPr>
+                <m:t>l</m:t>
+              </m:r>
+              <m:r>
+                <w:rPr>
+                  <w:rFonts w:ascii="Cambria Math" w:eastAsiaTheme="minorEastAsia" w:hAnsi="Cambria Math"/>
+                </w:rPr>
+                <m:t>∈</m:t>
+              </m:r>
+              <m:r>
+                <w:rPr>
+                  <w:rFonts w:ascii="Cambria Math" w:eastAsiaTheme="minorEastAsia" w:hAnsi="Cambria Math"/>
+                </w:rPr>
+                <m:t>L</m:t>
+              </m:r>
+              <m:r>
+                <w:rPr>
+                  <w:rFonts w:ascii="Cambria Math" w:eastAsiaTheme="minorEastAsia" w:hAnsi="Cambria Math"/>
+                </w:rPr>
+                <m:t>,</m:t>
+              </m:r>
+              <m:r>
+                <w:rPr>
+                  <w:rFonts w:ascii="Cambria Math" w:eastAsiaTheme="minorEastAsia" w:hAnsi="Cambria Math"/>
+                </w:rPr>
+                <m:t>t</m:t>
+              </m:r>
+              <m:r>
+                <w:rPr>
+                  <w:rFonts w:ascii="Cambria Math" w:eastAsiaTheme="minorEastAsia" w:hAnsi="Cambria Math"/>
+                </w:rPr>
+                <m:t>∈</m:t>
+              </m:r>
+              <m:r>
+                <w:rPr>
+                  <w:rFonts w:ascii="Cambria Math" w:eastAsiaTheme="minorEastAsia" w:hAnsi="Cambria Math"/>
+                </w:rPr>
+                <m:t>T</m:t>
               </m:r>
             </m:oMath>
             <w:r>
@@ -6596,7 +8293,7 @@
         </w:tc>
         <w:tc>
           <w:tcPr>
-            <w:tcW w:w="4415" w:type="dxa"/>
+            <w:tcW w:w="5386" w:type="dxa"/>
           </w:tcPr>
           <w:p>
             <w:pPr>
@@ -6614,9 +8311,17 @@
         </w:tc>
       </w:tr>
       <w:tr>
-        <w:tc>
-          <w:tcPr>
-            <w:tcW w:w="1096" w:type="dxa"/>
+        <w:tblPrEx>
+          <w:tblCellMar>
+            <w:top w:w="0" w:type="dxa"/>
+            <w:left w:w="0" w:type="dxa"/>
+            <w:bottom w:w="0" w:type="dxa"/>
+            <w:right w:w="0" w:type="dxa"/>
+          </w:tblCellMar>
+        </w:tblPrEx>
+        <w:tc>
+          <w:tcPr>
+            <w:tcW w:w="1084" w:type="dxa"/>
             <w:hideMark/>
           </w:tcPr>
           <w:p>
@@ -6682,7 +8387,7 @@
         </w:tc>
         <w:tc>
           <w:tcPr>
-            <w:tcW w:w="2853" w:type="dxa"/>
+            <w:tcW w:w="3311" w:type="dxa"/>
             <w:hideMark/>
           </w:tcPr>
           <w:p>
@@ -6717,7 +8422,13 @@
                 <w:rPr>
                   <w:rFonts w:ascii="Cambria Math" w:eastAsiaTheme="minorEastAsia" w:hAnsi="Cambria Math"/>
                 </w:rPr>
-                <m:t xml:space="preserve"> j</m:t>
+                <m:t xml:space="preserve"> </m:t>
+              </m:r>
+              <m:r>
+                <w:rPr>
+                  <w:rFonts w:ascii="Cambria Math" w:eastAsiaTheme="minorEastAsia" w:hAnsi="Cambria Math"/>
+                </w:rPr>
+                <m:t>j</m:t>
               </m:r>
             </m:oMath>
             <w:r>
@@ -6745,7 +8456,73 @@
                 <w:rPr>
                   <w:rFonts w:ascii="Cambria Math" w:eastAsiaTheme="minorEastAsia" w:hAnsi="Cambria Math"/>
                 </w:rPr>
-                <m:t>∀j∈J,l∈L,t∈T</m:t>
+                <m:t>∀</m:t>
+              </m:r>
+              <m:r>
+                <w:rPr>
+                  <w:rFonts w:ascii="Cambria Math" w:eastAsiaTheme="minorEastAsia" w:hAnsi="Cambria Math"/>
+                </w:rPr>
+                <m:t>j</m:t>
+              </m:r>
+              <m:r>
+                <w:rPr>
+                  <w:rFonts w:ascii="Cambria Math" w:eastAsiaTheme="minorEastAsia" w:hAnsi="Cambria Math"/>
+                </w:rPr>
+                <m:t>∈</m:t>
+              </m:r>
+              <m:r>
+                <w:rPr>
+                  <w:rFonts w:ascii="Cambria Math" w:eastAsiaTheme="minorEastAsia" w:hAnsi="Cambria Math"/>
+                </w:rPr>
+                <m:t>J</m:t>
+              </m:r>
+              <m:r>
+                <w:rPr>
+                  <w:rFonts w:ascii="Cambria Math" w:eastAsiaTheme="minorEastAsia" w:hAnsi="Cambria Math"/>
+                </w:rPr>
+                <m:t>,</m:t>
+              </m:r>
+              <m:r>
+                <w:rPr>
+                  <w:rFonts w:ascii="Cambria Math" w:eastAsiaTheme="minorEastAsia" w:hAnsi="Cambria Math"/>
+                </w:rPr>
+                <m:t>l</m:t>
+              </m:r>
+              <m:r>
+                <w:rPr>
+                  <w:rFonts w:ascii="Cambria Math" w:eastAsiaTheme="minorEastAsia" w:hAnsi="Cambria Math"/>
+                </w:rPr>
+                <m:t>∈</m:t>
+              </m:r>
+              <m:r>
+                <w:rPr>
+                  <w:rFonts w:ascii="Cambria Math" w:eastAsiaTheme="minorEastAsia" w:hAnsi="Cambria Math"/>
+                </w:rPr>
+                <m:t>L</m:t>
+              </m:r>
+              <m:r>
+                <w:rPr>
+                  <w:rFonts w:ascii="Cambria Math" w:eastAsiaTheme="minorEastAsia" w:hAnsi="Cambria Math"/>
+                </w:rPr>
+                <m:t>,</m:t>
+              </m:r>
+              <m:r>
+                <w:rPr>
+                  <w:rFonts w:ascii="Cambria Math" w:eastAsiaTheme="minorEastAsia" w:hAnsi="Cambria Math"/>
+                </w:rPr>
+                <m:t>t</m:t>
+              </m:r>
+              <m:r>
+                <w:rPr>
+                  <w:rFonts w:ascii="Cambria Math" w:eastAsiaTheme="minorEastAsia" w:hAnsi="Cambria Math"/>
+                </w:rPr>
+                <m:t>∈</m:t>
+              </m:r>
+              <m:r>
+                <w:rPr>
+                  <w:rFonts w:ascii="Cambria Math" w:eastAsiaTheme="minorEastAsia" w:hAnsi="Cambria Math"/>
+                </w:rPr>
+                <m:t>T</m:t>
               </m:r>
             </m:oMath>
             <w:r>
@@ -6758,7 +8535,7 @@
         </w:tc>
         <w:tc>
           <w:tcPr>
-            <w:tcW w:w="4415" w:type="dxa"/>
+            <w:tcW w:w="5386" w:type="dxa"/>
           </w:tcPr>
           <w:p>
             <w:pPr>
@@ -6776,9 +8553,17 @@
         </w:tc>
       </w:tr>
       <w:tr>
-        <w:tc>
-          <w:tcPr>
-            <w:tcW w:w="1096" w:type="dxa"/>
+        <w:tblPrEx>
+          <w:tblCellMar>
+            <w:top w:w="0" w:type="dxa"/>
+            <w:left w:w="0" w:type="dxa"/>
+            <w:bottom w:w="0" w:type="dxa"/>
+            <w:right w:w="0" w:type="dxa"/>
+          </w:tblCellMar>
+        </w:tblPrEx>
+        <w:tc>
+          <w:tcPr>
+            <w:tcW w:w="1084" w:type="dxa"/>
             <w:hideMark/>
           </w:tcPr>
           <w:p>
@@ -6844,7 +8629,7 @@
         </w:tc>
         <w:tc>
           <w:tcPr>
-            <w:tcW w:w="2853" w:type="dxa"/>
+            <w:tcW w:w="3311" w:type="dxa"/>
             <w:hideMark/>
           </w:tcPr>
           <w:p>
@@ -6858,14 +8643,34 @@
               <w:rPr>
                 <w:rFonts w:eastAsiaTheme="minorEastAsia"/>
               </w:rPr>
-              <w:t xml:space="preserve">Number of treated casualties of severity level </w:t>
+              <w:t xml:space="preserve">Number of </w:t>
+            </w:r>
+            <w:proofErr w:type="gramStart"/>
+            <w:r>
+              <w:rPr>
+                <w:rFonts w:eastAsiaTheme="minorEastAsia"/>
+              </w:rPr>
+              <w:t>treated casualties</w:t>
+            </w:r>
+            <w:proofErr w:type="gramEnd"/>
+            <w:r>
+              <w:rPr>
+                <w:rFonts w:eastAsiaTheme="minorEastAsia"/>
+              </w:rPr>
+              <w:t xml:space="preserve"> of severity level </w:t>
             </w:r>
             <m:oMath>
               <m:r>
                 <w:rPr>
                   <w:rFonts w:ascii="Cambria Math" w:eastAsiaTheme="minorEastAsia" w:hAnsi="Cambria Math"/>
                 </w:rPr>
-                <m:t>l∈</m:t>
+                <m:t>l</m:t>
+              </m:r>
+              <m:r>
+                <w:rPr>
+                  <w:rFonts w:ascii="Cambria Math" w:eastAsiaTheme="minorEastAsia" w:hAnsi="Cambria Math"/>
+                </w:rPr>
+                <m:t>∈</m:t>
               </m:r>
               <m:sSup>
                 <m:sSupPr>
@@ -6904,7 +8709,13 @@
                 <w:rPr>
                   <w:rFonts w:ascii="Cambria Math" w:eastAsiaTheme="minorEastAsia" w:hAnsi="Cambria Math"/>
                 </w:rPr>
-                <m:t xml:space="preserve"> j</m:t>
+                <m:t xml:space="preserve"> </m:t>
+              </m:r>
+              <m:r>
+                <w:rPr>
+                  <w:rFonts w:ascii="Cambria Math" w:eastAsiaTheme="minorEastAsia" w:hAnsi="Cambria Math"/>
+                </w:rPr>
+                <m:t>j</m:t>
               </m:r>
             </m:oMath>
             <w:r>
@@ -6918,7 +8729,13 @@
                 <w:rPr>
                   <w:rFonts w:ascii="Cambria Math" w:eastAsiaTheme="minorEastAsia" w:hAnsi="Cambria Math"/>
                 </w:rPr>
-                <m:t xml:space="preserve">t </m:t>
+                <m:t>t</m:t>
+              </m:r>
+              <m:r>
+                <w:rPr>
+                  <w:rFonts w:ascii="Cambria Math" w:eastAsiaTheme="minorEastAsia" w:hAnsi="Cambria Math"/>
+                </w:rPr>
+                <m:t xml:space="preserve"> </m:t>
               </m:r>
             </m:oMath>
             <w:r>
@@ -6932,7 +8749,43 @@
                 <w:rPr>
                   <w:rFonts w:ascii="Cambria Math" w:eastAsiaTheme="minorEastAsia" w:hAnsi="Cambria Math"/>
                 </w:rPr>
-                <m:t>∀j∈J,l∈</m:t>
+                <m:t>∀</m:t>
+              </m:r>
+              <m:r>
+                <w:rPr>
+                  <w:rFonts w:ascii="Cambria Math" w:eastAsiaTheme="minorEastAsia" w:hAnsi="Cambria Math"/>
+                </w:rPr>
+                <m:t>j</m:t>
+              </m:r>
+              <m:r>
+                <w:rPr>
+                  <w:rFonts w:ascii="Cambria Math" w:eastAsiaTheme="minorEastAsia" w:hAnsi="Cambria Math"/>
+                </w:rPr>
+                <m:t>∈</m:t>
+              </m:r>
+              <m:r>
+                <w:rPr>
+                  <w:rFonts w:ascii="Cambria Math" w:eastAsiaTheme="minorEastAsia" w:hAnsi="Cambria Math"/>
+                </w:rPr>
+                <m:t>J</m:t>
+              </m:r>
+              <m:r>
+                <w:rPr>
+                  <w:rFonts w:ascii="Cambria Math" w:eastAsiaTheme="minorEastAsia" w:hAnsi="Cambria Math"/>
+                </w:rPr>
+                <m:t>,</m:t>
+              </m:r>
+              <m:r>
+                <w:rPr>
+                  <w:rFonts w:ascii="Cambria Math" w:eastAsiaTheme="minorEastAsia" w:hAnsi="Cambria Math"/>
+                </w:rPr>
+                <m:t>l</m:t>
+              </m:r>
+              <m:r>
+                <w:rPr>
+                  <w:rFonts w:ascii="Cambria Math" w:eastAsiaTheme="minorEastAsia" w:hAnsi="Cambria Math"/>
+                </w:rPr>
+                <m:t>∈</m:t>
               </m:r>
               <m:sSup>
                 <m:sSupPr>
@@ -6963,7 +8816,25 @@
                 <w:rPr>
                   <w:rFonts w:ascii="Cambria Math" w:eastAsiaTheme="minorEastAsia" w:hAnsi="Cambria Math"/>
                 </w:rPr>
-                <m:t>,t∈T</m:t>
+                <m:t>,</m:t>
+              </m:r>
+              <m:r>
+                <w:rPr>
+                  <w:rFonts w:ascii="Cambria Math" w:eastAsiaTheme="minorEastAsia" w:hAnsi="Cambria Math"/>
+                </w:rPr>
+                <m:t>t</m:t>
+              </m:r>
+              <m:r>
+                <w:rPr>
+                  <w:rFonts w:ascii="Cambria Math" w:eastAsiaTheme="minorEastAsia" w:hAnsi="Cambria Math"/>
+                </w:rPr>
+                <m:t>∈</m:t>
+              </m:r>
+              <m:r>
+                <w:rPr>
+                  <w:rFonts w:ascii="Cambria Math" w:eastAsiaTheme="minorEastAsia" w:hAnsi="Cambria Math"/>
+                </w:rPr>
+                <m:t>T</m:t>
               </m:r>
             </m:oMath>
             <w:r>
@@ -6976,7 +8847,7 @@
         </w:tc>
         <w:tc>
           <w:tcPr>
-            <w:tcW w:w="4415" w:type="dxa"/>
+            <w:tcW w:w="5386" w:type="dxa"/>
           </w:tcPr>
           <w:p>
             <w:pPr>
@@ -6996,7 +8867,6 @@
     </w:tbl>
     <w:p>
       <w:pPr>
-        <w:spacing w:after="120" w:line="360" w:lineRule="auto"/>
         <w:ind w:firstLine="720"/>
         <w:jc w:val="both"/>
       </w:pPr>
@@ -7011,889 +8881,20 @@
 </w:document>
 </file>
 
-<file path=word/endnotes.xml><?xml version="1.0" encoding="utf-8"?>
-<w:endnotes xmlns:wpc="http://schemas.microsoft.com/office/word/2010/wordprocessingCanvas" xmlns:cx="http://schemas.microsoft.com/office/drawing/2014/chartex" xmlns:cx1="http://schemas.microsoft.com/office/drawing/2015/9/8/chartex" xmlns:cx2="http://schemas.microsoft.com/office/drawing/2015/10/21/chartex" xmlns:cx3="http://schemas.microsoft.com/office/drawing/2016/5/9/chartex" xmlns:cx4="http://schemas.microsoft.com/office/drawing/2016/5/10/chartex" xmlns:cx5="http://schemas.microsoft.com/office/drawing/2016/5/11/chartex" xmlns:cx6="http://schemas.microsoft.com/office/drawing/2016/5/12/chartex" xmlns:cx7="http://schemas.microsoft.com/office/drawing/2016/5/13/chartex" xmlns:cx8="http://schemas.microsoft.com/office/drawing/2016/5/14/chartex" xmlns:mc="http://schemas.openxmlformats.org/markup-compatibility/2006" xmlns:aink="http://schemas.microsoft.com/office/drawing/2016/ink" xmlns:am3d="http://schemas.microsoft.com/office/drawing/2017/model3d" xmlns:o="urn:schemas-microsoft-com:office:office" xmlns:oel="http://schemas.microsoft.com/office/2019/extlst" xmlns:r="http://schemas.openxmlformats.org/officeDocument/2006/relationships" xmlns:m="http://schemas.openxmlformats.org/officeDocument/2006/math" xmlns:v="urn:schemas-microsoft-com:vml" xmlns:wp14="http://schemas.microsoft.com/office/word/2010/wordprocessingDrawing" xmlns:wp="http://schemas.openxmlformats.org/drawingml/2006/wordprocessingDrawing" xmlns:w10="urn:schemas-microsoft-com:office:word" xmlns:w="http://schemas.openxmlformats.org/wordprocessingml/2006/main" xmlns:w14="http://schemas.microsoft.com/office/word/2010/wordml" xmlns:w15="http://schemas.microsoft.com/office/word/2012/wordml" xmlns:w16cex="http://schemas.microsoft.com/office/word/2018/wordml/cex" xmlns:w16cid="http://schemas.microsoft.com/office/word/2016/wordml/cid" xmlns:w16="http://schemas.microsoft.com/office/word/2018/wordml" xmlns:w16du="http://schemas.microsoft.com/office/word/2023/wordml/word16du" xmlns:w16sdtdh="http://schemas.microsoft.com/office/word/2020/wordml/sdtdatahash" xmlns:w16sdtfl="http://schemas.microsoft.com/office/word/2024/wordml/sdtformatlock" xmlns:w16se="http://schemas.microsoft.com/office/word/2015/wordml/symex" xmlns:wpg="http://schemas.microsoft.com/office/word/2010/wordprocessingGroup" xmlns:wpi="http://schemas.microsoft.com/office/word/2010/wordprocessingInk" xmlns:wne="http://schemas.microsoft.com/office/word/2006/wordml" xmlns:wps="http://schemas.microsoft.com/office/word/2010/wordprocessingShape" mc:Ignorable="w14 w15 w16se w16cid w16 w16cex w16sdtdh w16sdtfl w16du wp14">
-  <w:endnote w:type="separator" w:id="-1">
-    <w:p>
-      <w:pPr>
-        <w:spacing w:after="0" w:line="240" w:lineRule="auto"/>
-      </w:pPr>
-      <w:r>
-        <w:separator/>
-      </w:r>
-    </w:p>
-  </w:endnote>
-  <w:endnote w:type="continuationSeparator" w:id="0">
-    <w:p>
-      <w:pPr>
-        <w:spacing w:after="0" w:line="240" w:lineRule="auto"/>
-      </w:pPr>
-      <w:r>
-        <w:continuationSeparator/>
-      </w:r>
-    </w:p>
-  </w:endnote>
-</w:endnotes>
-</file>
-
-<file path=word/footnotes.xml><?xml version="1.0" encoding="utf-8"?>
-<w:footnotes xmlns:wpc="http://schemas.microsoft.com/office/word/2010/wordprocessingCanvas" xmlns:cx="http://schemas.microsoft.com/office/drawing/2014/chartex" xmlns:cx1="http://schemas.microsoft.com/office/drawing/2015/9/8/chartex" xmlns:cx2="http://schemas.microsoft.com/office/drawing/2015/10/21/chartex" xmlns:cx3="http://schemas.microsoft.com/office/drawing/2016/5/9/chartex" xmlns:cx4="http://schemas.microsoft.com/office/drawing/2016/5/10/chartex" xmlns:cx5="http://schemas.microsoft.com/office/drawing/2016/5/11/chartex" xmlns:cx6="http://schemas.microsoft.com/office/drawing/2016/5/12/chartex" xmlns:cx7="http://schemas.microsoft.com/office/drawing/2016/5/13/chartex" xmlns:cx8="http://schemas.microsoft.com/office/drawing/2016/5/14/chartex" xmlns:mc="http://schemas.openxmlformats.org/markup-compatibility/2006" xmlns:aink="http://schemas.microsoft.com/office/drawing/2016/ink" xmlns:am3d="http://schemas.microsoft.com/office/drawing/2017/model3d" xmlns:o="urn:schemas-microsoft-com:office:office" xmlns:oel="http://schemas.microsoft.com/office/2019/extlst" xmlns:r="http://schemas.openxmlformats.org/officeDocument/2006/relationships" xmlns:m="http://schemas.openxmlformats.org/officeDocument/2006/math" xmlns:v="urn:schemas-microsoft-com:vml" xmlns:wp14="http://schemas.microsoft.com/office/word/2010/wordprocessingDrawing" xmlns:wp="http://schemas.openxmlformats.org/drawingml/2006/wordprocessingDrawing" xmlns:w10="urn:schemas-microsoft-com:office:word" xmlns:w="http://schemas.openxmlformats.org/wordprocessingml/2006/main" xmlns:w14="http://schemas.microsoft.com/office/word/2010/wordml" xmlns:w15="http://schemas.microsoft.com/office/word/2012/wordml" xmlns:w16cex="http://schemas.microsoft.com/office/word/2018/wordml/cex" xmlns:w16cid="http://schemas.microsoft.com/office/word/2016/wordml/cid" xmlns:w16="http://schemas.microsoft.com/office/word/2018/wordml" xmlns:w16du="http://schemas.microsoft.com/office/word/2023/wordml/word16du" xmlns:w16sdtdh="http://schemas.microsoft.com/office/word/2020/wordml/sdtdatahash" xmlns:w16sdtfl="http://schemas.microsoft.com/office/word/2024/wordml/sdtformatlock" xmlns:w16se="http://schemas.microsoft.com/office/word/2015/wordml/symex" xmlns:wpg="http://schemas.microsoft.com/office/word/2010/wordprocessingGroup" xmlns:wpi="http://schemas.microsoft.com/office/word/2010/wordprocessingInk" xmlns:wne="http://schemas.microsoft.com/office/word/2006/wordml" xmlns:wps="http://schemas.microsoft.com/office/word/2010/wordprocessingShape" mc:Ignorable="w14 w15 w16se w16cid w16 w16cex w16sdtdh w16sdtfl w16du wp14">
-  <w:footnote w:type="separator" w:id="-1">
-    <w:p>
-      <w:pPr>
-        <w:spacing w:after="0" w:line="240" w:lineRule="auto"/>
-      </w:pPr>
-      <w:r>
-        <w:separator/>
-      </w:r>
-    </w:p>
-  </w:footnote>
-  <w:footnote w:type="continuationSeparator" w:id="0">
-    <w:p>
-      <w:pPr>
-        <w:spacing w:after="0" w:line="240" w:lineRule="auto"/>
-      </w:pPr>
-      <w:r>
-        <w:continuationSeparator/>
-      </w:r>
-    </w:p>
-  </w:footnote>
-</w:footnotes>
-</file>
-
-<file path=word/numbering.xml><?xml version="1.0" encoding="utf-8"?>
-<w:numbering xmlns:wpc="http://schemas.microsoft.com/office/word/2010/wordprocessingCanvas" xmlns:cx="http://schemas.microsoft.com/office/drawing/2014/chartex" xmlns:cx1="http://schemas.microsoft.com/office/drawing/2015/9/8/chartex" xmlns:cx2="http://schemas.microsoft.com/office/drawing/2015/10/21/chartex" xmlns:cx3="http://schemas.microsoft.com/office/drawing/2016/5/9/chartex" xmlns:cx4="http://schemas.microsoft.com/office/drawing/2016/5/10/chartex" xmlns:cx5="http://schemas.microsoft.com/office/drawing/2016/5/11/chartex" xmlns:cx6="http://schemas.microsoft.com/office/drawing/2016/5/12/chartex" xmlns:cx7="http://schemas.microsoft.com/office/drawing/2016/5/13/chartex" xmlns:cx8="http://schemas.microsoft.com/office/drawing/2016/5/14/chartex" xmlns:mc="http://schemas.openxmlformats.org/markup-compatibility/2006" xmlns:aink="http://schemas.microsoft.com/office/drawing/2016/ink" xmlns:am3d="http://schemas.microsoft.com/office/drawing/2017/model3d" xmlns:o="urn:schemas-microsoft-com:office:office" xmlns:oel="http://schemas.microsoft.com/office/2019/extlst" xmlns:r="http://schemas.openxmlformats.org/officeDocument/2006/relationships" xmlns:m="http://schemas.openxmlformats.org/officeDocument/2006/math" xmlns:v="urn:schemas-microsoft-com:vml" xmlns:wp14="http://schemas.microsoft.com/office/word/2010/wordprocessingDrawing" xmlns:wp="http://schemas.openxmlformats.org/drawingml/2006/wordprocessingDrawing" xmlns:w10="urn:schemas-microsoft-com:office:word" xmlns:w="http://schemas.openxmlformats.org/wordprocessingml/2006/main" xmlns:w14="http://schemas.microsoft.com/office/word/2010/wordml" xmlns:w15="http://schemas.microsoft.com/office/word/2012/wordml" xmlns:w16cex="http://schemas.microsoft.com/office/word/2018/wordml/cex" xmlns:w16cid="http://schemas.microsoft.com/office/word/2016/wordml/cid" xmlns:w16="http://schemas.microsoft.com/office/word/2018/wordml" xmlns:w16du="http://schemas.microsoft.com/office/word/2023/wordml/word16du" xmlns:w16sdtdh="http://schemas.microsoft.com/office/word/2020/wordml/sdtdatahash" xmlns:w16sdtfl="http://schemas.microsoft.com/office/word/2024/wordml/sdtformatlock" xmlns:w16se="http://schemas.microsoft.com/office/word/2015/wordml/symex" xmlns:wpg="http://schemas.microsoft.com/office/word/2010/wordprocessingGroup" xmlns:wpi="http://schemas.microsoft.com/office/word/2010/wordprocessingInk" xmlns:wne="http://schemas.microsoft.com/office/word/2006/wordml" xmlns:wps="http://schemas.microsoft.com/office/word/2010/wordprocessingShape" mc:Ignorable="w14 w15 w16se w16cid w16 w16cex w16sdtdh w16sdtfl w16du wp14">
-  <w:abstractNum w:abstractNumId="0" w15:restartNumberingAfterBreak="0">
-    <w:nsid w:val="252C39DF"/>
-    <w:multiLevelType w:val="multilevel"/>
-    <w:tmpl w:val="BA04DFE0"/>
-    <w:lvl w:ilvl="0">
-      <w:start w:val="6"/>
-      <w:numFmt w:val="decimal"/>
-      <w:lvlText w:val="%1."/>
-      <w:lvlJc w:val="left"/>
-      <w:pPr>
-        <w:tabs>
-          <w:tab w:val="num" w:pos="720"/>
-        </w:tabs>
-        <w:ind w:left="720" w:hanging="360"/>
-      </w:pPr>
-    </w:lvl>
-    <w:lvl w:ilvl="1" w:tentative="1">
-      <w:start w:val="1"/>
-      <w:numFmt w:val="decimal"/>
-      <w:lvlText w:val="%2."/>
-      <w:lvlJc w:val="left"/>
-      <w:pPr>
-        <w:tabs>
-          <w:tab w:val="num" w:pos="1440"/>
-        </w:tabs>
-        <w:ind w:left="1440" w:hanging="360"/>
-      </w:pPr>
-    </w:lvl>
-    <w:lvl w:ilvl="2" w:tentative="1">
-      <w:start w:val="1"/>
-      <w:numFmt w:val="decimal"/>
-      <w:lvlText w:val="%3."/>
-      <w:lvlJc w:val="left"/>
-      <w:pPr>
-        <w:tabs>
-          <w:tab w:val="num" w:pos="2160"/>
-        </w:tabs>
-        <w:ind w:left="2160" w:hanging="360"/>
-      </w:pPr>
-    </w:lvl>
-    <w:lvl w:ilvl="3" w:tentative="1">
-      <w:start w:val="1"/>
-      <w:numFmt w:val="decimal"/>
-      <w:lvlText w:val="%4."/>
-      <w:lvlJc w:val="left"/>
-      <w:pPr>
-        <w:tabs>
-          <w:tab w:val="num" w:pos="2880"/>
-        </w:tabs>
-        <w:ind w:left="2880" w:hanging="360"/>
-      </w:pPr>
-    </w:lvl>
-    <w:lvl w:ilvl="4" w:tentative="1">
-      <w:start w:val="1"/>
-      <w:numFmt w:val="decimal"/>
-      <w:lvlText w:val="%5."/>
-      <w:lvlJc w:val="left"/>
-      <w:pPr>
-        <w:tabs>
-          <w:tab w:val="num" w:pos="3600"/>
-        </w:tabs>
-        <w:ind w:left="3600" w:hanging="360"/>
-      </w:pPr>
-    </w:lvl>
-    <w:lvl w:ilvl="5" w:tentative="1">
-      <w:start w:val="1"/>
-      <w:numFmt w:val="decimal"/>
-      <w:lvlText w:val="%6."/>
-      <w:lvlJc w:val="left"/>
-      <w:pPr>
-        <w:tabs>
-          <w:tab w:val="num" w:pos="4320"/>
-        </w:tabs>
-        <w:ind w:left="4320" w:hanging="360"/>
-      </w:pPr>
-    </w:lvl>
-    <w:lvl w:ilvl="6" w:tentative="1">
-      <w:start w:val="1"/>
-      <w:numFmt w:val="decimal"/>
-      <w:lvlText w:val="%7."/>
-      <w:lvlJc w:val="left"/>
-      <w:pPr>
-        <w:tabs>
-          <w:tab w:val="num" w:pos="5040"/>
-        </w:tabs>
-        <w:ind w:left="5040" w:hanging="360"/>
-      </w:pPr>
-    </w:lvl>
-    <w:lvl w:ilvl="7" w:tentative="1">
-      <w:start w:val="1"/>
-      <w:numFmt w:val="decimal"/>
-      <w:lvlText w:val="%8."/>
-      <w:lvlJc w:val="left"/>
-      <w:pPr>
-        <w:tabs>
-          <w:tab w:val="num" w:pos="5760"/>
-        </w:tabs>
-        <w:ind w:left="5760" w:hanging="360"/>
-      </w:pPr>
-    </w:lvl>
-    <w:lvl w:ilvl="8" w:tentative="1">
-      <w:start w:val="1"/>
-      <w:numFmt w:val="decimal"/>
-      <w:lvlText w:val="%9."/>
-      <w:lvlJc w:val="left"/>
-      <w:pPr>
-        <w:tabs>
-          <w:tab w:val="num" w:pos="6480"/>
-        </w:tabs>
-        <w:ind w:left="6480" w:hanging="360"/>
-      </w:pPr>
-    </w:lvl>
-  </w:abstractNum>
-  <w:abstractNum w:abstractNumId="1" w15:restartNumberingAfterBreak="0">
-    <w:nsid w:val="40E83DCF"/>
-    <w:multiLevelType w:val="multilevel"/>
-    <w:tmpl w:val="DE74BFCA"/>
-    <w:lvl w:ilvl="0">
-      <w:start w:val="3"/>
-      <w:numFmt w:val="decimal"/>
-      <w:lvlText w:val="%1."/>
-      <w:lvlJc w:val="left"/>
-      <w:pPr>
-        <w:tabs>
-          <w:tab w:val="num" w:pos="720"/>
-        </w:tabs>
-        <w:ind w:left="720" w:hanging="360"/>
-      </w:pPr>
-    </w:lvl>
-    <w:lvl w:ilvl="1" w:tentative="1">
-      <w:start w:val="1"/>
-      <w:numFmt w:val="decimal"/>
-      <w:lvlText w:val="%2."/>
-      <w:lvlJc w:val="left"/>
-      <w:pPr>
-        <w:tabs>
-          <w:tab w:val="num" w:pos="1440"/>
-        </w:tabs>
-        <w:ind w:left="1440" w:hanging="360"/>
-      </w:pPr>
-    </w:lvl>
-    <w:lvl w:ilvl="2" w:tentative="1">
-      <w:start w:val="1"/>
-      <w:numFmt w:val="decimal"/>
-      <w:lvlText w:val="%3."/>
-      <w:lvlJc w:val="left"/>
-      <w:pPr>
-        <w:tabs>
-          <w:tab w:val="num" w:pos="2160"/>
-        </w:tabs>
-        <w:ind w:left="2160" w:hanging="360"/>
-      </w:pPr>
-    </w:lvl>
-    <w:lvl w:ilvl="3" w:tentative="1">
-      <w:start w:val="1"/>
-      <w:numFmt w:val="decimal"/>
-      <w:lvlText w:val="%4."/>
-      <w:lvlJc w:val="left"/>
-      <w:pPr>
-        <w:tabs>
-          <w:tab w:val="num" w:pos="2880"/>
-        </w:tabs>
-        <w:ind w:left="2880" w:hanging="360"/>
-      </w:pPr>
-    </w:lvl>
-    <w:lvl w:ilvl="4" w:tentative="1">
-      <w:start w:val="1"/>
-      <w:numFmt w:val="decimal"/>
-      <w:lvlText w:val="%5."/>
-      <w:lvlJc w:val="left"/>
-      <w:pPr>
-        <w:tabs>
-          <w:tab w:val="num" w:pos="3600"/>
-        </w:tabs>
-        <w:ind w:left="3600" w:hanging="360"/>
-      </w:pPr>
-    </w:lvl>
-    <w:lvl w:ilvl="5" w:tentative="1">
-      <w:start w:val="1"/>
-      <w:numFmt w:val="decimal"/>
-      <w:lvlText w:val="%6."/>
-      <w:lvlJc w:val="left"/>
-      <w:pPr>
-        <w:tabs>
-          <w:tab w:val="num" w:pos="4320"/>
-        </w:tabs>
-        <w:ind w:left="4320" w:hanging="360"/>
-      </w:pPr>
-    </w:lvl>
-    <w:lvl w:ilvl="6" w:tentative="1">
-      <w:start w:val="1"/>
-      <w:numFmt w:val="decimal"/>
-      <w:lvlText w:val="%7."/>
-      <w:lvlJc w:val="left"/>
-      <w:pPr>
-        <w:tabs>
-          <w:tab w:val="num" w:pos="5040"/>
-        </w:tabs>
-        <w:ind w:left="5040" w:hanging="360"/>
-      </w:pPr>
-    </w:lvl>
-    <w:lvl w:ilvl="7" w:tentative="1">
-      <w:start w:val="1"/>
-      <w:numFmt w:val="decimal"/>
-      <w:lvlText w:val="%8."/>
-      <w:lvlJc w:val="left"/>
-      <w:pPr>
-        <w:tabs>
-          <w:tab w:val="num" w:pos="5760"/>
-        </w:tabs>
-        <w:ind w:left="5760" w:hanging="360"/>
-      </w:pPr>
-    </w:lvl>
-    <w:lvl w:ilvl="8" w:tentative="1">
-      <w:start w:val="1"/>
-      <w:numFmt w:val="decimal"/>
-      <w:lvlText w:val="%9."/>
-      <w:lvlJc w:val="left"/>
-      <w:pPr>
-        <w:tabs>
-          <w:tab w:val="num" w:pos="6480"/>
-        </w:tabs>
-        <w:ind w:left="6480" w:hanging="360"/>
-      </w:pPr>
-    </w:lvl>
-  </w:abstractNum>
-  <w:abstractNum w:abstractNumId="2" w15:restartNumberingAfterBreak="0">
-    <w:nsid w:val="51840E9A"/>
-    <w:multiLevelType w:val="multilevel"/>
-    <w:tmpl w:val="BEA66776"/>
-    <w:lvl w:ilvl="0">
-      <w:start w:val="5"/>
-      <w:numFmt w:val="decimal"/>
-      <w:lvlText w:val="%1."/>
-      <w:lvlJc w:val="left"/>
-      <w:pPr>
-        <w:tabs>
-          <w:tab w:val="num" w:pos="720"/>
-        </w:tabs>
-        <w:ind w:left="720" w:hanging="360"/>
-      </w:pPr>
-    </w:lvl>
-    <w:lvl w:ilvl="1" w:tentative="1">
-      <w:start w:val="1"/>
-      <w:numFmt w:val="decimal"/>
-      <w:lvlText w:val="%2."/>
-      <w:lvlJc w:val="left"/>
-      <w:pPr>
-        <w:tabs>
-          <w:tab w:val="num" w:pos="1440"/>
-        </w:tabs>
-        <w:ind w:left="1440" w:hanging="360"/>
-      </w:pPr>
-    </w:lvl>
-    <w:lvl w:ilvl="2" w:tentative="1">
-      <w:start w:val="1"/>
-      <w:numFmt w:val="decimal"/>
-      <w:lvlText w:val="%3."/>
-      <w:lvlJc w:val="left"/>
-      <w:pPr>
-        <w:tabs>
-          <w:tab w:val="num" w:pos="2160"/>
-        </w:tabs>
-        <w:ind w:left="2160" w:hanging="360"/>
-      </w:pPr>
-    </w:lvl>
-    <w:lvl w:ilvl="3" w:tentative="1">
-      <w:start w:val="1"/>
-      <w:numFmt w:val="decimal"/>
-      <w:lvlText w:val="%4."/>
-      <w:lvlJc w:val="left"/>
-      <w:pPr>
-        <w:tabs>
-          <w:tab w:val="num" w:pos="2880"/>
-        </w:tabs>
-        <w:ind w:left="2880" w:hanging="360"/>
-      </w:pPr>
-    </w:lvl>
-    <w:lvl w:ilvl="4" w:tentative="1">
-      <w:start w:val="1"/>
-      <w:numFmt w:val="decimal"/>
-      <w:lvlText w:val="%5."/>
-      <w:lvlJc w:val="left"/>
-      <w:pPr>
-        <w:tabs>
-          <w:tab w:val="num" w:pos="3600"/>
-        </w:tabs>
-        <w:ind w:left="3600" w:hanging="360"/>
-      </w:pPr>
-    </w:lvl>
-    <w:lvl w:ilvl="5" w:tentative="1">
-      <w:start w:val="1"/>
-      <w:numFmt w:val="decimal"/>
-      <w:lvlText w:val="%6."/>
-      <w:lvlJc w:val="left"/>
-      <w:pPr>
-        <w:tabs>
-          <w:tab w:val="num" w:pos="4320"/>
-        </w:tabs>
-        <w:ind w:left="4320" w:hanging="360"/>
-      </w:pPr>
-    </w:lvl>
-    <w:lvl w:ilvl="6" w:tentative="1">
-      <w:start w:val="1"/>
-      <w:numFmt w:val="decimal"/>
-      <w:lvlText w:val="%7."/>
-      <w:lvlJc w:val="left"/>
-      <w:pPr>
-        <w:tabs>
-          <w:tab w:val="num" w:pos="5040"/>
-        </w:tabs>
-        <w:ind w:left="5040" w:hanging="360"/>
-      </w:pPr>
-    </w:lvl>
-    <w:lvl w:ilvl="7" w:tentative="1">
-      <w:start w:val="1"/>
-      <w:numFmt w:val="decimal"/>
-      <w:lvlText w:val="%8."/>
-      <w:lvlJc w:val="left"/>
-      <w:pPr>
-        <w:tabs>
-          <w:tab w:val="num" w:pos="5760"/>
-        </w:tabs>
-        <w:ind w:left="5760" w:hanging="360"/>
-      </w:pPr>
-    </w:lvl>
-    <w:lvl w:ilvl="8" w:tentative="1">
-      <w:start w:val="1"/>
-      <w:numFmt w:val="decimal"/>
-      <w:lvlText w:val="%9."/>
-      <w:lvlJc w:val="left"/>
-      <w:pPr>
-        <w:tabs>
-          <w:tab w:val="num" w:pos="6480"/>
-        </w:tabs>
-        <w:ind w:left="6480" w:hanging="360"/>
-      </w:pPr>
-    </w:lvl>
-  </w:abstractNum>
-  <w:abstractNum w:abstractNumId="3" w15:restartNumberingAfterBreak="0">
-    <w:nsid w:val="55294775"/>
-    <w:multiLevelType w:val="multilevel"/>
-    <w:tmpl w:val="22F2E3AA"/>
-    <w:lvl w:ilvl="0">
-      <w:start w:val="1"/>
-      <w:numFmt w:val="decimal"/>
-      <w:lvlText w:val="%1."/>
-      <w:lvlJc w:val="left"/>
-      <w:pPr>
-        <w:tabs>
-          <w:tab w:val="num" w:pos="720"/>
-        </w:tabs>
-        <w:ind w:left="720" w:hanging="360"/>
-      </w:pPr>
-    </w:lvl>
-    <w:lvl w:ilvl="1" w:tentative="1">
-      <w:start w:val="1"/>
-      <w:numFmt w:val="decimal"/>
-      <w:lvlText w:val="%2."/>
-      <w:lvlJc w:val="left"/>
-      <w:pPr>
-        <w:tabs>
-          <w:tab w:val="num" w:pos="1440"/>
-        </w:tabs>
-        <w:ind w:left="1440" w:hanging="360"/>
-      </w:pPr>
-    </w:lvl>
-    <w:lvl w:ilvl="2" w:tentative="1">
-      <w:start w:val="1"/>
-      <w:numFmt w:val="decimal"/>
-      <w:lvlText w:val="%3."/>
-      <w:lvlJc w:val="left"/>
-      <w:pPr>
-        <w:tabs>
-          <w:tab w:val="num" w:pos="2160"/>
-        </w:tabs>
-        <w:ind w:left="2160" w:hanging="360"/>
-      </w:pPr>
-    </w:lvl>
-    <w:lvl w:ilvl="3" w:tentative="1">
-      <w:start w:val="1"/>
-      <w:numFmt w:val="decimal"/>
-      <w:lvlText w:val="%4."/>
-      <w:lvlJc w:val="left"/>
-      <w:pPr>
-        <w:tabs>
-          <w:tab w:val="num" w:pos="2880"/>
-        </w:tabs>
-        <w:ind w:left="2880" w:hanging="360"/>
-      </w:pPr>
-    </w:lvl>
-    <w:lvl w:ilvl="4" w:tentative="1">
-      <w:start w:val="1"/>
-      <w:numFmt w:val="decimal"/>
-      <w:lvlText w:val="%5."/>
-      <w:lvlJc w:val="left"/>
-      <w:pPr>
-        <w:tabs>
-          <w:tab w:val="num" w:pos="3600"/>
-        </w:tabs>
-        <w:ind w:left="3600" w:hanging="360"/>
-      </w:pPr>
-    </w:lvl>
-    <w:lvl w:ilvl="5" w:tentative="1">
-      <w:start w:val="1"/>
-      <w:numFmt w:val="decimal"/>
-      <w:lvlText w:val="%6."/>
-      <w:lvlJc w:val="left"/>
-      <w:pPr>
-        <w:tabs>
-          <w:tab w:val="num" w:pos="4320"/>
-        </w:tabs>
-        <w:ind w:left="4320" w:hanging="360"/>
-      </w:pPr>
-    </w:lvl>
-    <w:lvl w:ilvl="6" w:tentative="1">
-      <w:start w:val="1"/>
-      <w:numFmt w:val="decimal"/>
-      <w:lvlText w:val="%7."/>
-      <w:lvlJc w:val="left"/>
-      <w:pPr>
-        <w:tabs>
-          <w:tab w:val="num" w:pos="5040"/>
-        </w:tabs>
-        <w:ind w:left="5040" w:hanging="360"/>
-      </w:pPr>
-    </w:lvl>
-    <w:lvl w:ilvl="7" w:tentative="1">
-      <w:start w:val="1"/>
-      <w:numFmt w:val="decimal"/>
-      <w:lvlText w:val="%8."/>
-      <w:lvlJc w:val="left"/>
-      <w:pPr>
-        <w:tabs>
-          <w:tab w:val="num" w:pos="5760"/>
-        </w:tabs>
-        <w:ind w:left="5760" w:hanging="360"/>
-      </w:pPr>
-    </w:lvl>
-    <w:lvl w:ilvl="8" w:tentative="1">
-      <w:start w:val="1"/>
-      <w:numFmt w:val="decimal"/>
-      <w:lvlText w:val="%9."/>
-      <w:lvlJc w:val="left"/>
-      <w:pPr>
-        <w:tabs>
-          <w:tab w:val="num" w:pos="6480"/>
-        </w:tabs>
-        <w:ind w:left="6480" w:hanging="360"/>
-      </w:pPr>
-    </w:lvl>
-  </w:abstractNum>
-  <w:abstractNum w:abstractNumId="4" w15:restartNumberingAfterBreak="0">
-    <w:nsid w:val="62AA4DFB"/>
-    <w:multiLevelType w:val="multilevel"/>
-    <w:tmpl w:val="D63EBDA2"/>
-    <w:lvl w:ilvl="0">
-      <w:start w:val="7"/>
-      <w:numFmt w:val="decimal"/>
-      <w:lvlText w:val="%1."/>
-      <w:lvlJc w:val="left"/>
-      <w:pPr>
-        <w:tabs>
-          <w:tab w:val="num" w:pos="720"/>
-        </w:tabs>
-        <w:ind w:left="720" w:hanging="360"/>
-      </w:pPr>
-    </w:lvl>
-    <w:lvl w:ilvl="1" w:tentative="1">
-      <w:start w:val="1"/>
-      <w:numFmt w:val="decimal"/>
-      <w:lvlText w:val="%2."/>
-      <w:lvlJc w:val="left"/>
-      <w:pPr>
-        <w:tabs>
-          <w:tab w:val="num" w:pos="1440"/>
-        </w:tabs>
-        <w:ind w:left="1440" w:hanging="360"/>
-      </w:pPr>
-    </w:lvl>
-    <w:lvl w:ilvl="2" w:tentative="1">
-      <w:start w:val="1"/>
-      <w:numFmt w:val="decimal"/>
-      <w:lvlText w:val="%3."/>
-      <w:lvlJc w:val="left"/>
-      <w:pPr>
-        <w:tabs>
-          <w:tab w:val="num" w:pos="2160"/>
-        </w:tabs>
-        <w:ind w:left="2160" w:hanging="360"/>
-      </w:pPr>
-    </w:lvl>
-    <w:lvl w:ilvl="3" w:tentative="1">
-      <w:start w:val="1"/>
-      <w:numFmt w:val="decimal"/>
-      <w:lvlText w:val="%4."/>
-      <w:lvlJc w:val="left"/>
-      <w:pPr>
-        <w:tabs>
-          <w:tab w:val="num" w:pos="2880"/>
-        </w:tabs>
-        <w:ind w:left="2880" w:hanging="360"/>
-      </w:pPr>
-    </w:lvl>
-    <w:lvl w:ilvl="4" w:tentative="1">
-      <w:start w:val="1"/>
-      <w:numFmt w:val="decimal"/>
-      <w:lvlText w:val="%5."/>
-      <w:lvlJc w:val="left"/>
-      <w:pPr>
-        <w:tabs>
-          <w:tab w:val="num" w:pos="3600"/>
-        </w:tabs>
-        <w:ind w:left="3600" w:hanging="360"/>
-      </w:pPr>
-    </w:lvl>
-    <w:lvl w:ilvl="5" w:tentative="1">
-      <w:start w:val="1"/>
-      <w:numFmt w:val="decimal"/>
-      <w:lvlText w:val="%6."/>
-      <w:lvlJc w:val="left"/>
-      <w:pPr>
-        <w:tabs>
-          <w:tab w:val="num" w:pos="4320"/>
-        </w:tabs>
-        <w:ind w:left="4320" w:hanging="360"/>
-      </w:pPr>
-    </w:lvl>
-    <w:lvl w:ilvl="6" w:tentative="1">
-      <w:start w:val="1"/>
-      <w:numFmt w:val="decimal"/>
-      <w:lvlText w:val="%7."/>
-      <w:lvlJc w:val="left"/>
-      <w:pPr>
-        <w:tabs>
-          <w:tab w:val="num" w:pos="5040"/>
-        </w:tabs>
-        <w:ind w:left="5040" w:hanging="360"/>
-      </w:pPr>
-    </w:lvl>
-    <w:lvl w:ilvl="7" w:tentative="1">
-      <w:start w:val="1"/>
-      <w:numFmt w:val="decimal"/>
-      <w:lvlText w:val="%8."/>
-      <w:lvlJc w:val="left"/>
-      <w:pPr>
-        <w:tabs>
-          <w:tab w:val="num" w:pos="5760"/>
-        </w:tabs>
-        <w:ind w:left="5760" w:hanging="360"/>
-      </w:pPr>
-    </w:lvl>
-    <w:lvl w:ilvl="8" w:tentative="1">
-      <w:start w:val="1"/>
-      <w:numFmt w:val="decimal"/>
-      <w:lvlText w:val="%9."/>
-      <w:lvlJc w:val="left"/>
-      <w:pPr>
-        <w:tabs>
-          <w:tab w:val="num" w:pos="6480"/>
-        </w:tabs>
-        <w:ind w:left="6480" w:hanging="360"/>
-      </w:pPr>
-    </w:lvl>
-  </w:abstractNum>
-  <w:abstractNum w:abstractNumId="5" w15:restartNumberingAfterBreak="0">
-    <w:nsid w:val="709F65C2"/>
-    <w:multiLevelType w:val="multilevel"/>
-    <w:tmpl w:val="3EB88BE6"/>
-    <w:lvl w:ilvl="0">
-      <w:start w:val="4"/>
-      <w:numFmt w:val="decimal"/>
-      <w:lvlText w:val="%1."/>
-      <w:lvlJc w:val="left"/>
-      <w:pPr>
-        <w:tabs>
-          <w:tab w:val="num" w:pos="720"/>
-        </w:tabs>
-        <w:ind w:left="720" w:hanging="360"/>
-      </w:pPr>
-    </w:lvl>
-    <w:lvl w:ilvl="1" w:tentative="1">
-      <w:start w:val="1"/>
-      <w:numFmt w:val="decimal"/>
-      <w:lvlText w:val="%2."/>
-      <w:lvlJc w:val="left"/>
-      <w:pPr>
-        <w:tabs>
-          <w:tab w:val="num" w:pos="1440"/>
-        </w:tabs>
-        <w:ind w:left="1440" w:hanging="360"/>
-      </w:pPr>
-    </w:lvl>
-    <w:lvl w:ilvl="2" w:tentative="1">
-      <w:start w:val="1"/>
-      <w:numFmt w:val="decimal"/>
-      <w:lvlText w:val="%3."/>
-      <w:lvlJc w:val="left"/>
-      <w:pPr>
-        <w:tabs>
-          <w:tab w:val="num" w:pos="2160"/>
-        </w:tabs>
-        <w:ind w:left="2160" w:hanging="360"/>
-      </w:pPr>
-    </w:lvl>
-    <w:lvl w:ilvl="3" w:tentative="1">
-      <w:start w:val="1"/>
-      <w:numFmt w:val="decimal"/>
-      <w:lvlText w:val="%4."/>
-      <w:lvlJc w:val="left"/>
-      <w:pPr>
-        <w:tabs>
-          <w:tab w:val="num" w:pos="2880"/>
-        </w:tabs>
-        <w:ind w:left="2880" w:hanging="360"/>
-      </w:pPr>
-    </w:lvl>
-    <w:lvl w:ilvl="4" w:tentative="1">
-      <w:start w:val="1"/>
-      <w:numFmt w:val="decimal"/>
-      <w:lvlText w:val="%5."/>
-      <w:lvlJc w:val="left"/>
-      <w:pPr>
-        <w:tabs>
-          <w:tab w:val="num" w:pos="3600"/>
-        </w:tabs>
-        <w:ind w:left="3600" w:hanging="360"/>
-      </w:pPr>
-    </w:lvl>
-    <w:lvl w:ilvl="5" w:tentative="1">
-      <w:start w:val="1"/>
-      <w:numFmt w:val="decimal"/>
-      <w:lvlText w:val="%6."/>
-      <w:lvlJc w:val="left"/>
-      <w:pPr>
-        <w:tabs>
-          <w:tab w:val="num" w:pos="4320"/>
-        </w:tabs>
-        <w:ind w:left="4320" w:hanging="360"/>
-      </w:pPr>
-    </w:lvl>
-    <w:lvl w:ilvl="6" w:tentative="1">
-      <w:start w:val="1"/>
-      <w:numFmt w:val="decimal"/>
-      <w:lvlText w:val="%7."/>
-      <w:lvlJc w:val="left"/>
-      <w:pPr>
-        <w:tabs>
-          <w:tab w:val="num" w:pos="5040"/>
-        </w:tabs>
-        <w:ind w:left="5040" w:hanging="360"/>
-      </w:pPr>
-    </w:lvl>
-    <w:lvl w:ilvl="7" w:tentative="1">
-      <w:start w:val="1"/>
-      <w:numFmt w:val="decimal"/>
-      <w:lvlText w:val="%8."/>
-      <w:lvlJc w:val="left"/>
-      <w:pPr>
-        <w:tabs>
-          <w:tab w:val="num" w:pos="5760"/>
-        </w:tabs>
-        <w:ind w:left="5760" w:hanging="360"/>
-      </w:pPr>
-    </w:lvl>
-    <w:lvl w:ilvl="8" w:tentative="1">
-      <w:start w:val="1"/>
-      <w:numFmt w:val="decimal"/>
-      <w:lvlText w:val="%9."/>
-      <w:lvlJc w:val="left"/>
-      <w:pPr>
-        <w:tabs>
-          <w:tab w:val="num" w:pos="6480"/>
-        </w:tabs>
-        <w:ind w:left="6480" w:hanging="360"/>
-      </w:pPr>
-    </w:lvl>
-  </w:abstractNum>
-  <w:abstractNum w:abstractNumId="6" w15:restartNumberingAfterBreak="0">
-    <w:nsid w:val="7C355FD4"/>
-    <w:multiLevelType w:val="multilevel"/>
-    <w:tmpl w:val="065C75F2"/>
-    <w:lvl w:ilvl="0">
-      <w:start w:val="2"/>
-      <w:numFmt w:val="decimal"/>
-      <w:lvlText w:val="%1."/>
-      <w:lvlJc w:val="left"/>
-      <w:pPr>
-        <w:tabs>
-          <w:tab w:val="num" w:pos="720"/>
-        </w:tabs>
-        <w:ind w:left="720" w:hanging="360"/>
-      </w:pPr>
-    </w:lvl>
-    <w:lvl w:ilvl="1" w:tentative="1">
-      <w:start w:val="1"/>
-      <w:numFmt w:val="decimal"/>
-      <w:lvlText w:val="%2."/>
-      <w:lvlJc w:val="left"/>
-      <w:pPr>
-        <w:tabs>
-          <w:tab w:val="num" w:pos="1440"/>
-        </w:tabs>
-        <w:ind w:left="1440" w:hanging="360"/>
-      </w:pPr>
-    </w:lvl>
-    <w:lvl w:ilvl="2" w:tentative="1">
-      <w:start w:val="1"/>
-      <w:numFmt w:val="decimal"/>
-      <w:lvlText w:val="%3."/>
-      <w:lvlJc w:val="left"/>
-      <w:pPr>
-        <w:tabs>
-          <w:tab w:val="num" w:pos="2160"/>
-        </w:tabs>
-        <w:ind w:left="2160" w:hanging="360"/>
-      </w:pPr>
-    </w:lvl>
-    <w:lvl w:ilvl="3" w:tentative="1">
-      <w:start w:val="1"/>
-      <w:numFmt w:val="decimal"/>
-      <w:lvlText w:val="%4."/>
-      <w:lvlJc w:val="left"/>
-      <w:pPr>
-        <w:tabs>
-          <w:tab w:val="num" w:pos="2880"/>
-        </w:tabs>
-        <w:ind w:left="2880" w:hanging="360"/>
-      </w:pPr>
-    </w:lvl>
-    <w:lvl w:ilvl="4" w:tentative="1">
-      <w:start w:val="1"/>
-      <w:numFmt w:val="decimal"/>
-      <w:lvlText w:val="%5."/>
-      <w:lvlJc w:val="left"/>
-      <w:pPr>
-        <w:tabs>
-          <w:tab w:val="num" w:pos="3600"/>
-        </w:tabs>
-        <w:ind w:left="3600" w:hanging="360"/>
-      </w:pPr>
-    </w:lvl>
-    <w:lvl w:ilvl="5" w:tentative="1">
-      <w:start w:val="1"/>
-      <w:numFmt w:val="decimal"/>
-      <w:lvlText w:val="%6."/>
-      <w:lvlJc w:val="left"/>
-      <w:pPr>
-        <w:tabs>
-          <w:tab w:val="num" w:pos="4320"/>
-        </w:tabs>
-        <w:ind w:left="4320" w:hanging="360"/>
-      </w:pPr>
-    </w:lvl>
-    <w:lvl w:ilvl="6" w:tentative="1">
-      <w:start w:val="1"/>
-      <w:numFmt w:val="decimal"/>
-      <w:lvlText w:val="%7."/>
-      <w:lvlJc w:val="left"/>
-      <w:pPr>
-        <w:tabs>
-          <w:tab w:val="num" w:pos="5040"/>
-        </w:tabs>
-        <w:ind w:left="5040" w:hanging="360"/>
-      </w:pPr>
-    </w:lvl>
-    <w:lvl w:ilvl="7" w:tentative="1">
-      <w:start w:val="1"/>
-      <w:numFmt w:val="decimal"/>
-      <w:lvlText w:val="%8."/>
-      <w:lvlJc w:val="left"/>
-      <w:pPr>
-        <w:tabs>
-          <w:tab w:val="num" w:pos="5760"/>
-        </w:tabs>
-        <w:ind w:left="5760" w:hanging="360"/>
-      </w:pPr>
-    </w:lvl>
-    <w:lvl w:ilvl="8" w:tentative="1">
-      <w:start w:val="1"/>
-      <w:numFmt w:val="decimal"/>
-      <w:lvlText w:val="%9."/>
-      <w:lvlJc w:val="left"/>
-      <w:pPr>
-        <w:tabs>
-          <w:tab w:val="num" w:pos="6480"/>
-        </w:tabs>
-        <w:ind w:left="6480" w:hanging="360"/>
-      </w:pPr>
-    </w:lvl>
-  </w:abstractNum>
-  <w:num w:numId="1" w16cid:durableId="946086022">
-    <w:abstractNumId w:val="3"/>
-  </w:num>
-  <w:num w:numId="2" w16cid:durableId="489835482">
-    <w:abstractNumId w:val="6"/>
-  </w:num>
-  <w:num w:numId="3" w16cid:durableId="489253190">
-    <w:abstractNumId w:val="1"/>
-  </w:num>
-  <w:num w:numId="4" w16cid:durableId="1273825475">
-    <w:abstractNumId w:val="5"/>
-  </w:num>
-  <w:num w:numId="5" w16cid:durableId="970743024">
-    <w:abstractNumId w:val="2"/>
-  </w:num>
-  <w:num w:numId="6" w16cid:durableId="755630749">
-    <w:abstractNumId w:val="0"/>
-  </w:num>
-  <w:num w:numId="7" w16cid:durableId="1271476165">
-    <w:abstractNumId w:val="4"/>
-  </w:num>
-</w:numbering>
-</file>
-
 <file path=word/styles.xml><?xml version="1.0" encoding="utf-8"?>
 <w:styles xmlns:mc="http://schemas.openxmlformats.org/markup-compatibility/2006" xmlns:r="http://schemas.openxmlformats.org/officeDocument/2006/relationships" xmlns:w="http://schemas.openxmlformats.org/wordprocessingml/2006/main" xmlns:w14="http://schemas.microsoft.com/office/word/2010/wordml" xmlns:w15="http://schemas.microsoft.com/office/word/2012/wordml" xmlns:w16cex="http://schemas.microsoft.com/office/word/2018/wordml/cex" xmlns:w16cid="http://schemas.microsoft.com/office/word/2016/wordml/cid" xmlns:w16="http://schemas.microsoft.com/office/word/2018/wordml" xmlns:w16du="http://schemas.microsoft.com/office/word/2023/wordml/word16du" xmlns:w16sdtdh="http://schemas.microsoft.com/office/word/2020/wordml/sdtdatahash" xmlns:w16sdtfl="http://schemas.microsoft.com/office/word/2024/wordml/sdtformatlock" xmlns:w16se="http://schemas.microsoft.com/office/word/2015/wordml/symex" mc:Ignorable="w14 w15 w16se w16cid w16 w16cex w16sdtdh w16sdtfl w16du">
   <w:docDefaults>
     <w:rPrDefault>
       <w:rPr>
-        <w:rFonts w:asciiTheme="minorHAnsi" w:eastAsiaTheme="minorEastAsia" w:hAnsiTheme="minorHAnsi" w:cstheme="minorBidi"/>
-        <w:kern w:val="2"/>
+        <w:rFonts w:ascii="Times New Roman" w:eastAsia="新細明體" w:hAnsi="Times New Roman" w:cs="Times New Roman"/>
         <w:sz w:val="24"/>
         <w:szCs w:val="24"/>
         <w:lang w:val="en-US" w:eastAsia="zh-TW" w:bidi="ar-SA"/>
-        <w14:ligatures w14:val="standardContextual"/>
       </w:rPr>
     </w:rPrDefault>
     <w:pPrDefault>
       <w:pPr>
-        <w:spacing w:after="160" w:line="278" w:lineRule="auto"/>
+        <w:spacing w:after="120" w:line="360" w:lineRule="auto"/>
       </w:pPr>
     </w:pPrDefault>
   </w:docDefaults>
@@ -8278,205 +9279,22 @@
   <w:style w:type="paragraph" w:default="1" w:styleId="a">
     <w:name w:val="Normal"/>
     <w:qFormat/>
-    <w:rsid w:val="00E77352"/>
-    <w:pPr>
-      <w:widowControl w:val="0"/>
-    </w:pPr>
-    <w:rPr>
-      <w:rFonts w:ascii="Times New Roman" w:eastAsia="Times New Roman" w:hAnsi="Times New Roman" w:cs="Times New Roman"/>
-      <w:color w:val="000000" w:themeColor="text1"/>
-    </w:rPr>
-  </w:style>
-  <w:style w:type="paragraph" w:styleId="1">
-    <w:name w:val="heading 1"/>
-    <w:next w:val="a"/>
-    <w:link w:val="10"/>
-    <w:uiPriority w:val="9"/>
-    <w:qFormat/>
-    <w:rsid w:val="00CC6275"/>
-    <w:pPr>
-      <w:keepNext/>
-      <w:keepLines/>
-      <w:spacing w:before="480" w:after="80"/>
-      <w:outlineLvl w:val="0"/>
-    </w:pPr>
-    <w:rPr>
-      <w:rFonts w:ascii="Times New Roman" w:eastAsia="Times New Roman" w:hAnsi="Times New Roman" w:cs="Times New Roman"/>
-      <w:b/>
-      <w:bCs/>
-      <w:color w:val="000000" w:themeColor="text1"/>
-      <w:sz w:val="28"/>
-      <w:szCs w:val="28"/>
-    </w:rPr>
-  </w:style>
-  <w:style w:type="paragraph" w:styleId="2">
-    <w:name w:val="heading 2"/>
-    <w:basedOn w:val="a"/>
-    <w:next w:val="a"/>
-    <w:link w:val="20"/>
-    <w:uiPriority w:val="9"/>
-    <w:unhideWhenUsed/>
-    <w:qFormat/>
-    <w:rsid w:val="006718E1"/>
-    <w:pPr>
-      <w:keepNext/>
-      <w:keepLines/>
-      <w:spacing w:before="160" w:after="80"/>
-      <w:outlineLvl w:val="1"/>
-    </w:pPr>
-    <w:rPr>
-      <w:b/>
-      <w:bCs/>
-    </w:rPr>
   </w:style>
   <w:style w:type="paragraph" w:styleId="3">
     <w:name w:val="heading 3"/>
     <w:basedOn w:val="a"/>
     <w:next w:val="a"/>
-    <w:link w:val="30"/>
     <w:uiPriority w:val="9"/>
     <w:unhideWhenUsed/>
     <w:qFormat/>
-    <w:rsid w:val="00567E22"/>
     <w:pPr>
       <w:keepNext/>
       <w:keepLines/>
-      <w:spacing w:before="160" w:after="40"/>
       <w:outlineLvl w:val="2"/>
     </w:pPr>
     <w:rPr>
       <w:b/>
-    </w:rPr>
-  </w:style>
-  <w:style w:type="paragraph" w:styleId="4">
-    <w:name w:val="heading 4"/>
-    <w:basedOn w:val="a"/>
-    <w:next w:val="a"/>
-    <w:link w:val="40"/>
-    <w:uiPriority w:val="9"/>
-    <w:semiHidden/>
-    <w:unhideWhenUsed/>
-    <w:qFormat/>
-    <w:rsid w:val="005A08A0"/>
-    <w:pPr>
-      <w:keepNext/>
-      <w:keepLines/>
-      <w:spacing w:before="160" w:after="40"/>
-      <w:outlineLvl w:val="3"/>
-    </w:pPr>
-    <w:rPr>
-      <w:rFonts w:eastAsiaTheme="majorEastAsia" w:cstheme="majorBidi"/>
-      <w:color w:val="0F4761" w:themeColor="accent1" w:themeShade="BF"/>
-      <w:sz w:val="28"/>
-      <w:szCs w:val="28"/>
-    </w:rPr>
-  </w:style>
-  <w:style w:type="paragraph" w:styleId="5">
-    <w:name w:val="heading 5"/>
-    <w:basedOn w:val="a"/>
-    <w:next w:val="a"/>
-    <w:link w:val="50"/>
-    <w:uiPriority w:val="9"/>
-    <w:semiHidden/>
-    <w:unhideWhenUsed/>
-    <w:qFormat/>
-    <w:rsid w:val="005A08A0"/>
-    <w:pPr>
-      <w:keepNext/>
-      <w:keepLines/>
-      <w:spacing w:before="80" w:after="40"/>
-      <w:outlineLvl w:val="4"/>
-    </w:pPr>
-    <w:rPr>
-      <w:rFonts w:eastAsiaTheme="majorEastAsia" w:cstheme="majorBidi"/>
-      <w:color w:val="0F4761" w:themeColor="accent1" w:themeShade="BF"/>
-    </w:rPr>
-  </w:style>
-  <w:style w:type="paragraph" w:styleId="6">
-    <w:name w:val="heading 6"/>
-    <w:basedOn w:val="a"/>
-    <w:next w:val="a"/>
-    <w:link w:val="60"/>
-    <w:uiPriority w:val="9"/>
-    <w:semiHidden/>
-    <w:unhideWhenUsed/>
-    <w:qFormat/>
-    <w:rsid w:val="005A08A0"/>
-    <w:pPr>
-      <w:keepNext/>
-      <w:keepLines/>
-      <w:spacing w:before="40" w:after="0"/>
-      <w:outlineLvl w:val="5"/>
-    </w:pPr>
-    <w:rPr>
-      <w:rFonts w:eastAsiaTheme="majorEastAsia" w:cstheme="majorBidi"/>
-      <w:color w:val="595959" w:themeColor="text1" w:themeTint="A6"/>
-    </w:rPr>
-  </w:style>
-  <w:style w:type="paragraph" w:styleId="7">
-    <w:name w:val="heading 7"/>
-    <w:basedOn w:val="a"/>
-    <w:next w:val="a"/>
-    <w:link w:val="70"/>
-    <w:uiPriority w:val="9"/>
-    <w:semiHidden/>
-    <w:unhideWhenUsed/>
-    <w:qFormat/>
-    <w:rsid w:val="005A08A0"/>
-    <w:pPr>
-      <w:keepNext/>
-      <w:keepLines/>
-      <w:spacing w:before="40" w:after="0"/>
-      <w:ind w:leftChars="100" w:left="100"/>
-      <w:outlineLvl w:val="6"/>
-    </w:pPr>
-    <w:rPr>
-      <w:rFonts w:eastAsiaTheme="majorEastAsia" w:cstheme="majorBidi"/>
-      <w:color w:val="595959" w:themeColor="text1" w:themeTint="A6"/>
-    </w:rPr>
-  </w:style>
-  <w:style w:type="paragraph" w:styleId="8">
-    <w:name w:val="heading 8"/>
-    <w:basedOn w:val="a"/>
-    <w:next w:val="a"/>
-    <w:link w:val="80"/>
-    <w:uiPriority w:val="9"/>
-    <w:semiHidden/>
-    <w:unhideWhenUsed/>
-    <w:qFormat/>
-    <w:rsid w:val="005A08A0"/>
-    <w:pPr>
-      <w:keepNext/>
-      <w:keepLines/>
-      <w:spacing w:before="40" w:after="0"/>
-      <w:ind w:leftChars="200" w:left="200"/>
-      <w:outlineLvl w:val="7"/>
-    </w:pPr>
-    <w:rPr>
-      <w:rFonts w:eastAsiaTheme="majorEastAsia" w:cstheme="majorBidi"/>
-      <w:color w:val="272727" w:themeColor="text1" w:themeTint="D8"/>
-    </w:rPr>
-  </w:style>
-  <w:style w:type="paragraph" w:styleId="9">
-    <w:name w:val="heading 9"/>
-    <w:basedOn w:val="a"/>
-    <w:next w:val="a"/>
-    <w:link w:val="90"/>
-    <w:uiPriority w:val="9"/>
-    <w:semiHidden/>
-    <w:unhideWhenUsed/>
-    <w:qFormat/>
-    <w:rsid w:val="005A08A0"/>
-    <w:pPr>
-      <w:keepNext/>
-      <w:keepLines/>
-      <w:spacing w:before="40" w:after="0"/>
-      <w:ind w:leftChars="300" w:left="300"/>
-      <w:outlineLvl w:val="8"/>
-    </w:pPr>
-    <w:rPr>
-      <w:rFonts w:eastAsiaTheme="majorEastAsia" w:cstheme="majorBidi"/>
-      <w:color w:val="272727" w:themeColor="text1" w:themeTint="D8"/>
+      <w:sz w:val="26"/>
     </w:rPr>
   </w:style>
   <w:style w:type="character" w:default="1" w:styleId="a0">
@@ -8506,464 +9324,16 @@
     <w:semiHidden/>
     <w:unhideWhenUsed/>
   </w:style>
-  <w:style w:type="character" w:customStyle="1" w:styleId="10">
-    <w:name w:val="標題 1 字元"/>
-    <w:basedOn w:val="a0"/>
-    <w:link w:val="1"/>
-    <w:uiPriority w:val="9"/>
-    <w:rsid w:val="00CC6275"/>
-    <w:rPr>
-      <w:rFonts w:ascii="Times New Roman" w:eastAsia="Times New Roman" w:hAnsi="Times New Roman" w:cs="Times New Roman"/>
-      <w:b/>
-      <w:bCs/>
-      <w:color w:val="000000" w:themeColor="text1"/>
-      <w:sz w:val="28"/>
-      <w:szCs w:val="28"/>
-    </w:rPr>
-  </w:style>
-  <w:style w:type="character" w:customStyle="1" w:styleId="20">
-    <w:name w:val="標題 2 字元"/>
-    <w:basedOn w:val="a0"/>
-    <w:link w:val="2"/>
-    <w:uiPriority w:val="9"/>
-    <w:rsid w:val="006718E1"/>
-    <w:rPr>
-      <w:rFonts w:ascii="Times New Roman" w:eastAsia="Times New Roman" w:hAnsi="Times New Roman" w:cs="Times New Roman"/>
-      <w:b/>
-      <w:bCs/>
-      <w:color w:val="000000" w:themeColor="text1"/>
-    </w:rPr>
-  </w:style>
-  <w:style w:type="character" w:customStyle="1" w:styleId="30">
-    <w:name w:val="標題 3 字元"/>
-    <w:basedOn w:val="a0"/>
-    <w:link w:val="3"/>
-    <w:uiPriority w:val="9"/>
-    <w:rsid w:val="00567E22"/>
-    <w:rPr>
-      <w:rFonts w:ascii="Times New Roman" w:eastAsia="Times New Roman" w:hAnsi="Times New Roman" w:cs="Times New Roman"/>
-      <w:b/>
-      <w:color w:val="000000" w:themeColor="text1"/>
-    </w:rPr>
-  </w:style>
-  <w:style w:type="character" w:customStyle="1" w:styleId="40">
-    <w:name w:val="標題 4 字元"/>
-    <w:basedOn w:val="a0"/>
-    <w:link w:val="4"/>
-    <w:uiPriority w:val="9"/>
-    <w:semiHidden/>
-    <w:rsid w:val="005A08A0"/>
-    <w:rPr>
-      <w:rFonts w:eastAsiaTheme="majorEastAsia" w:cstheme="majorBidi"/>
-      <w:color w:val="0F4761" w:themeColor="accent1" w:themeShade="BF"/>
-      <w:sz w:val="28"/>
-      <w:szCs w:val="28"/>
-    </w:rPr>
-  </w:style>
-  <w:style w:type="character" w:customStyle="1" w:styleId="50">
-    <w:name w:val="標題 5 字元"/>
-    <w:basedOn w:val="a0"/>
-    <w:link w:val="5"/>
-    <w:uiPriority w:val="9"/>
-    <w:semiHidden/>
-    <w:rsid w:val="005A08A0"/>
-    <w:rPr>
-      <w:rFonts w:eastAsiaTheme="majorEastAsia" w:cstheme="majorBidi"/>
-      <w:color w:val="0F4761" w:themeColor="accent1" w:themeShade="BF"/>
-    </w:rPr>
-  </w:style>
-  <w:style w:type="character" w:customStyle="1" w:styleId="60">
-    <w:name w:val="標題 6 字元"/>
-    <w:basedOn w:val="a0"/>
-    <w:link w:val="6"/>
-    <w:uiPriority w:val="9"/>
-    <w:semiHidden/>
-    <w:rsid w:val="005A08A0"/>
-    <w:rPr>
-      <w:rFonts w:eastAsiaTheme="majorEastAsia" w:cstheme="majorBidi"/>
-      <w:color w:val="595959" w:themeColor="text1" w:themeTint="A6"/>
-    </w:rPr>
-  </w:style>
-  <w:style w:type="character" w:customStyle="1" w:styleId="70">
-    <w:name w:val="標題 7 字元"/>
-    <w:basedOn w:val="a0"/>
-    <w:link w:val="7"/>
-    <w:uiPriority w:val="9"/>
-    <w:semiHidden/>
-    <w:rsid w:val="005A08A0"/>
-    <w:rPr>
-      <w:rFonts w:eastAsiaTheme="majorEastAsia" w:cstheme="majorBidi"/>
-      <w:color w:val="595959" w:themeColor="text1" w:themeTint="A6"/>
-    </w:rPr>
-  </w:style>
-  <w:style w:type="character" w:customStyle="1" w:styleId="80">
-    <w:name w:val="標題 8 字元"/>
-    <w:basedOn w:val="a0"/>
-    <w:link w:val="8"/>
-    <w:uiPriority w:val="9"/>
-    <w:semiHidden/>
-    <w:rsid w:val="005A08A0"/>
-    <w:rPr>
-      <w:rFonts w:eastAsiaTheme="majorEastAsia" w:cstheme="majorBidi"/>
-      <w:color w:val="272727" w:themeColor="text1" w:themeTint="D8"/>
-    </w:rPr>
-  </w:style>
-  <w:style w:type="character" w:customStyle="1" w:styleId="90">
-    <w:name w:val="標題 9 字元"/>
-    <w:basedOn w:val="a0"/>
-    <w:link w:val="9"/>
-    <w:uiPriority w:val="9"/>
-    <w:semiHidden/>
-    <w:rsid w:val="005A08A0"/>
-    <w:rPr>
-      <w:rFonts w:eastAsiaTheme="majorEastAsia" w:cstheme="majorBidi"/>
-      <w:color w:val="272727" w:themeColor="text1" w:themeTint="D8"/>
-    </w:rPr>
-  </w:style>
-  <w:style w:type="paragraph" w:styleId="a3">
-    <w:name w:val="Title"/>
-    <w:basedOn w:val="a"/>
-    <w:next w:val="a"/>
-    <w:link w:val="a4"/>
-    <w:uiPriority w:val="10"/>
-    <w:qFormat/>
-    <w:rsid w:val="005A08A0"/>
-    <w:pPr>
-      <w:spacing w:after="80" w:line="240" w:lineRule="auto"/>
-      <w:contextualSpacing/>
-      <w:jc w:val="center"/>
-    </w:pPr>
-    <w:rPr>
-      <w:rFonts w:asciiTheme="majorHAnsi" w:eastAsiaTheme="majorEastAsia" w:hAnsiTheme="majorHAnsi" w:cstheme="majorBidi"/>
-      <w:spacing w:val="-10"/>
-      <w:kern w:val="28"/>
-      <w:sz w:val="56"/>
-      <w:szCs w:val="56"/>
-    </w:rPr>
-  </w:style>
-  <w:style w:type="character" w:customStyle="1" w:styleId="a4">
-    <w:name w:val="標題 字元"/>
-    <w:basedOn w:val="a0"/>
-    <w:link w:val="a3"/>
-    <w:uiPriority w:val="10"/>
-    <w:rsid w:val="005A08A0"/>
-    <w:rPr>
-      <w:rFonts w:asciiTheme="majorHAnsi" w:eastAsiaTheme="majorEastAsia" w:hAnsiTheme="majorHAnsi" w:cstheme="majorBidi"/>
-      <w:spacing w:val="-10"/>
-      <w:kern w:val="28"/>
-      <w:sz w:val="56"/>
-      <w:szCs w:val="56"/>
-    </w:rPr>
-  </w:style>
-  <w:style w:type="paragraph" w:styleId="a5">
-    <w:name w:val="Subtitle"/>
-    <w:basedOn w:val="a"/>
-    <w:next w:val="a"/>
-    <w:link w:val="a6"/>
-    <w:uiPriority w:val="11"/>
-    <w:qFormat/>
-    <w:rsid w:val="005A08A0"/>
-    <w:pPr>
-      <w:numPr>
-        <w:ilvl w:val="1"/>
-      </w:numPr>
-      <w:jc w:val="center"/>
-    </w:pPr>
-    <w:rPr>
-      <w:rFonts w:asciiTheme="majorHAnsi" w:eastAsiaTheme="majorEastAsia" w:hAnsiTheme="majorHAnsi" w:cstheme="majorBidi"/>
-      <w:color w:val="595959" w:themeColor="text1" w:themeTint="A6"/>
-      <w:spacing w:val="15"/>
-      <w:sz w:val="28"/>
-      <w:szCs w:val="28"/>
-    </w:rPr>
-  </w:style>
-  <w:style w:type="character" w:customStyle="1" w:styleId="a6">
-    <w:name w:val="副標題 字元"/>
-    <w:basedOn w:val="a0"/>
-    <w:link w:val="a5"/>
-    <w:uiPriority w:val="11"/>
-    <w:rsid w:val="005A08A0"/>
-    <w:rPr>
-      <w:rFonts w:asciiTheme="majorHAnsi" w:eastAsiaTheme="majorEastAsia" w:hAnsiTheme="majorHAnsi" w:cstheme="majorBidi"/>
-      <w:color w:val="595959" w:themeColor="text1" w:themeTint="A6"/>
-      <w:spacing w:val="15"/>
-      <w:sz w:val="28"/>
-      <w:szCs w:val="28"/>
-    </w:rPr>
-  </w:style>
-  <w:style w:type="paragraph" w:styleId="a7">
-    <w:name w:val="Quote"/>
-    <w:basedOn w:val="a"/>
-    <w:next w:val="a"/>
-    <w:link w:val="a8"/>
-    <w:uiPriority w:val="29"/>
-    <w:qFormat/>
-    <w:rsid w:val="005A08A0"/>
-    <w:pPr>
-      <w:spacing w:before="160"/>
-      <w:jc w:val="center"/>
-    </w:pPr>
-    <w:rPr>
-      <w:i/>
-      <w:iCs/>
-      <w:color w:val="404040" w:themeColor="text1" w:themeTint="BF"/>
-    </w:rPr>
-  </w:style>
-  <w:style w:type="character" w:customStyle="1" w:styleId="a8">
-    <w:name w:val="引文 字元"/>
-    <w:basedOn w:val="a0"/>
-    <w:link w:val="a7"/>
-    <w:uiPriority w:val="29"/>
-    <w:rsid w:val="005A08A0"/>
-    <w:rPr>
-      <w:i/>
-      <w:iCs/>
-      <w:color w:val="404040" w:themeColor="text1" w:themeTint="BF"/>
-    </w:rPr>
-  </w:style>
-  <w:style w:type="paragraph" w:styleId="a9">
-    <w:name w:val="List Paragraph"/>
-    <w:basedOn w:val="a"/>
-    <w:uiPriority w:val="34"/>
-    <w:qFormat/>
-    <w:rsid w:val="005A08A0"/>
-    <w:pPr>
-      <w:ind w:left="720"/>
-      <w:contextualSpacing/>
-    </w:pPr>
-  </w:style>
-  <w:style w:type="character" w:styleId="aa">
-    <w:name w:val="Intense Emphasis"/>
-    <w:basedOn w:val="a0"/>
-    <w:uiPriority w:val="21"/>
-    <w:qFormat/>
-    <w:rsid w:val="005A08A0"/>
-    <w:rPr>
-      <w:i/>
-      <w:iCs/>
-      <w:color w:val="0F4761" w:themeColor="accent1" w:themeShade="BF"/>
-    </w:rPr>
-  </w:style>
-  <w:style w:type="paragraph" w:styleId="ab">
-    <w:name w:val="Intense Quote"/>
-    <w:basedOn w:val="a"/>
-    <w:next w:val="a"/>
-    <w:link w:val="ac"/>
-    <w:uiPriority w:val="30"/>
-    <w:qFormat/>
-    <w:rsid w:val="005A08A0"/>
-    <w:pPr>
-      <w:pBdr>
-        <w:top w:val="single" w:sz="4" w:space="10" w:color="0F4761" w:themeColor="accent1" w:themeShade="BF"/>
-        <w:bottom w:val="single" w:sz="4" w:space="10" w:color="0F4761" w:themeColor="accent1" w:themeShade="BF"/>
-      </w:pBdr>
-      <w:spacing w:before="360" w:after="360"/>
-      <w:ind w:left="864" w:right="864"/>
-      <w:jc w:val="center"/>
-    </w:pPr>
-    <w:rPr>
-      <w:i/>
-      <w:iCs/>
-      <w:color w:val="0F4761" w:themeColor="accent1" w:themeShade="BF"/>
-    </w:rPr>
-  </w:style>
-  <w:style w:type="character" w:customStyle="1" w:styleId="ac">
-    <w:name w:val="鮮明引文 字元"/>
-    <w:basedOn w:val="a0"/>
-    <w:link w:val="ab"/>
-    <w:uiPriority w:val="30"/>
-    <w:rsid w:val="005A08A0"/>
-    <w:rPr>
-      <w:i/>
-      <w:iCs/>
-      <w:color w:val="0F4761" w:themeColor="accent1" w:themeShade="BF"/>
-    </w:rPr>
-  </w:style>
-  <w:style w:type="character" w:styleId="ad">
-    <w:name w:val="Intense Reference"/>
-    <w:basedOn w:val="a0"/>
-    <w:uiPriority w:val="32"/>
-    <w:qFormat/>
-    <w:rsid w:val="005A08A0"/>
-    <w:rPr>
-      <w:b/>
-      <w:bCs/>
-      <w:smallCaps/>
-      <w:color w:val="0F4761" w:themeColor="accent1" w:themeShade="BF"/>
-      <w:spacing w:val="5"/>
-    </w:rPr>
-  </w:style>
-  <w:style w:type="paragraph" w:styleId="ae">
-    <w:name w:val="header"/>
-    <w:basedOn w:val="a"/>
-    <w:link w:val="af"/>
-    <w:uiPriority w:val="99"/>
-    <w:unhideWhenUsed/>
-    <w:rsid w:val="00610019"/>
-    <w:pPr>
-      <w:tabs>
-        <w:tab w:val="center" w:pos="4153"/>
-        <w:tab w:val="right" w:pos="8306"/>
-      </w:tabs>
-      <w:snapToGrid w:val="0"/>
-    </w:pPr>
-    <w:rPr>
-      <w:sz w:val="20"/>
-      <w:szCs w:val="20"/>
-    </w:rPr>
-  </w:style>
-  <w:style w:type="character" w:customStyle="1" w:styleId="af">
-    <w:name w:val="頁首 字元"/>
-    <w:basedOn w:val="a0"/>
-    <w:link w:val="ae"/>
-    <w:uiPriority w:val="99"/>
-    <w:rsid w:val="00610019"/>
-    <w:rPr>
-      <w:sz w:val="20"/>
-      <w:szCs w:val="20"/>
-    </w:rPr>
-  </w:style>
-  <w:style w:type="paragraph" w:styleId="af0">
-    <w:name w:val="footer"/>
-    <w:basedOn w:val="a"/>
-    <w:link w:val="af1"/>
-    <w:uiPriority w:val="99"/>
-    <w:unhideWhenUsed/>
-    <w:rsid w:val="00610019"/>
-    <w:pPr>
-      <w:tabs>
-        <w:tab w:val="center" w:pos="4153"/>
-        <w:tab w:val="right" w:pos="8306"/>
-      </w:tabs>
-      <w:snapToGrid w:val="0"/>
-    </w:pPr>
-    <w:rPr>
-      <w:sz w:val="20"/>
-      <w:szCs w:val="20"/>
-    </w:rPr>
-  </w:style>
-  <w:style w:type="character" w:customStyle="1" w:styleId="af1">
-    <w:name w:val="頁尾 字元"/>
-    <w:basedOn w:val="a0"/>
-    <w:link w:val="af0"/>
-    <w:uiPriority w:val="99"/>
-    <w:rsid w:val="00610019"/>
-    <w:rPr>
-      <w:sz w:val="20"/>
-      <w:szCs w:val="20"/>
-    </w:rPr>
-  </w:style>
-  <w:style w:type="paragraph" w:styleId="af2">
-    <w:name w:val="TOC Heading"/>
-    <w:basedOn w:val="1"/>
-    <w:next w:val="a"/>
-    <w:uiPriority w:val="39"/>
-    <w:unhideWhenUsed/>
-    <w:qFormat/>
-    <w:rsid w:val="00D770A9"/>
-    <w:pPr>
-      <w:spacing w:before="240" w:after="0" w:line="259" w:lineRule="auto"/>
-      <w:outlineLvl w:val="9"/>
-    </w:pPr>
-    <w:rPr>
-      <w:rFonts w:asciiTheme="majorHAnsi" w:eastAsiaTheme="majorEastAsia" w:hAnsiTheme="majorHAnsi" w:cstheme="majorBidi"/>
-      <w:b w:val="0"/>
-      <w:bCs w:val="0"/>
-      <w:color w:val="0F4761" w:themeColor="accent1" w:themeShade="BF"/>
-      <w:kern w:val="0"/>
-      <w:sz w:val="32"/>
-      <w:szCs w:val="32"/>
-      <w14:ligatures w14:val="none"/>
-    </w:rPr>
-  </w:style>
-  <w:style w:type="paragraph" w:styleId="11">
-    <w:name w:val="toc 1"/>
-    <w:basedOn w:val="a"/>
-    <w:next w:val="a"/>
-    <w:autoRedefine/>
-    <w:uiPriority w:val="39"/>
-    <w:unhideWhenUsed/>
-    <w:rsid w:val="00D770A9"/>
-  </w:style>
-  <w:style w:type="paragraph" w:styleId="21">
-    <w:name w:val="toc 2"/>
-    <w:basedOn w:val="a"/>
-    <w:next w:val="a"/>
-    <w:autoRedefine/>
-    <w:uiPriority w:val="39"/>
-    <w:unhideWhenUsed/>
-    <w:rsid w:val="00D770A9"/>
-    <w:pPr>
-      <w:ind w:leftChars="200" w:left="480"/>
-    </w:pPr>
-  </w:style>
-  <w:style w:type="character" w:styleId="af3">
-    <w:name w:val="Hyperlink"/>
-    <w:basedOn w:val="a0"/>
-    <w:uiPriority w:val="99"/>
-    <w:unhideWhenUsed/>
-    <w:rsid w:val="00D770A9"/>
-    <w:rPr>
-      <w:color w:val="467886" w:themeColor="hyperlink"/>
-      <w:u w:val="single"/>
-    </w:rPr>
-  </w:style>
-  <w:style w:type="table" w:styleId="af4">
-    <w:name w:val="Table Grid"/>
-    <w:basedOn w:val="a1"/>
-    <w:uiPriority w:val="39"/>
-    <w:rsid w:val="00000598"/>
-    <w:pPr>
-      <w:spacing w:after="0" w:line="240" w:lineRule="auto"/>
-    </w:pPr>
+  <w:style w:type="table" w:customStyle="1" w:styleId="TableStyle">
+    <w:name w:val="Table Style"/>
     <w:tblPr>
-      <w:tblBorders>
-        <w:top w:val="single" w:sz="4" w:space="0" w:color="auto"/>
-        <w:left w:val="single" w:sz="4" w:space="0" w:color="auto"/>
-        <w:bottom w:val="single" w:sz="4" w:space="0" w:color="auto"/>
-        <w:right w:val="single" w:sz="4" w:space="0" w:color="auto"/>
-        <w:insideH w:val="single" w:sz="4" w:space="0" w:color="auto"/>
-        <w:insideV w:val="single" w:sz="4" w:space="0" w:color="auto"/>
-      </w:tblBorders>
+      <w:tblCellMar>
+        <w:top w:w="0" w:type="dxa"/>
+        <w:left w:w="0" w:type="dxa"/>
+        <w:bottom w:w="0" w:type="dxa"/>
+        <w:right w:w="0" w:type="dxa"/>
+      </w:tblCellMar>
     </w:tblPr>
-  </w:style>
-  <w:style w:type="character" w:styleId="af5">
-    <w:name w:val="Placeholder Text"/>
-    <w:basedOn w:val="a0"/>
-    <w:uiPriority w:val="99"/>
-    <w:semiHidden/>
-    <w:rsid w:val="00F81C2C"/>
-    <w:rPr>
-      <w:color w:val="666666"/>
-    </w:rPr>
-  </w:style>
-  <w:style w:type="character" w:styleId="af6">
-    <w:name w:val="Strong"/>
-    <w:basedOn w:val="a0"/>
-    <w:uiPriority w:val="22"/>
-    <w:qFormat/>
-    <w:rsid w:val="00473109"/>
-    <w:rPr>
-      <w:b/>
-      <w:bCs/>
-    </w:rPr>
-  </w:style>
-  <w:style w:type="character" w:customStyle="1" w:styleId="math-inline">
-    <w:name w:val="math-inline"/>
-    <w:basedOn w:val="a0"/>
-    <w:rsid w:val="00473109"/>
-  </w:style>
-  <w:style w:type="paragraph" w:styleId="31">
-    <w:name w:val="toc 3"/>
-    <w:basedOn w:val="a"/>
-    <w:next w:val="a"/>
-    <w:autoRedefine/>
-    <w:uiPriority w:val="39"/>
-    <w:unhideWhenUsed/>
-    <w:rsid w:val="005A0B3D"/>
-    <w:pPr>
-      <w:ind w:leftChars="400" w:left="960"/>
-    </w:pPr>
   </w:style>
 </w:styles>
 </file>
@@ -9281,16 +9651,4 @@
     </a:ext>
   </a:extLst>
 </a:theme>
-</file>
-
-<file path=customXml/item1.xml><?xml version="1.0" encoding="utf-8"?>
-<b:Sources xmlns:b="http://schemas.openxmlformats.org/officeDocument/2006/bibliography" xmlns="http://schemas.openxmlformats.org/officeDocument/2006/bibliography" SelectedStyle="\APASixthEditionOfficeOnline.xsl" StyleName="APA" Version="6"/>
-</file>
-
-<file path=customXml/itemProps1.xml><?xml version="1.0" encoding="utf-8"?>
-<ds:datastoreItem xmlns:ds="http://schemas.openxmlformats.org/officeDocument/2006/customXml" ds:itemID="{28FDBC9C-41B5-411D-AED0-37633EBBDA97}">
-  <ds:schemaRefs>
-    <ds:schemaRef ds:uri="http://schemas.openxmlformats.org/officeDocument/2006/bibliography"/>
-  </ds:schemaRefs>
-</ds:datastoreItem>
 </file>